--- a/submitted/docs/sat_model.docx
+++ b/submitted/docs/sat_model.docx
@@ -10,7 +10,7 @@
         <w:t xml:space="preserve">A Model for the Distribution of SAT Total Scores</w:t>
       </w:r>
     </w:p>
-    <w:bookmarkStart w:id="9" w:name="abstract"/>
+    <w:bookmarkStart w:id="20" w:name="abstract"/>
     <w:p>
       <w:pPr>
         <w:pStyle w:val="Heading1"/>
@@ -195,8 +195,8 @@
         <w:t xml:space="preserve">0.5%–1.7%).</w:t>
       </w:r>
     </w:p>
-    <w:bookmarkEnd w:id="9"/>
-    <w:bookmarkStart w:id="10" w:name="introduction"/>
+    <w:bookmarkEnd w:id="20"/>
+    <w:bookmarkStart w:id="21" w:name="introduction"/>
     <w:p>
       <w:pPr>
         <w:pStyle w:val="Heading1"/>
@@ -974,8 +974,8 @@
         <w:t xml:space="preserve">credible interval 25:1 to 79:1).</w:t>
       </w:r>
     </w:p>
-    <w:bookmarkEnd w:id="10"/>
-    <w:bookmarkStart w:id="21" w:name="data"/>
+    <w:bookmarkEnd w:id="21"/>
+    <w:bookmarkStart w:id="32" w:name="data"/>
     <w:p>
       <w:pPr>
         <w:pStyle w:val="Heading1"/>
@@ -1082,7 +1082,7 @@
         <w:rPr>
           <w:rStyle w:val="FootnoteReference"/>
         </w:rPr>
-        <w:footnoteReference w:id="11"/>
+        <w:footnoteReference w:id="22"/>
       </w:r>
     </w:p>
     <w:p>
@@ -1227,7 +1227,7 @@
       <w:tr>
         <w:tc>
           <w:tcPr/>
-          <w:bookmarkStart w:id="12" w:name="tbl-pdf"/>
+          <w:bookmarkStart w:id="23" w:name="tbl-pdf"/>
           <w:p>
             <w:pPr>
               <w:jc w:val="center"/>
@@ -2239,7 +2239,7 @@
               </w:tc>
             </w:tr>
           </w:tbl>
-          <w:bookmarkEnd w:id="12"/>
+          <w:bookmarkEnd w:id="23"/>
           <w:p/>
         </w:tc>
       </w:tr>
@@ -2385,60 +2385,58 @@
         <w:t xml:space="preserve"> </w:t>
       </w:r>
       <m:oMath>
-        <m:r>
-          <m:rPr>
-            <m:sty m:val="p"/>
-          </m:rPr>
-          <m:t>(</m:t>
-        </m:r>
-        <m:sSub>
+        <m:d>
+          <m:dPr>
+            <m:begChr m:val="("/>
+            <m:sepChr m:val=""/>
+            <m:endChr m:val=")"/>
+            <m:grow/>
+          </m:dPr>
           <m:e>
-            <m:r>
-              <m:t>π</m:t>
-            </m:r>
+            <m:sSub>
+              <m:e>
+                <m:r>
+                  <m:t>π</m:t>
+                </m:r>
+              </m:e>
+              <m:sub>
+                <m:r>
+                  <m:t>1</m:t>
+                </m:r>
+              </m:sub>
+            </m:sSub>
+            <m:r>
+              <m:rPr>
+                <m:sty m:val="p"/>
+              </m:rPr>
+              <m:t>,</m:t>
+            </m:r>
+            <m:r>
+              <m:rPr>
+                <m:sty m:val="p"/>
+              </m:rPr>
+              <m:t>…</m:t>
+            </m:r>
+            <m:r>
+              <m:rPr>
+                <m:sty m:val="p"/>
+              </m:rPr>
+              <m:t>,</m:t>
+            </m:r>
+            <m:sSub>
+              <m:e>
+                <m:r>
+                  <m:t>π</m:t>
+                </m:r>
+              </m:e>
+              <m:sub>
+                <m:r>
+                  <m:t>6</m:t>
+                </m:r>
+              </m:sub>
+            </m:sSub>
           </m:e>
-          <m:sub>
-            <m:r>
-              <m:t>1</m:t>
-            </m:r>
-          </m:sub>
-        </m:sSub>
-        <m:r>
-          <m:rPr>
-            <m:sty m:val="p"/>
-          </m:rPr>
-          <m:t>,</m:t>
-        </m:r>
-        <m:r>
-          <m:rPr>
-            <m:sty m:val="p"/>
-          </m:rPr>
-          <m:t>…</m:t>
-        </m:r>
-        <m:r>
-          <m:rPr>
-            <m:sty m:val="p"/>
-          </m:rPr>
-          <m:t>,</m:t>
-        </m:r>
-        <m:sSub>
-          <m:e>
-            <m:r>
-              <m:t>π</m:t>
-            </m:r>
-          </m:e>
-          <m:sub>
-            <m:r>
-              <m:t>6</m:t>
-            </m:r>
-          </m:sub>
-        </m:sSub>
-        <m:r>
-          <m:rPr>
-            <m:sty m:val="p"/>
-          </m:rPr>
-          <m:t>)</m:t>
-        </m:r>
+        </m:d>
       </m:oMath>
       <w:r>
         <w:t xml:space="preserve"> </w:t>
@@ -2474,39 +2472,37 @@
           </m:rPr>
           <m:t>[</m:t>
         </m:r>
-        <m:r>
-          <m:rPr>
-            <m:sty m:val="p"/>
-          </m:rPr>
-          <m:t>(</m:t>
-        </m:r>
-        <m:sSub>
+        <m:d>
+          <m:dPr>
+            <m:begChr m:val="("/>
+            <m:sepChr m:val=""/>
+            <m:endChr m:val=")"/>
+            <m:grow/>
+          </m:dPr>
           <m:e>
-            <m:r>
-              <m:t>k</m:t>
+            <m:sSub>
+              <m:e>
+                <m:r>
+                  <m:t>k</m:t>
+                </m:r>
+              </m:e>
+              <m:sub>
+                <m:r>
+                  <m:t>b</m:t>
+                </m:r>
+              </m:sub>
+            </m:sSub>
+            <m:r>
+              <m:rPr>
+                <m:sty m:val="p"/>
+              </m:rPr>
+              <m:t>−</m:t>
+            </m:r>
+            <m:r>
+              <m:t>0.5</m:t>
             </m:r>
           </m:e>
-          <m:sub>
-            <m:r>
-              <m:t>b</m:t>
-            </m:r>
-          </m:sub>
-        </m:sSub>
-        <m:r>
-          <m:rPr>
-            <m:sty m:val="p"/>
-          </m:rPr>
-          <m:t>−</m:t>
-        </m:r>
-        <m:r>
-          <m:t>0.5</m:t>
-        </m:r>
-        <m:r>
-          <m:rPr>
-            <m:sty m:val="p"/>
-          </m:rPr>
-          <m:t>)</m:t>
-        </m:r>
+        </m:d>
         <m:r>
           <m:rPr>
             <m:sty m:val="p"/>
@@ -2525,39 +2521,37 @@
         <m:r>
           <m:t> </m:t>
         </m:r>
-        <m:r>
-          <m:rPr>
-            <m:sty m:val="p"/>
-          </m:rPr>
-          <m:t>(</m:t>
-        </m:r>
-        <m:sSub>
+        <m:d>
+          <m:dPr>
+            <m:begChr m:val="("/>
+            <m:sepChr m:val=""/>
+            <m:endChr m:val=")"/>
+            <m:grow/>
+          </m:dPr>
           <m:e>
-            <m:r>
-              <m:t>k</m:t>
+            <m:sSub>
+              <m:e>
+                <m:r>
+                  <m:t>k</m:t>
+                </m:r>
+              </m:e>
+              <m:sub>
+                <m:r>
+                  <m:t>b</m:t>
+                </m:r>
+              </m:sub>
+            </m:sSub>
+            <m:r>
+              <m:rPr>
+                <m:sty m:val="p"/>
+              </m:rPr>
+              <m:t>+</m:t>
+            </m:r>
+            <m:r>
+              <m:t>0.5</m:t>
             </m:r>
           </m:e>
-          <m:sub>
-            <m:r>
-              <m:t>b</m:t>
-            </m:r>
-          </m:sub>
-        </m:sSub>
-        <m:r>
-          <m:rPr>
-            <m:sty m:val="p"/>
-          </m:rPr>
-          <m:t>+</m:t>
-        </m:r>
-        <m:r>
-          <m:t>0.5</m:t>
-        </m:r>
-        <m:r>
-          <m:rPr>
-            <m:sty m:val="p"/>
-          </m:rPr>
-          <m:t>)</m:t>
-        </m:r>
+        </m:d>
         <m:r>
           <m:rPr>
             <m:sty m:val="p"/>
@@ -2910,7 +2904,7 @@
       <w:tr>
         <w:tc>
           <w:tcPr/>
-          <w:bookmarkStart w:id="16" w:name="fig-data-trends"/>
+          <w:bookmarkStart w:id="27" w:name="fig-data-trends"/>
           <w:p>
             <w:pPr>
               <w:pStyle w:val="Compact"/>
@@ -2921,18 +2915,18 @@
                 <wp:inline>
                   <wp:extent cx="5334000" cy="2370666"/>
                   <wp:effectExtent b="0" l="0" r="0" t="0"/>
-                  <wp:docPr descr="" title="" id="14" name="Picture"/>
+                  <wp:docPr descr="" title="" id="25" name="Picture"/>
                   <a:graphic>
                     <a:graphicData uri="http://schemas.openxmlformats.org/drawingml/2006/picture">
                       <pic:pic>
                         <pic:nvPicPr>
-                          <pic:cNvPr descr="sat_model_files/figure-docx/fig-data-trends-1.png" id="15" name="Picture"/>
+                          <pic:cNvPr descr="sat_model_files/figure-docx/fig-data-trends-1.png" id="26" name="Picture"/>
                           <pic:cNvPicPr>
                             <a:picLocks noChangeArrowheads="1" noChangeAspect="1"/>
                           </pic:cNvPicPr>
                         </pic:nvPicPr>
                         <pic:blipFill>
-                          <a:blip r:embed="rId13"/>
+                          <a:blip r:embed="rId24"/>
                           <a:stretch>
                             <a:fillRect/>
                           </a:stretch>
@@ -3103,7 +3097,7 @@
               <w:t xml:space="preserve">; only the last falls on the round-hundred grid, because the top band 1400–1600 is 200 points wide rather than 190). The band-midpoint SD is a coarse proxy for each group’s within-group SD, not the published cohort SD recovered in Validation.</w:t>
             </w:r>
           </w:p>
-          <w:bookmarkEnd w:id="16"/>
+          <w:bookmarkEnd w:id="27"/>
         </w:tc>
       </w:tr>
     </w:tbl>
@@ -3305,7 +3299,7 @@
       <w:tr>
         <w:tc>
           <w:tcPr/>
-          <w:bookmarkStart w:id="20" w:name="fig-band-composition"/>
+          <w:bookmarkStart w:id="31" w:name="fig-band-composition"/>
           <w:p>
             <w:pPr>
               <w:pStyle w:val="Compact"/>
@@ -3316,18 +3310,18 @@
                 <wp:inline>
                   <wp:extent cx="5334000" cy="3467100"/>
                   <wp:effectExtent b="0" l="0" r="0" t="0"/>
-                  <wp:docPr descr="" title="" id="18" name="Picture"/>
+                  <wp:docPr descr="" title="" id="29" name="Picture"/>
                   <a:graphic>
                     <a:graphicData uri="http://schemas.openxmlformats.org/drawingml/2006/picture">
                       <pic:pic>
                         <pic:nvPicPr>
-                          <pic:cNvPr descr="sat_model_files/figure-docx/fig-band-composition-1.png" id="19" name="Picture"/>
+                          <pic:cNvPr descr="sat_model_files/figure-docx/fig-band-composition-1.png" id="30" name="Picture"/>
                           <pic:cNvPicPr>
                             <a:picLocks noChangeArrowheads="1" noChangeAspect="1"/>
                           </pic:cNvPicPr>
                         </pic:nvPicPr>
                         <pic:blipFill>
-                          <a:blip r:embed="rId17"/>
+                          <a:blip r:embed="rId28"/>
                           <a:stretch>
                             <a:fillRect/>
                           </a:stretch>
@@ -3383,7 +3377,7 @@
               <w:t xml:space="preserve">Each panel shows one racial/ethnic group. Within a panel, score band runs along the horizontal axis and the eight side-by-side bars within each band give the percentage of the group’s test-takers in that band, by graduating-class year from 2018 (darkest) through 2025 (lightest).</w:t>
             </w:r>
           </w:p>
-          <w:bookmarkEnd w:id="20"/>
+          <w:bookmarkEnd w:id="31"/>
         </w:tc>
       </w:tr>
     </w:tbl>
@@ -3484,8 +3478,8 @@
         <w:t xml:space="preserve">.</w:t>
       </w:r>
     </w:p>
-    <w:bookmarkEnd w:id="21"/>
-    <w:bookmarkStart w:id="36" w:name="methods"/>
+    <w:bookmarkEnd w:id="32"/>
+    <w:bookmarkStart w:id="47" w:name="methods"/>
     <w:p>
       <w:pPr>
         <w:pStyle w:val="Heading1"/>
@@ -3526,7 +3520,7 @@
         <w:t xml:space="preserve">in turn, followed by the priors and the estimation procedure.</w:t>
       </w:r>
     </w:p>
-    <w:bookmarkStart w:id="27" w:name="sec-shape"/>
+    <w:bookmarkStart w:id="38" w:name="sec-shape"/>
     <w:p>
       <w:pPr>
         <w:pStyle w:val="Heading2"/>
@@ -3724,35 +3718,33 @@
         </m:r>
         <m:r>
           <m:rPr>
+            <m:sty m:val="p"/>
             <m:scr m:val="script"/>
-            <m:sty m:val="p"/>
           </m:rPr>
           <m:t>N</m:t>
         </m:r>
-        <m:r>
-          <m:rPr>
-            <m:sty m:val="p"/>
-          </m:rPr>
-          <m:t>(</m:t>
-        </m:r>
-        <m:r>
-          <m:t>0</m:t>
-        </m:r>
-        <m:r>
-          <m:rPr>
-            <m:sty m:val="p"/>
-          </m:rPr>
-          <m:t>,</m:t>
-        </m:r>
-        <m:r>
-          <m:t>1</m:t>
-        </m:r>
-        <m:r>
-          <m:rPr>
-            <m:sty m:val="p"/>
-          </m:rPr>
-          <m:t>)</m:t>
-        </m:r>
+        <m:d>
+          <m:dPr>
+            <m:begChr m:val="("/>
+            <m:sepChr m:val=""/>
+            <m:endChr m:val=")"/>
+            <m:grow/>
+          </m:dPr>
+          <m:e>
+            <m:r>
+              <m:t>0</m:t>
+            </m:r>
+            <m:r>
+              <m:rPr>
+                <m:sty m:val="p"/>
+              </m:rPr>
+              <m:t>,</m:t>
+            </m:r>
+            <m:r>
+              <m:t>1</m:t>
+            </m:r>
+          </m:e>
+        </m:d>
       </m:oMath>
       <w:r>
         <w:t xml:space="preserve">, the standardized SHASH variable is</w:t>
@@ -3762,7 +3754,7 @@
       <w:pPr>
         <w:pStyle w:val="BodyText"/>
       </w:pPr>
-      <w:bookmarkStart w:id="22" w:name="eq-shash"/>
+      <w:bookmarkStart w:id="33" w:name="eq-shash"/>
       <m:oMathPara>
         <m:oMathParaPr>
           <m:jc m:val="center"/>
@@ -3811,21 +3803,19 @@
                     </m:rPr>
                     <m:t>asinh</m:t>
                   </m:r>
-                  <m:r>
-                    <m:rPr>
-                      <m:sty m:val="p"/>
-                    </m:rPr>
-                    <m:t>(</m:t>
-                  </m:r>
-                  <m:r>
-                    <m:t>Z</m:t>
-                  </m:r>
-                  <m:r>
-                    <m:rPr>
-                      <m:sty m:val="p"/>
-                    </m:rPr>
-                    <m:t>)</m:t>
-                  </m:r>
+                  <m:d>
+                    <m:dPr>
+                      <m:begChr m:val="("/>
+                      <m:sepChr m:val=""/>
+                      <m:endChr m:val=")"/>
+                      <m:grow/>
+                    </m:dPr>
+                    <m:e>
+                      <m:r>
+                        <m:t>Z</m:t>
+                      </m:r>
+                    </m:e>
+                  </m:d>
                   <m:r>
                     <m:rPr>
                       <m:sty m:val="p"/>
@@ -3874,24 +3864,22 @@
           <m:r>
             <m:t>  </m:t>
           </m:r>
-          <m:r>
-            <m:rPr>
-              <m:sty m:val="p"/>
-            </m:rPr>
-            <m:t>(</m:t>
-          </m:r>
-          <m:r>
-            <m:t>1</m:t>
-          </m:r>
-          <m:r>
-            <m:rPr>
-              <m:sty m:val="p"/>
-            </m:rPr>
-            <m:t>)</m:t>
-          </m:r>
+          <m:d>
+            <m:dPr>
+              <m:begChr m:val="("/>
+              <m:sepChr m:val=""/>
+              <m:endChr m:val=")"/>
+              <m:grow/>
+            </m:dPr>
+            <m:e>
+              <m:r>
+                <m:t>1</m:t>
+              </m:r>
+            </m:e>
+          </m:d>
         </m:oMath>
       </m:oMathPara>
-      <w:bookmarkEnd w:id="22"/>
+      <w:bookmarkEnd w:id="33"/>
     </w:p>
     <w:p>
       <w:pPr>
@@ -4245,9 +4233,6 @@
       </w:r>
       <m:oMath>
         <m:r>
-          <m:rPr>
-            <m:sty m:val="p"/>
-          </m:rPr>
           <m:t>Φ</m:t>
         </m:r>
       </m:oMath>
@@ -4262,7 +4247,7 @@
       <w:pPr>
         <w:pStyle w:val="BodyText"/>
       </w:pPr>
-      <w:bookmarkStart w:id="23" w:name="eq-cdf"/>
+      <w:bookmarkStart w:id="34" w:name="eq-cdf"/>
       <m:oMathPara>
         <m:oMathParaPr>
           <m:jc m:val="center"/>
@@ -4271,57 +4256,55 @@
           <m:r>
             <m:t>F</m:t>
           </m:r>
-          <m:r>
-            <m:rPr>
-              <m:sty m:val="p"/>
-            </m:rPr>
-            <m:t>(</m:t>
-          </m:r>
-          <m:r>
-            <m:t>s</m:t>
-          </m:r>
-          <m:r>
-            <m:rPr>
-              <m:sty m:val="p"/>
-            </m:rPr>
-            <m:t>∣</m:t>
-          </m:r>
-          <m:r>
-            <m:t>μ</m:t>
-          </m:r>
-          <m:r>
-            <m:rPr>
-              <m:sty m:val="p"/>
-            </m:rPr>
-            <m:t>,</m:t>
-          </m:r>
-          <m:r>
-            <m:t>σ</m:t>
-          </m:r>
-          <m:r>
-            <m:rPr>
-              <m:sty m:val="p"/>
-            </m:rPr>
-            <m:t>,</m:t>
-          </m:r>
-          <m:r>
-            <m:t>ϵ</m:t>
-          </m:r>
-          <m:r>
-            <m:rPr>
-              <m:sty m:val="p"/>
-            </m:rPr>
-            <m:t>,</m:t>
-          </m:r>
-          <m:r>
-            <m:t>δ</m:t>
-          </m:r>
-          <m:r>
-            <m:rPr>
-              <m:sty m:val="p"/>
-            </m:rPr>
-            <m:t>)</m:t>
-          </m:r>
+          <m:d>
+            <m:dPr>
+              <m:begChr m:val="("/>
+              <m:sepChr m:val=""/>
+              <m:endChr m:val=")"/>
+              <m:grow/>
+            </m:dPr>
+            <m:e>
+              <m:r>
+                <m:t>s</m:t>
+              </m:r>
+              <m:r>
+                <m:rPr>
+                  <m:sty m:val="p"/>
+                </m:rPr>
+                <m:t>∣</m:t>
+              </m:r>
+              <m:r>
+                <m:t>μ</m:t>
+              </m:r>
+              <m:r>
+                <m:rPr>
+                  <m:sty m:val="p"/>
+                </m:rPr>
+                <m:t>,</m:t>
+              </m:r>
+              <m:r>
+                <m:t>σ</m:t>
+              </m:r>
+              <m:r>
+                <m:rPr>
+                  <m:sty m:val="p"/>
+                </m:rPr>
+                <m:t>,</m:t>
+              </m:r>
+              <m:r>
+                <m:t>ϵ</m:t>
+              </m:r>
+              <m:r>
+                <m:rPr>
+                  <m:sty m:val="p"/>
+                </m:rPr>
+                <m:t>,</m:t>
+              </m:r>
+              <m:r>
+                <m:t>δ</m:t>
+              </m:r>
+            </m:e>
+          </m:d>
           <m:r>
             <m:t> </m:t>
           </m:r>
@@ -4335,9 +4318,6 @@
             <m:t> </m:t>
           </m:r>
           <m:r>
-            <m:rPr>
-              <m:sty m:val="p"/>
-            </m:rPr>
             <m:t>Φ</m:t>
           </m:r>
           <m:r>
@@ -4429,24 +4409,22 @@
           <m:r>
             <m:t>  </m:t>
           </m:r>
-          <m:r>
-            <m:rPr>
-              <m:sty m:val="p"/>
-            </m:rPr>
-            <m:t>(</m:t>
-          </m:r>
-          <m:r>
-            <m:t>2</m:t>
-          </m:r>
-          <m:r>
-            <m:rPr>
-              <m:sty m:val="p"/>
-            </m:rPr>
-            <m:t>)</m:t>
-          </m:r>
+          <m:d>
+            <m:dPr>
+              <m:begChr m:val="("/>
+              <m:sepChr m:val=""/>
+              <m:endChr m:val=")"/>
+              <m:grow/>
+            </m:dPr>
+            <m:e>
+              <m:r>
+                <m:t>2</m:t>
+              </m:r>
+            </m:e>
+          </m:d>
         </m:oMath>
       </m:oMathPara>
-      <w:bookmarkEnd w:id="23"/>
+      <w:bookmarkEnd w:id="34"/>
     </w:p>
     <w:p>
       <w:pPr>
@@ -4507,93 +4485,91 @@
         <w:t xml:space="preserve"> </w:t>
       </w:r>
       <m:oMath>
-        <m:r>
-          <m:rPr>
-            <m:sty m:val="p"/>
-          </m:rPr>
-          <m:t>(</m:t>
-        </m:r>
-        <m:r>
-          <m:rPr>
-            <m:sty m:val="p"/>
-          </m:rPr>
-          <m:t>−</m:t>
-        </m:r>
-        <m:r>
-          <m:rPr>
-            <m:sty m:val="p"/>
-          </m:rPr>
-          <m:t>∞</m:t>
-        </m:r>
-        <m:r>
-          <m:rPr>
-            <m:sty m:val="p"/>
-          </m:rPr>
-          <m:t>,</m:t>
-        </m:r>
-        <m:r>
-          <m:t>595</m:t>
-        </m:r>
-        <m:r>
-          <m:rPr>
-            <m:sty m:val="p"/>
-          </m:rPr>
-          <m:t>,</m:t>
-        </m:r>
-        <m:r>
-          <m:t>795</m:t>
-        </m:r>
-        <m:r>
-          <m:rPr>
-            <m:sty m:val="p"/>
-          </m:rPr>
-          <m:t>,</m:t>
-        </m:r>
-        <m:r>
-          <m:t>995</m:t>
-        </m:r>
-        <m:r>
-          <m:rPr>
-            <m:sty m:val="p"/>
-          </m:rPr>
-          <m:t>,</m:t>
-        </m:r>
-        <m:r>
-          <m:t>1195</m:t>
-        </m:r>
-        <m:r>
-          <m:rPr>
-            <m:sty m:val="p"/>
-          </m:rPr>
-          <m:t>,</m:t>
-        </m:r>
-        <m:r>
-          <m:t>1395</m:t>
-        </m:r>
-        <m:r>
-          <m:rPr>
-            <m:sty m:val="p"/>
-          </m:rPr>
-          <m:t>,</m:t>
-        </m:r>
-        <m:r>
-          <m:rPr>
-            <m:sty m:val="p"/>
-          </m:rPr>
-          <m:t>+</m:t>
-        </m:r>
-        <m:r>
-          <m:rPr>
-            <m:sty m:val="p"/>
-          </m:rPr>
-          <m:t>∞</m:t>
-        </m:r>
-        <m:r>
-          <m:rPr>
-            <m:sty m:val="p"/>
-          </m:rPr>
-          <m:t>)</m:t>
-        </m:r>
+        <m:d>
+          <m:dPr>
+            <m:begChr m:val="("/>
+            <m:sepChr m:val=""/>
+            <m:endChr m:val=")"/>
+            <m:grow/>
+          </m:dPr>
+          <m:e>
+            <m:r>
+              <m:rPr>
+                <m:sty m:val="p"/>
+              </m:rPr>
+              <m:t>−</m:t>
+            </m:r>
+            <m:r>
+              <m:rPr>
+                <m:sty m:val="p"/>
+              </m:rPr>
+              <m:t>∞</m:t>
+            </m:r>
+            <m:r>
+              <m:rPr>
+                <m:sty m:val="p"/>
+              </m:rPr>
+              <m:t>,</m:t>
+            </m:r>
+            <m:r>
+              <m:t>595</m:t>
+            </m:r>
+            <m:r>
+              <m:rPr>
+                <m:sty m:val="p"/>
+              </m:rPr>
+              <m:t>,</m:t>
+            </m:r>
+            <m:r>
+              <m:t>795</m:t>
+            </m:r>
+            <m:r>
+              <m:rPr>
+                <m:sty m:val="p"/>
+              </m:rPr>
+              <m:t>,</m:t>
+            </m:r>
+            <m:r>
+              <m:t>995</m:t>
+            </m:r>
+            <m:r>
+              <m:rPr>
+                <m:sty m:val="p"/>
+              </m:rPr>
+              <m:t>,</m:t>
+            </m:r>
+            <m:r>
+              <m:t>1195</m:t>
+            </m:r>
+            <m:r>
+              <m:rPr>
+                <m:sty m:val="p"/>
+              </m:rPr>
+              <m:t>,</m:t>
+            </m:r>
+            <m:r>
+              <m:t>1395</m:t>
+            </m:r>
+            <m:r>
+              <m:rPr>
+                <m:sty m:val="p"/>
+              </m:rPr>
+              <m:t>,</m:t>
+            </m:r>
+            <m:r>
+              <m:rPr>
+                <m:sty m:val="p"/>
+              </m:rPr>
+              <m:t>+</m:t>
+            </m:r>
+            <m:r>
+              <m:rPr>
+                <m:sty m:val="p"/>
+              </m:rPr>
+              <m:t>∞</m:t>
+            </m:r>
+          </m:e>
+        </m:d>
       </m:oMath>
       <w:r>
         <w:t xml:space="preserve">, the bottom band</w:t>
@@ -4663,7 +4639,7 @@
       <w:pPr>
         <w:pStyle w:val="BodyText"/>
       </w:pPr>
-      <w:bookmarkStart w:id="24" w:name="eq-bandprob"/>
+      <w:bookmarkStart w:id="35" w:name="eq-bandprob"/>
       <m:oMathPara>
         <m:oMathParaPr>
           <m:jc m:val="center"/>
@@ -4714,120 +4690,118 @@
           <m:r>
             <m:t>F</m:t>
           </m:r>
-          <m:r>
-            <m:rPr>
-              <m:sty m:val="p"/>
-            </m:rPr>
-            <m:t>(</m:t>
-          </m:r>
-          <m:sSub>
+          <m:d>
+            <m:dPr>
+              <m:begChr m:val="("/>
+              <m:sepChr m:val=""/>
+              <m:endChr m:val=")"/>
+              <m:grow/>
+            </m:dPr>
             <m:e>
+              <m:sSub>
+                <m:e>
+                  <m:r>
+                    <m:t>e</m:t>
+                  </m:r>
+                </m:e>
+                <m:sub>
+                  <m:r>
+                    <m:t>b</m:t>
+                  </m:r>
+                </m:sub>
+              </m:sSub>
               <m:r>
-                <m:t>e</m:t>
+                <m:rPr>
+                  <m:sty m:val="p"/>
+                </m:rPr>
+                <m:t>∣</m:t>
               </m:r>
-            </m:e>
-            <m:sub>
-              <m:r>
-                <m:t>b</m:t>
-              </m:r>
-            </m:sub>
-          </m:sSub>
-          <m:r>
-            <m:rPr>
-              <m:sty m:val="p"/>
-            </m:rPr>
-            <m:t>∣</m:t>
-          </m:r>
-          <m:sSub>
-            <m:e>
-              <m:r>
-                <m:t>μ</m:t>
-              </m:r>
-            </m:e>
-            <m:sub>
-              <m:r>
-                <m:t>r</m:t>
-              </m:r>
+              <m:sSub>
+                <m:e>
+                  <m:r>
+                    <m:t>μ</m:t>
+                  </m:r>
+                </m:e>
+                <m:sub>
+                  <m:r>
+                    <m:t>r</m:t>
+                  </m:r>
+                  <m:r>
+                    <m:rPr>
+                      <m:sty m:val="p"/>
+                    </m:rPr>
+                    <m:t>,</m:t>
+                  </m:r>
+                  <m:r>
+                    <m:t>y</m:t>
+                  </m:r>
+                </m:sub>
+              </m:sSub>
               <m:r>
                 <m:rPr>
                   <m:sty m:val="p"/>
                 </m:rPr>
                 <m:t>,</m:t>
               </m:r>
-              <m:r>
-                <m:t>y</m:t>
-              </m:r>
-            </m:sub>
-          </m:sSub>
-          <m:r>
-            <m:rPr>
-              <m:sty m:val="p"/>
-            </m:rPr>
-            <m:t>,</m:t>
-          </m:r>
-          <m:sSub>
-            <m:e>
-              <m:r>
-                <m:t>σ</m:t>
-              </m:r>
-            </m:e>
-            <m:sub>
-              <m:r>
-                <m:t>r</m:t>
-              </m:r>
+              <m:sSub>
+                <m:e>
+                  <m:r>
+                    <m:t>σ</m:t>
+                  </m:r>
+                </m:e>
+                <m:sub>
+                  <m:r>
+                    <m:t>r</m:t>
+                  </m:r>
+                  <m:r>
+                    <m:rPr>
+                      <m:sty m:val="p"/>
+                    </m:rPr>
+                    <m:t>,</m:t>
+                  </m:r>
+                  <m:r>
+                    <m:t>y</m:t>
+                  </m:r>
+                </m:sub>
+              </m:sSub>
               <m:r>
                 <m:rPr>
                   <m:sty m:val="p"/>
                 </m:rPr>
                 <m:t>,</m:t>
               </m:r>
+              <m:sSub>
+                <m:e>
+                  <m:r>
+                    <m:t>ϵ</m:t>
+                  </m:r>
+                </m:e>
+                <m:sub>
+                  <m:r>
+                    <m:t>r</m:t>
+                  </m:r>
+                </m:sub>
+              </m:sSub>
               <m:r>
-                <m:t>y</m:t>
+                <m:rPr>
+                  <m:sty m:val="p"/>
+                </m:rPr>
+                <m:t>,</m:t>
               </m:r>
-            </m:sub>
-          </m:sSub>
-          <m:r>
-            <m:rPr>
-              <m:sty m:val="p"/>
-            </m:rPr>
-            <m:t>,</m:t>
-          </m:r>
-          <m:sSub>
-            <m:e>
-              <m:r>
-                <m:t>ϵ</m:t>
-              </m:r>
+              <m:sSub>
+                <m:e>
+                  <m:r>
+                    <m:t>δ</m:t>
+                  </m:r>
+                </m:e>
+                <m:sub>
+                  <m:r>
+                    <m:t>r</m:t>
+                  </m:r>
+                </m:sub>
+              </m:sSub>
             </m:e>
-            <m:sub>
-              <m:r>
-                <m:t>r</m:t>
-              </m:r>
-            </m:sub>
-          </m:sSub>
-          <m:r>
-            <m:rPr>
-              <m:sty m:val="p"/>
-            </m:rPr>
-            <m:t>,</m:t>
-          </m:r>
-          <m:sSub>
-            <m:e>
-              <m:r>
-                <m:t>δ</m:t>
-              </m:r>
-            </m:e>
-            <m:sub>
-              <m:r>
-                <m:t>r</m:t>
-              </m:r>
-            </m:sub>
-          </m:sSub>
-          <m:r>
-            <m:rPr>
-              <m:sty m:val="p"/>
-            </m:rPr>
-            <m:t>)</m:t>
-          </m:r>
+          </m:d>
           <m:r>
             <m:rPr>
               <m:sty m:val="p"/>
@@ -4837,129 +4811,127 @@
           <m:r>
             <m:t>F</m:t>
           </m:r>
-          <m:r>
-            <m:rPr>
-              <m:sty m:val="p"/>
-            </m:rPr>
-            <m:t>(</m:t>
-          </m:r>
-          <m:sSub>
+          <m:d>
+            <m:dPr>
+              <m:begChr m:val="("/>
+              <m:sepChr m:val=""/>
+              <m:endChr m:val=")"/>
+              <m:grow/>
+            </m:dPr>
             <m:e>
-              <m:r>
-                <m:t>e</m:t>
-              </m:r>
-            </m:e>
-            <m:sub>
-              <m:r>
-                <m:t>b</m:t>
-              </m:r>
+              <m:sSub>
+                <m:e>
+                  <m:r>
+                    <m:t>e</m:t>
+                  </m:r>
+                </m:e>
+                <m:sub>
+                  <m:r>
+                    <m:t>b</m:t>
+                  </m:r>
+                  <m:r>
+                    <m:rPr>
+                      <m:sty m:val="p"/>
+                    </m:rPr>
+                    <m:t>−</m:t>
+                  </m:r>
+                  <m:r>
+                    <m:t>1</m:t>
+                  </m:r>
+                </m:sub>
+              </m:sSub>
               <m:r>
                 <m:rPr>
                   <m:sty m:val="p"/>
                 </m:rPr>
-                <m:t>−</m:t>
+                <m:t>∣</m:t>
               </m:r>
-              <m:r>
-                <m:t>1</m:t>
-              </m:r>
-            </m:sub>
-          </m:sSub>
-          <m:r>
-            <m:rPr>
-              <m:sty m:val="p"/>
-            </m:rPr>
-            <m:t>∣</m:t>
-          </m:r>
-          <m:sSub>
-            <m:e>
-              <m:r>
-                <m:t>μ</m:t>
-              </m:r>
-            </m:e>
-            <m:sub>
-              <m:r>
-                <m:t>r</m:t>
-              </m:r>
+              <m:sSub>
+                <m:e>
+                  <m:r>
+                    <m:t>μ</m:t>
+                  </m:r>
+                </m:e>
+                <m:sub>
+                  <m:r>
+                    <m:t>r</m:t>
+                  </m:r>
+                  <m:r>
+                    <m:rPr>
+                      <m:sty m:val="p"/>
+                    </m:rPr>
+                    <m:t>,</m:t>
+                  </m:r>
+                  <m:r>
+                    <m:t>y</m:t>
+                  </m:r>
+                </m:sub>
+              </m:sSub>
               <m:r>
                 <m:rPr>
                   <m:sty m:val="p"/>
                 </m:rPr>
                 <m:t>,</m:t>
               </m:r>
-              <m:r>
-                <m:t>y</m:t>
-              </m:r>
-            </m:sub>
-          </m:sSub>
-          <m:r>
-            <m:rPr>
-              <m:sty m:val="p"/>
-            </m:rPr>
-            <m:t>,</m:t>
-          </m:r>
-          <m:sSub>
-            <m:e>
-              <m:r>
-                <m:t>σ</m:t>
-              </m:r>
-            </m:e>
-            <m:sub>
-              <m:r>
-                <m:t>r</m:t>
-              </m:r>
+              <m:sSub>
+                <m:e>
+                  <m:r>
+                    <m:t>σ</m:t>
+                  </m:r>
+                </m:e>
+                <m:sub>
+                  <m:r>
+                    <m:t>r</m:t>
+                  </m:r>
+                  <m:r>
+                    <m:rPr>
+                      <m:sty m:val="p"/>
+                    </m:rPr>
+                    <m:t>,</m:t>
+                  </m:r>
+                  <m:r>
+                    <m:t>y</m:t>
+                  </m:r>
+                </m:sub>
+              </m:sSub>
               <m:r>
                 <m:rPr>
                   <m:sty m:val="p"/>
                 </m:rPr>
                 <m:t>,</m:t>
               </m:r>
+              <m:sSub>
+                <m:e>
+                  <m:r>
+                    <m:t>ϵ</m:t>
+                  </m:r>
+                </m:e>
+                <m:sub>
+                  <m:r>
+                    <m:t>r</m:t>
+                  </m:r>
+                </m:sub>
+              </m:sSub>
               <m:r>
-                <m:t>y</m:t>
+                <m:rPr>
+                  <m:sty m:val="p"/>
+                </m:rPr>
+                <m:t>,</m:t>
               </m:r>
-            </m:sub>
-          </m:sSub>
-          <m:r>
-            <m:rPr>
-              <m:sty m:val="p"/>
-            </m:rPr>
-            <m:t>,</m:t>
-          </m:r>
-          <m:sSub>
-            <m:e>
-              <m:r>
-                <m:t>ϵ</m:t>
-              </m:r>
+              <m:sSub>
+                <m:e>
+                  <m:r>
+                    <m:t>δ</m:t>
+                  </m:r>
+                </m:e>
+                <m:sub>
+                  <m:r>
+                    <m:t>r</m:t>
+                  </m:r>
+                </m:sub>
+              </m:sSub>
             </m:e>
-            <m:sub>
-              <m:r>
-                <m:t>r</m:t>
-              </m:r>
-            </m:sub>
-          </m:sSub>
-          <m:r>
-            <m:rPr>
-              <m:sty m:val="p"/>
-            </m:rPr>
-            <m:t>,</m:t>
-          </m:r>
-          <m:sSub>
-            <m:e>
-              <m:r>
-                <m:t>δ</m:t>
-              </m:r>
-            </m:e>
-            <m:sub>
-              <m:r>
-                <m:t>r</m:t>
-              </m:r>
-            </m:sub>
-          </m:sSub>
-          <m:r>
-            <m:rPr>
-              <m:sty m:val="p"/>
-            </m:rPr>
-            <m:t>)</m:t>
-          </m:r>
+          </m:d>
           <m:r>
             <m:rPr>
               <m:sty m:val="p"/>
@@ -4969,24 +4941,22 @@
           <m:r>
             <m:t>  </m:t>
           </m:r>
-          <m:r>
-            <m:rPr>
-              <m:sty m:val="p"/>
-            </m:rPr>
-            <m:t>(</m:t>
-          </m:r>
-          <m:r>
-            <m:t>3</m:t>
-          </m:r>
-          <m:r>
-            <m:rPr>
-              <m:sty m:val="p"/>
-            </m:rPr>
-            <m:t>)</m:t>
-          </m:r>
+          <m:d>
+            <m:dPr>
+              <m:begChr m:val="("/>
+              <m:sepChr m:val=""/>
+              <m:endChr m:val=")"/>
+              <m:grow/>
+            </m:dPr>
+            <m:e>
+              <m:r>
+                <m:t>3</m:t>
+              </m:r>
+            </m:e>
+          </m:d>
         </m:oMath>
       </m:oMathPara>
-      <w:bookmarkEnd w:id="24"/>
+      <w:bookmarkEnd w:id="35"/>
     </w:p>
     <w:p>
       <w:pPr>
@@ -5072,34 +5042,32 @@
         <m:r>
           <m:t>P</m:t>
         </m:r>
-        <m:r>
-          <m:rPr>
-            <m:sty m:val="p"/>
-          </m:rPr>
-          <m:t>(</m:t>
-        </m:r>
-        <m:r>
-          <m:rPr>
-            <m:nor/>
-            <m:sty m:val="p"/>
-          </m:rPr>
-          <m:t>score</m:t>
-        </m:r>
-        <m:r>
-          <m:rPr>
-            <m:sty m:val="p"/>
-          </m:rPr>
-          <m:t>≥</m:t>
-        </m:r>
-        <m:r>
-          <m:t>t</m:t>
-        </m:r>
-        <m:r>
-          <m:rPr>
-            <m:sty m:val="p"/>
-          </m:rPr>
-          <m:t>)</m:t>
-        </m:r>
+        <m:d>
+          <m:dPr>
+            <m:begChr m:val="("/>
+            <m:sepChr m:val=""/>
+            <m:endChr m:val=")"/>
+            <m:grow/>
+          </m:dPr>
+          <m:e>
+            <m:r>
+              <m:rPr>
+                <m:nor/>
+                <m:sty m:val="p"/>
+              </m:rPr>
+              <m:t>score</m:t>
+            </m:r>
+            <m:r>
+              <m:rPr>
+                <m:sty m:val="p"/>
+              </m:rPr>
+              <m:t>≥</m:t>
+            </m:r>
+            <m:r>
+              <m:t>t</m:t>
+            </m:r>
+          </m:e>
+        </m:d>
       </m:oMath>
       <w:r>
         <w:t xml:space="preserve"> </w:t>
@@ -5196,7 +5164,7 @@
       <w:pPr>
         <w:pStyle w:val="BodyText"/>
       </w:pPr>
-      <w:bookmarkStart w:id="25" w:name="eq-scaletrend"/>
+      <w:bookmarkStart w:id="36" w:name="eq-scaletrend"/>
       <m:oMathPara>
         <m:oMathParaPr>
           <m:jc m:val="center"/>
@@ -5326,24 +5294,22 @@
           <m:r>
             <m:t>  </m:t>
           </m:r>
-          <m:r>
-            <m:rPr>
-              <m:sty m:val="p"/>
-            </m:rPr>
-            <m:t>(</m:t>
-          </m:r>
-          <m:r>
-            <m:t>4</m:t>
-          </m:r>
-          <m:r>
-            <m:rPr>
-              <m:sty m:val="p"/>
-            </m:rPr>
-            <m:t>)</m:t>
-          </m:r>
+          <m:d>
+            <m:dPr>
+              <m:begChr m:val="("/>
+              <m:sepChr m:val=""/>
+              <m:endChr m:val=")"/>
+              <m:grow/>
+            </m:dPr>
+            <m:e>
+              <m:r>
+                <m:t>4</m:t>
+              </m:r>
+            </m:e>
+          </m:d>
         </m:oMath>
       </m:oMathPara>
-      <w:bookmarkEnd w:id="25"/>
+      <w:bookmarkEnd w:id="36"/>
     </w:p>
     <w:p>
       <w:pPr>
@@ -5745,11 +5711,11 @@
         <w:rPr>
           <w:rStyle w:val="FootnoteReference"/>
         </w:rPr>
-        <w:footnoteReference w:id="26"/>
+        <w:footnoteReference w:id="37"/>
       </w:r>
     </w:p>
-    <w:bookmarkEnd w:id="27"/>
-    <w:bookmarkStart w:id="29" w:name="sec-likelihood"/>
+    <w:bookmarkEnd w:id="38"/>
+    <w:bookmarkStart w:id="40" w:name="sec-likelihood"/>
     <w:p>
       <w:pPr>
         <w:pStyle w:val="Heading2"/>
@@ -5815,29 +5781,51 @@
           </m:rPr>
           <m:t>=</m:t>
         </m:r>
-        <m:r>
-          <m:rPr>
-            <m:sty m:val="p"/>
-          </m:rPr>
-          <m:t>(</m:t>
-        </m:r>
-        <m:sSub>
+        <m:d>
+          <m:dPr>
+            <m:begChr m:val="("/>
+            <m:sepChr m:val=""/>
+            <m:endChr m:val=")"/>
+            <m:grow/>
+          </m:dPr>
           <m:e>
-            <m:acc>
-              <m:accPr>
-                <m:chr m:val="̂"/>
-              </m:accPr>
+            <m:sSub>
               <m:e>
+                <m:acc>
+                  <m:accPr>
+                    <m:chr m:val="̂"/>
+                  </m:accPr>
+                  <m:e>
+                    <m:r>
+                      <m:t>p</m:t>
+                    </m:r>
+                  </m:e>
+                </m:acc>
+              </m:e>
+              <m:sub>
                 <m:r>
-                  <m:t>p</m:t>
+                  <m:t>r</m:t>
                 </m:r>
-              </m:e>
-            </m:acc>
-          </m:e>
-          <m:sub>
-            <m:r>
-              <m:t>r</m:t>
-            </m:r>
+                <m:r>
+                  <m:rPr>
+                    <m:sty m:val="p"/>
+                  </m:rPr>
+                  <m:t>,</m:t>
+                </m:r>
+                <m:r>
+                  <m:t>y</m:t>
+                </m:r>
+                <m:r>
+                  <m:rPr>
+                    <m:sty m:val="p"/>
+                  </m:rPr>
+                  <m:t>,</m:t>
+                </m:r>
+                <m:r>
+                  <m:t>1</m:t>
+                </m:r>
+              </m:sub>
+            </m:sSub>
             <m:r>
               <m:rPr>
                 <m:sty m:val="p"/>
@@ -5845,7 +5833,10 @@
               <m:t>,</m:t>
             </m:r>
             <m:r>
-              <m:t>y</m:t>
+              <m:rPr>
+                <m:sty m:val="p"/>
+              </m:rPr>
+              <m:t>…</m:t>
             </m:r>
             <m:r>
               <m:rPr>
@@ -5853,45 +5844,72 @@
               </m:rPr>
               <m:t>,</m:t>
             </m:r>
-            <m:r>
-              <m:t>1</m:t>
-            </m:r>
-          </m:sub>
-        </m:sSub>
-        <m:r>
-          <m:rPr>
-            <m:sty m:val="p"/>
-          </m:rPr>
-          <m:t>,</m:t>
-        </m:r>
-        <m:r>
-          <m:rPr>
-            <m:sty m:val="p"/>
-          </m:rPr>
-          <m:t>…</m:t>
-        </m:r>
-        <m:r>
-          <m:rPr>
-            <m:sty m:val="p"/>
-          </m:rPr>
-          <m:t>,</m:t>
-        </m:r>
-        <m:sSub>
+            <m:sSub>
+              <m:e>
+                <m:acc>
+                  <m:accPr>
+                    <m:chr m:val="̂"/>
+                  </m:accPr>
+                  <m:e>
+                    <m:r>
+                      <m:t>p</m:t>
+                    </m:r>
+                  </m:e>
+                </m:acc>
+              </m:e>
+              <m:sub>
+                <m:r>
+                  <m:t>r</m:t>
+                </m:r>
+                <m:r>
+                  <m:rPr>
+                    <m:sty m:val="p"/>
+                  </m:rPr>
+                  <m:t>,</m:t>
+                </m:r>
+                <m:r>
+                  <m:t>y</m:t>
+                </m:r>
+                <m:r>
+                  <m:rPr>
+                    <m:sty m:val="p"/>
+                  </m:rPr>
+                  <m:t>,</m:t>
+                </m:r>
+                <m:r>
+                  <m:t>6</m:t>
+                </m:r>
+              </m:sub>
+            </m:sSub>
+          </m:e>
+        </m:d>
+      </m:oMath>
+      <w:r>
+        <w:t xml:space="preserve"> </w:t>
+      </w:r>
+      <w:r>
+        <w:t xml:space="preserve">be</w:t>
+      </w:r>
+      <w:r>
+        <w:t xml:space="preserve"> </w:t>
+      </w:r>
+      <w:r>
+        <w:t xml:space="preserve">the six band proportions for that imputation (each in</w:t>
+      </w:r>
+      <w:r>
+        <w:t xml:space="preserve"> </w:t>
+      </w:r>
+      <m:oMath>
+        <m:d>
+          <m:dPr>
+            <m:begChr m:val="["/>
+            <m:sepChr m:val=""/>
+            <m:endChr m:val="]"/>
+            <m:grow/>
+          </m:dPr>
           <m:e>
-            <m:acc>
-              <m:accPr>
-                <m:chr m:val="̂"/>
-              </m:accPr>
-              <m:e>
-                <m:r>
-                  <m:t>p</m:t>
-                </m:r>
-              </m:e>
-            </m:acc>
-          </m:e>
-          <m:sub>
-            <m:r>
-              <m:t>r</m:t>
+            <m:r>
+              <m:t>0</m:t>
             </m:r>
             <m:r>
               <m:rPr>
@@ -5900,66 +5918,10 @@
               <m:t>,</m:t>
             </m:r>
             <m:r>
-              <m:t>y</m:t>
-            </m:r>
-            <m:r>
-              <m:rPr>
-                <m:sty m:val="p"/>
-              </m:rPr>
-              <m:t>,</m:t>
-            </m:r>
-            <m:r>
-              <m:t>6</m:t>
-            </m:r>
-          </m:sub>
-        </m:sSub>
-        <m:r>
-          <m:rPr>
-            <m:sty m:val="p"/>
-          </m:rPr>
-          <m:t>)</m:t>
-        </m:r>
-      </m:oMath>
-      <w:r>
-        <w:t xml:space="preserve"> </w:t>
-      </w:r>
-      <w:r>
-        <w:t xml:space="preserve">be</w:t>
-      </w:r>
-      <w:r>
-        <w:t xml:space="preserve"> </w:t>
-      </w:r>
-      <w:r>
-        <w:t xml:space="preserve">the six band proportions for that imputation (each in</w:t>
-      </w:r>
-      <w:r>
-        <w:t xml:space="preserve"> </w:t>
-      </w:r>
-      <m:oMath>
-        <m:r>
-          <m:rPr>
-            <m:sty m:val="p"/>
-          </m:rPr>
-          <m:t>[</m:t>
-        </m:r>
-        <m:r>
-          <m:t>0</m:t>
-        </m:r>
-        <m:r>
-          <m:rPr>
-            <m:sty m:val="p"/>
-          </m:rPr>
-          <m:t>,</m:t>
-        </m:r>
-        <m:r>
-          <m:t>1</m:t>
-        </m:r>
-        <m:r>
-          <m:rPr>
-            <m:sty m:val="p"/>
-          </m:rPr>
-          <m:t>]</m:t>
-        </m:r>
+              <m:t>1</m:t>
+            </m:r>
+          </m:e>
+        </m:d>
       </m:oMath>
       <w:r>
         <w:t xml:space="preserve">,</w:t>
@@ -6000,7 +5962,7 @@
       <w:pPr>
         <w:pStyle w:val="BodyText"/>
       </w:pPr>
-      <w:bookmarkStart w:id="28" w:name="eq-dirichlet"/>
+      <w:bookmarkStart w:id="39" w:name="eq-dirichlet"/>
       <m:oMathPara>
         <m:oMathParaPr>
           <m:jc m:val="center"/>
@@ -6135,24 +6097,22 @@
           <m:r>
             <m:t>  </m:t>
           </m:r>
-          <m:r>
-            <m:rPr>
-              <m:sty m:val="p"/>
-            </m:rPr>
-            <m:t>(</m:t>
-          </m:r>
-          <m:r>
-            <m:t>5</m:t>
-          </m:r>
-          <m:r>
-            <m:rPr>
-              <m:sty m:val="p"/>
-            </m:rPr>
-            <m:t>)</m:t>
-          </m:r>
+          <m:d>
+            <m:dPr>
+              <m:begChr m:val="("/>
+              <m:sepChr m:val=""/>
+              <m:endChr m:val=")"/>
+              <m:grow/>
+            </m:dPr>
+            <m:e>
+              <m:r>
+                <m:t>5</m:t>
+              </m:r>
+            </m:e>
+          </m:d>
         </m:oMath>
       </m:oMathPara>
-      <w:bookmarkEnd w:id="28"/>
+      <w:bookmarkEnd w:id="39"/>
     </w:p>
     <w:p>
       <w:pPr>
@@ -6360,96 +6320,92 @@
             </m:r>
           </m:sub>
         </m:sSub>
-        <m:r>
-          <m:rPr>
-            <m:sty m:val="p"/>
-          </m:rPr>
-          <m:t>(</m:t>
-        </m:r>
-        <m:r>
-          <m:t>1</m:t>
-        </m:r>
-        <m:r>
-          <m:rPr>
-            <m:sty m:val="p"/>
-          </m:rPr>
-          <m:t>−</m:t>
-        </m:r>
-        <m:sSub>
+        <m:d>
+          <m:dPr>
+            <m:begChr m:val="("/>
+            <m:sepChr m:val=""/>
+            <m:endChr m:val=")"/>
+            <m:grow/>
+          </m:dPr>
           <m:e>
             <m:r>
-              <m:t>π</m:t>
-            </m:r>
-          </m:e>
-          <m:sub>
-            <m:r>
-              <m:t>r</m:t>
+              <m:t>1</m:t>
             </m:r>
             <m:r>
               <m:rPr>
                 <m:sty m:val="p"/>
               </m:rPr>
-              <m:t>,</m:t>
-            </m:r>
-            <m:r>
-              <m:t>y</m:t>
-            </m:r>
-            <m:r>
-              <m:rPr>
-                <m:sty m:val="p"/>
-              </m:rPr>
-              <m:t>,</m:t>
-            </m:r>
-            <m:r>
-              <m:t>b</m:t>
-            </m:r>
-          </m:sub>
-        </m:sSub>
-        <m:r>
-          <m:rPr>
-            <m:sty m:val="p"/>
-          </m:rPr>
-          <m:t>)</m:t>
-        </m:r>
+              <m:t>−</m:t>
+            </m:r>
+            <m:sSub>
+              <m:e>
+                <m:r>
+                  <m:t>π</m:t>
+                </m:r>
+              </m:e>
+              <m:sub>
+                <m:r>
+                  <m:t>r</m:t>
+                </m:r>
+                <m:r>
+                  <m:rPr>
+                    <m:sty m:val="p"/>
+                  </m:rPr>
+                  <m:t>,</m:t>
+                </m:r>
+                <m:r>
+                  <m:t>y</m:t>
+                </m:r>
+                <m:r>
+                  <m:rPr>
+                    <m:sty m:val="p"/>
+                  </m:rPr>
+                  <m:t>,</m:t>
+                </m:r>
+                <m:r>
+                  <m:t>b</m:t>
+                </m:r>
+              </m:sub>
+            </m:sSub>
+          </m:e>
+        </m:d>
         <m:r>
           <m:rPr>
             <m:sty m:val="p"/>
           </m:rPr>
           <m:t>/</m:t>
         </m:r>
-        <m:r>
-          <m:rPr>
-            <m:sty m:val="p"/>
-          </m:rPr>
-          <m:t>(</m:t>
-        </m:r>
-        <m:sSub>
+        <m:d>
+          <m:dPr>
+            <m:begChr m:val="("/>
+            <m:sepChr m:val=""/>
+            <m:endChr m:val=")"/>
+            <m:grow/>
+          </m:dPr>
           <m:e>
-            <m:r>
-              <m:t>ϕ</m:t>
+            <m:sSub>
+              <m:e>
+                <m:r>
+                  <m:t>ϕ</m:t>
+                </m:r>
+              </m:e>
+              <m:sub>
+                <m:r>
+                  <m:t>r</m:t>
+                </m:r>
+              </m:sub>
+            </m:sSub>
+            <m:r>
+              <m:rPr>
+                <m:sty m:val="p"/>
+              </m:rPr>
+              <m:t>+</m:t>
+            </m:r>
+            <m:r>
+              <m:t>1</m:t>
             </m:r>
           </m:e>
-          <m:sub>
-            <m:r>
-              <m:t>r</m:t>
-            </m:r>
-          </m:sub>
-        </m:sSub>
-        <m:r>
-          <m:rPr>
-            <m:sty m:val="p"/>
-          </m:rPr>
-          <m:t>+</m:t>
-        </m:r>
-        <m:r>
-          <m:t>1</m:t>
-        </m:r>
-        <m:r>
-          <m:rPr>
-            <m:sty m:val="p"/>
-          </m:rPr>
-          <m:t>)</m:t>
-        </m:r>
+        </m:d>
       </m:oMath>
       <w:r>
         <w:t xml:space="preserve">, which do not</w:t>
@@ -6951,30 +6907,28 @@
         <m:r>
           <m:t>π</m:t>
         </m:r>
-        <m:r>
-          <m:rPr>
-            <m:sty m:val="p"/>
-          </m:rPr>
-          <m:t>(</m:t>
-        </m:r>
-        <m:r>
-          <m:t>1</m:t>
-        </m:r>
-        <m:r>
-          <m:rPr>
-            <m:sty m:val="p"/>
-          </m:rPr>
-          <m:t>−</m:t>
-        </m:r>
-        <m:r>
-          <m:t>π</m:t>
-        </m:r>
-        <m:r>
-          <m:rPr>
-            <m:sty m:val="p"/>
-          </m:rPr>
-          <m:t>)</m:t>
-        </m:r>
+        <m:d>
+          <m:dPr>
+            <m:begChr m:val="("/>
+            <m:sepChr m:val=""/>
+            <m:endChr m:val=")"/>
+            <m:grow/>
+          </m:dPr>
+          <m:e>
+            <m:r>
+              <m:t>1</m:t>
+            </m:r>
+            <m:r>
+              <m:rPr>
+                <m:sty m:val="p"/>
+              </m:rPr>
+              <m:t>−</m:t>
+            </m:r>
+            <m:r>
+              <m:t>π</m:t>
+            </m:r>
+          </m:e>
+        </m:d>
       </m:oMath>
       <w:r>
         <w:t xml:space="preserve">. A</w:t>
@@ -7036,8 +6990,8 @@
         <w:t xml:space="preserve">documented in the posterior predictive check below.</w:t>
       </w:r>
     </w:p>
-    <w:bookmarkEnd w:id="29"/>
-    <w:bookmarkStart w:id="32" w:name="sec-hierarchy"/>
+    <w:bookmarkEnd w:id="40"/>
+    <w:bookmarkStart w:id="43" w:name="sec-hierarchy"/>
     <w:p>
       <w:pPr>
         <w:pStyle w:val="Heading2"/>
@@ -7151,7 +7105,7 @@
       <w:pPr>
         <w:pStyle w:val="BodyText"/>
       </w:pPr>
-      <w:bookmarkStart w:id="30" w:name="eq-hier"/>
+      <w:bookmarkStart w:id="41" w:name="eq-hier"/>
       <m:oMathPara>
         <m:oMathParaPr>
           <m:jc m:val="center"/>
@@ -7183,53 +7137,51 @@
           </m:r>
           <m:r>
             <m:rPr>
+              <m:sty m:val="p"/>
               <m:scr m:val="script"/>
-              <m:sty m:val="p"/>
             </m:rPr>
             <m:t>N</m:t>
           </m:r>
-          <m:r>
-            <m:rPr>
-              <m:sty m:val="p"/>
-            </m:rPr>
-            <m:t>(</m:t>
-          </m:r>
-          <m:sSub>
+          <m:d>
+            <m:dPr>
+              <m:begChr m:val="("/>
+              <m:sepChr m:val=""/>
+              <m:endChr m:val=")"/>
+              <m:grow/>
+            </m:dPr>
             <m:e>
+              <m:sSub>
+                <m:e>
+                  <m:r>
+                    <m:t>β</m:t>
+                  </m:r>
+                </m:e>
+                <m:sub>
+                  <m:r>
+                    <m:t>σ</m:t>
+                  </m:r>
+                </m:sub>
+              </m:sSub>
               <m:r>
-                <m:t>β</m:t>
+                <m:rPr>
+                  <m:sty m:val="p"/>
+                </m:rPr>
+                <m:t>,</m:t>
               </m:r>
+              <m:sSub>
+                <m:e>
+                  <m:r>
+                    <m:t>τ</m:t>
+                  </m:r>
+                </m:e>
+                <m:sub>
+                  <m:r>
+                    <m:t>σ</m:t>
+                  </m:r>
+                </m:sub>
+              </m:sSub>
             </m:e>
-            <m:sub>
-              <m:r>
-                <m:t>σ</m:t>
-              </m:r>
-            </m:sub>
-          </m:sSub>
-          <m:r>
-            <m:rPr>
-              <m:sty m:val="p"/>
-            </m:rPr>
-            <m:t>,</m:t>
-          </m:r>
-          <m:sSub>
-            <m:e>
-              <m:r>
-                <m:t>τ</m:t>
-              </m:r>
-            </m:e>
-            <m:sub>
-              <m:r>
-                <m:t>σ</m:t>
-              </m:r>
-            </m:sub>
-          </m:sSub>
-          <m:r>
-            <m:rPr>
-              <m:sty m:val="p"/>
-            </m:rPr>
-            <m:t>)</m:t>
-          </m:r>
+          </m:d>
           <m:r>
             <m:rPr>
               <m:sty m:val="p"/>
@@ -7259,53 +7211,51 @@
           </m:r>
           <m:r>
             <m:rPr>
+              <m:sty m:val="p"/>
               <m:scr m:val="script"/>
-              <m:sty m:val="p"/>
             </m:rPr>
             <m:t>N</m:t>
           </m:r>
-          <m:r>
-            <m:rPr>
-              <m:sty m:val="p"/>
-            </m:rPr>
-            <m:t>(</m:t>
-          </m:r>
-          <m:sSub>
+          <m:d>
+            <m:dPr>
+              <m:begChr m:val="("/>
+              <m:sepChr m:val=""/>
+              <m:endChr m:val=")"/>
+              <m:grow/>
+            </m:dPr>
             <m:e>
+              <m:sSub>
+                <m:e>
+                  <m:r>
+                    <m:t>β</m:t>
+                  </m:r>
+                </m:e>
+                <m:sub>
+                  <m:r>
+                    <m:t>ϵ</m:t>
+                  </m:r>
+                </m:sub>
+              </m:sSub>
               <m:r>
-                <m:t>β</m:t>
+                <m:rPr>
+                  <m:sty m:val="p"/>
+                </m:rPr>
+                <m:t>,</m:t>
               </m:r>
+              <m:sSub>
+                <m:e>
+                  <m:r>
+                    <m:t>τ</m:t>
+                  </m:r>
+                </m:e>
+                <m:sub>
+                  <m:r>
+                    <m:t>ϵ</m:t>
+                  </m:r>
+                </m:sub>
+              </m:sSub>
             </m:e>
-            <m:sub>
-              <m:r>
-                <m:t>ϵ</m:t>
-              </m:r>
-            </m:sub>
-          </m:sSub>
-          <m:r>
-            <m:rPr>
-              <m:sty m:val="p"/>
-            </m:rPr>
-            <m:t>,</m:t>
-          </m:r>
-          <m:sSub>
-            <m:e>
-              <m:r>
-                <m:t>τ</m:t>
-              </m:r>
-            </m:e>
-            <m:sub>
-              <m:r>
-                <m:t>ϵ</m:t>
-              </m:r>
-            </m:sub>
-          </m:sSub>
-          <m:r>
-            <m:rPr>
-              <m:sty m:val="p"/>
-            </m:rPr>
-            <m:t>)</m:t>
-          </m:r>
+          </m:d>
           <m:r>
             <m:rPr>
               <m:sty m:val="p"/>
@@ -7335,53 +7285,51 @@
           </m:r>
           <m:r>
             <m:rPr>
+              <m:sty m:val="p"/>
               <m:scr m:val="script"/>
-              <m:sty m:val="p"/>
             </m:rPr>
             <m:t>N</m:t>
           </m:r>
-          <m:r>
-            <m:rPr>
-              <m:sty m:val="p"/>
-            </m:rPr>
-            <m:t>(</m:t>
-          </m:r>
-          <m:sSub>
+          <m:d>
+            <m:dPr>
+              <m:begChr m:val="("/>
+              <m:sepChr m:val=""/>
+              <m:endChr m:val=")"/>
+              <m:grow/>
+            </m:dPr>
             <m:e>
+              <m:sSub>
+                <m:e>
+                  <m:r>
+                    <m:t>β</m:t>
+                  </m:r>
+                </m:e>
+                <m:sub>
+                  <m:r>
+                    <m:t>λ</m:t>
+                  </m:r>
+                </m:sub>
+              </m:sSub>
               <m:r>
-                <m:t>β</m:t>
+                <m:rPr>
+                  <m:sty m:val="p"/>
+                </m:rPr>
+                <m:t>,</m:t>
               </m:r>
+              <m:sSub>
+                <m:e>
+                  <m:r>
+                    <m:t>τ</m:t>
+                  </m:r>
+                </m:e>
+                <m:sub>
+                  <m:r>
+                    <m:t>λ</m:t>
+                  </m:r>
+                </m:sub>
+              </m:sSub>
             </m:e>
-            <m:sub>
-              <m:r>
-                <m:t>λ</m:t>
-              </m:r>
-            </m:sub>
-          </m:sSub>
-          <m:r>
-            <m:rPr>
-              <m:sty m:val="p"/>
-            </m:rPr>
-            <m:t>,</m:t>
-          </m:r>
-          <m:sSub>
-            <m:e>
-              <m:r>
-                <m:t>τ</m:t>
-              </m:r>
-            </m:e>
-            <m:sub>
-              <m:r>
-                <m:t>λ</m:t>
-              </m:r>
-            </m:sub>
-          </m:sSub>
-          <m:r>
-            <m:rPr>
-              <m:sty m:val="p"/>
-            </m:rPr>
-            <m:t>)</m:t>
-          </m:r>
+          </m:d>
           <m:r>
             <m:rPr>
               <m:sty m:val="p"/>
@@ -7391,24 +7339,22 @@
           <m:r>
             <m:t>  </m:t>
           </m:r>
-          <m:r>
-            <m:rPr>
-              <m:sty m:val="p"/>
-            </m:rPr>
-            <m:t>(</m:t>
-          </m:r>
-          <m:r>
-            <m:t>6</m:t>
-          </m:r>
-          <m:r>
-            <m:rPr>
-              <m:sty m:val="p"/>
-            </m:rPr>
-            <m:t>)</m:t>
-          </m:r>
+          <m:d>
+            <m:dPr>
+              <m:begChr m:val="("/>
+              <m:sepChr m:val=""/>
+              <m:endChr m:val=")"/>
+              <m:grow/>
+            </m:dPr>
+            <m:e>
+              <m:r>
+                <m:t>6</m:t>
+              </m:r>
+            </m:e>
+          </m:d>
         </m:oMath>
       </m:oMathPara>
-      <w:bookmarkEnd w:id="30"/>
+      <w:bookmarkEnd w:id="41"/>
     </w:p>
     <w:p>
       <w:pPr>
@@ -7434,7 +7380,7 @@
       <w:pPr>
         <w:pStyle w:val="BodyText"/>
       </w:pPr>
-      <w:bookmarkStart w:id="31" w:name="eq-hier-extra"/>
+      <w:bookmarkStart w:id="42" w:name="eq-hier-extra"/>
       <m:oMathPara>
         <m:oMathParaPr>
           <m:jc m:val="center"/>
@@ -7466,53 +7412,51 @@
           </m:r>
           <m:r>
             <m:rPr>
+              <m:sty m:val="p"/>
               <m:scr m:val="script"/>
-              <m:sty m:val="p"/>
             </m:rPr>
             <m:t>N</m:t>
           </m:r>
-          <m:r>
-            <m:rPr>
-              <m:sty m:val="p"/>
-            </m:rPr>
-            <m:t>(</m:t>
-          </m:r>
-          <m:sSub>
+          <m:d>
+            <m:dPr>
+              <m:begChr m:val="("/>
+              <m:sepChr m:val=""/>
+              <m:endChr m:val=")"/>
+              <m:grow/>
+            </m:dPr>
             <m:e>
+              <m:sSub>
+                <m:e>
+                  <m:r>
+                    <m:t>β</m:t>
+                  </m:r>
+                </m:e>
+                <m:sub>
+                  <m:r>
+                    <m:t>δ</m:t>
+                  </m:r>
+                </m:sub>
+              </m:sSub>
               <m:r>
-                <m:t>β</m:t>
+                <m:rPr>
+                  <m:sty m:val="p"/>
+                </m:rPr>
+                <m:t>,</m:t>
               </m:r>
+              <m:sSub>
+                <m:e>
+                  <m:r>
+                    <m:t>τ</m:t>
+                  </m:r>
+                </m:e>
+                <m:sub>
+                  <m:r>
+                    <m:t>δ</m:t>
+                  </m:r>
+                </m:sub>
+              </m:sSub>
             </m:e>
-            <m:sub>
-              <m:r>
-                <m:t>δ</m:t>
-              </m:r>
-            </m:sub>
-          </m:sSub>
-          <m:r>
-            <m:rPr>
-              <m:sty m:val="p"/>
-            </m:rPr>
-            <m:t>,</m:t>
-          </m:r>
-          <m:sSub>
-            <m:e>
-              <m:r>
-                <m:t>τ</m:t>
-              </m:r>
-            </m:e>
-            <m:sub>
-              <m:r>
-                <m:t>δ</m:t>
-              </m:r>
-            </m:sub>
-          </m:sSub>
-          <m:r>
-            <m:rPr>
-              <m:sty m:val="p"/>
-            </m:rPr>
-            <m:t>)</m:t>
-          </m:r>
+          </m:d>
           <m:r>
             <m:rPr>
               <m:sty m:val="p"/>
@@ -7548,53 +7492,51 @@
           </m:r>
           <m:r>
             <m:rPr>
+              <m:sty m:val="p"/>
               <m:scr m:val="script"/>
-              <m:sty m:val="p"/>
             </m:rPr>
             <m:t>N</m:t>
           </m:r>
-          <m:r>
-            <m:rPr>
-              <m:sty m:val="p"/>
-            </m:rPr>
-            <m:t>(</m:t>
-          </m:r>
-          <m:sSub>
+          <m:d>
+            <m:dPr>
+              <m:begChr m:val="("/>
+              <m:sepChr m:val=""/>
+              <m:endChr m:val=")"/>
+              <m:grow/>
+            </m:dPr>
             <m:e>
+              <m:sSub>
+                <m:e>
+                  <m:r>
+                    <m:t>β</m:t>
+                  </m:r>
+                </m:e>
+                <m:sub>
+                  <m:r>
+                    <m:t>ϕ</m:t>
+                  </m:r>
+                </m:sub>
+              </m:sSub>
               <m:r>
-                <m:t>β</m:t>
+                <m:rPr>
+                  <m:sty m:val="p"/>
+                </m:rPr>
+                <m:t>,</m:t>
               </m:r>
+              <m:sSub>
+                <m:e>
+                  <m:r>
+                    <m:t>τ</m:t>
+                  </m:r>
+                </m:e>
+                <m:sub>
+                  <m:r>
+                    <m:t>ϕ</m:t>
+                  </m:r>
+                </m:sub>
+              </m:sSub>
             </m:e>
-            <m:sub>
-              <m:r>
-                <m:t>ϕ</m:t>
-              </m:r>
-            </m:sub>
-          </m:sSub>
-          <m:r>
-            <m:rPr>
-              <m:sty m:val="p"/>
-            </m:rPr>
-            <m:t>,</m:t>
-          </m:r>
-          <m:sSub>
-            <m:e>
-              <m:r>
-                <m:t>τ</m:t>
-              </m:r>
-            </m:e>
-            <m:sub>
-              <m:r>
-                <m:t>ϕ</m:t>
-              </m:r>
-            </m:sub>
-          </m:sSub>
-          <m:r>
-            <m:rPr>
-              <m:sty m:val="p"/>
-            </m:rPr>
-            <m:t>)</m:t>
-          </m:r>
+          </m:d>
           <m:r>
             <m:rPr>
               <m:sty m:val="p"/>
@@ -7639,1282 +7581,18 @@
           </m:r>
           <m:r>
             <m:rPr>
+              <m:sty m:val="p"/>
               <m:scr m:val="script"/>
-              <m:sty m:val="p"/>
             </m:rPr>
             <m:t>N</m:t>
           </m:r>
-          <m:r>
-            <m:rPr>
-              <m:sty m:val="p"/>
-            </m:rPr>
-            <m:t>(</m:t>
-          </m:r>
-          <m:sSub>
-            <m:e>
-              <m:r>
-                <m:t>β</m:t>
-              </m:r>
-            </m:e>
-            <m:sub>
-              <m:sSub>
-                <m:e>
-                  <m:r>
-                    <m:t>τ</m:t>
-                  </m:r>
-                </m:e>
-                <m:sub>
-                  <m:r>
-                    <m:t>η</m:t>
-                  </m:r>
-                </m:sub>
-              </m:sSub>
-            </m:sub>
-          </m:sSub>
-          <m:r>
-            <m:rPr>
-              <m:sty m:val="p"/>
-            </m:rPr>
-            <m:t>,</m:t>
-          </m:r>
-          <m:sSub>
-            <m:e>
-              <m:r>
-                <m:t>τ</m:t>
-              </m:r>
-            </m:e>
-            <m:sub>
-              <m:sSub>
-                <m:e>
-                  <m:r>
-                    <m:t>τ</m:t>
-                  </m:r>
-                </m:e>
-                <m:sub>
-                  <m:r>
-                    <m:t>η</m:t>
-                  </m:r>
-                </m:sub>
-              </m:sSub>
-            </m:sub>
-          </m:sSub>
-          <m:r>
-            <m:rPr>
-              <m:sty m:val="p"/>
-            </m:rPr>
-            <m:t>)</m:t>
-          </m:r>
-          <m:r>
-            <m:rPr>
-              <m:sty m:val="p"/>
-            </m:rPr>
-            <m:t>.</m:t>
-          </m:r>
-          <m:r>
-            <m:t>  </m:t>
-          </m:r>
-          <m:r>
-            <m:rPr>
-              <m:sty m:val="p"/>
-            </m:rPr>
-            <m:t>(</m:t>
-          </m:r>
-          <m:r>
-            <m:t>7</m:t>
-          </m:r>
-          <m:r>
-            <m:rPr>
-              <m:sty m:val="p"/>
-            </m:rPr>
-            <m:t>)</m:t>
-          </m:r>
-        </m:oMath>
-      </m:oMathPara>
-      <w:bookmarkEnd w:id="31"/>
-    </w:p>
-    <w:p>
-      <w:pPr>
-        <w:pStyle w:val="FirstParagraph"/>
-      </w:pPr>
-      <w:r>
-        <w:t xml:space="preserve">The per-group tail-weights are</w:t>
-      </w:r>
-      <w:r>
-        <w:t xml:space="preserve"> </w:t>
-      </w:r>
-      <w:r>
-        <w:rPr>
-          <w:i/>
-          <w:iCs/>
-        </w:rPr>
-        <w:t xml:space="preserve">a priori</w:t>
-      </w:r>
-      <w:r>
-        <w:t xml:space="preserve"> </w:t>
-      </w:r>
-      <w:r>
-        <w:t xml:space="preserve">the parameters most exposed</w:t>
-      </w:r>
-      <w:r>
-        <w:t xml:space="preserve"> </w:t>
-      </w:r>
-      <w:r>
-        <w:t xml:space="preserve">to the within-band identifiability concern, since the within-band</w:t>
-      </w:r>
-      <w:r>
-        <w:t xml:space="preserve"> </w:t>
-      </w:r>
-      <w:r>
-        <w:t xml:space="preserve">shape of the top band (1400–1600) they govern is exactly what six</w:t>
-      </w:r>
-      <w:r>
-        <w:t xml:space="preserve"> </w:t>
-      </w:r>
-      <w:r>
-        <w:t xml:space="preserve">band totals cannot directly recover (see Discussion). In the fitted</w:t>
-      </w:r>
-      <w:r>
-        <w:t xml:space="preserve"> </w:t>
-      </w:r>
-      <w:r>
-        <w:t xml:space="preserve">model, the per-group tail-weight posterior medians span a narrow</w:t>
-      </w:r>
-      <w:r>
-        <w:t xml:space="preserve"> </w:t>
-      </w:r>
-      <w:r>
-        <w:t xml:space="preserve">range of about 0.02, all sitting just above one. The</w:t>
-      </w:r>
-      <w:r>
-        <w:t xml:space="preserve"> </w:t>
-      </w:r>
-      <w:r>
-        <w:t xml:space="preserve">per-group-year scale residuals themselves are</w:t>
-      </w:r>
-      <w:r>
-        <w:t xml:space="preserve"> </w:t>
-      </w:r>
-      <m:oMath>
-        <m:sSub>
-          <m:e>
-            <m:r>
-              <m:t>η</m:t>
-            </m:r>
-          </m:e>
-          <m:sub>
-            <m:r>
-              <m:t>r</m:t>
-            </m:r>
-            <m:r>
-              <m:rPr>
-                <m:sty m:val="p"/>
-              </m:rPr>
-              <m:t>,</m:t>
-            </m:r>
-            <m:r>
-              <m:t>y</m:t>
-            </m:r>
-          </m:sub>
-        </m:sSub>
-        <m:r>
-          <m:rPr>
-            <m:sty m:val="p"/>
-          </m:rPr>
-          <m:t>∼</m:t>
-        </m:r>
-        <m:r>
-          <m:rPr>
-            <m:scr m:val="script"/>
-            <m:sty m:val="p"/>
-          </m:rPr>
-          <m:t>N</m:t>
-        </m:r>
-        <m:r>
-          <m:rPr>
-            <m:sty m:val="p"/>
-          </m:rPr>
-          <m:t>(</m:t>
-        </m:r>
-        <m:r>
-          <m:t>0</m:t>
-        </m:r>
-        <m:r>
-          <m:rPr>
-            <m:sty m:val="p"/>
-          </m:rPr>
-          <m:t>,</m:t>
-        </m:r>
-        <m:sSub>
-          <m:e>
-            <m:r>
-              <m:t>τ</m:t>
-            </m:r>
-          </m:e>
-          <m:sub>
-            <m:r>
-              <m:t>η</m:t>
-            </m:r>
-            <m:r>
-              <m:rPr>
-                <m:sty m:val="p"/>
-              </m:rPr>
-              <m:t>,</m:t>
-            </m:r>
-            <m:r>
-              <m:t>r</m:t>
-            </m:r>
-          </m:sub>
-        </m:sSub>
-        <m:r>
-          <m:rPr>
-            <m:sty m:val="p"/>
-          </m:rPr>
-          <m:t>)</m:t>
-        </m:r>
-      </m:oMath>
-      <w:r>
-        <w:t xml:space="preserve">, year-level</w:t>
-      </w:r>
-      <w:r>
-        <w:t xml:space="preserve"> </w:t>
-      </w:r>
-      <w:r>
-        <w:t xml:space="preserve">departures from the log-linear scale trend rather than additional</w:t>
-      </w:r>
-      <w:r>
-        <w:t xml:space="preserve"> </w:t>
-      </w:r>
-      <w:r>
-        <w:t xml:space="preserve">structure. The</w:t>
-      </w:r>
-      <w:r>
-        <w:t xml:space="preserve"> </w:t>
-      </w:r>
-      <w:r>
-        <w:t xml:space="preserve">“No</w:t>
-      </w:r>
-      <w:r>
-        <w:t xml:space="preserve"> </w:t>
-      </w:r>
-      <w:r>
-        <w:t xml:space="preserve">response”</w:t>
-      </w:r>
-      <w:r>
-        <w:t xml:space="preserve"> </w:t>
-      </w:r>
-      <w:r>
-        <w:t xml:space="preserve">group’s scale is unpooled, as described above. Its skewness</w:t>
-      </w:r>
-      <w:r>
-        <w:t xml:space="preserve"> </w:t>
-      </w:r>
-      <m:oMath>
-        <m:sSub>
-          <m:e>
-            <m:r>
-              <m:t>ϵ</m:t>
-            </m:r>
-          </m:e>
-          <m:sub>
-            <m:r>
-              <m:rPr>
-                <m:nor/>
-                <m:sty m:val="p"/>
-              </m:rPr>
-              <m:t>NR</m:t>
-            </m:r>
-          </m:sub>
-        </m:sSub>
-      </m:oMath>
-      <w:r>
-        <w:t xml:space="preserve">, tail-weight</w:t>
-      </w:r>
-      <w:r>
-        <w:t xml:space="preserve"> </w:t>
-      </w:r>
-      <m:oMath>
-        <m:sSub>
-          <m:e>
-            <m:r>
-              <m:t>δ</m:t>
-            </m:r>
-          </m:e>
-          <m:sub>
-            <m:r>
-              <m:rPr>
-                <m:nor/>
-                <m:sty m:val="p"/>
-              </m:rPr>
-              <m:t>NR</m:t>
-            </m:r>
-          </m:sub>
-        </m:sSub>
-      </m:oMath>
-      <w:r>
-        <w:t xml:space="preserve">, and</w:t>
-      </w:r>
-      <w:r>
-        <w:t xml:space="preserve"> </w:t>
-      </w:r>
-      <w:r>
-        <w:t xml:space="preserve">concentration</w:t>
-      </w:r>
-      <w:r>
-        <w:t xml:space="preserve"> </w:t>
-      </w:r>
-      <m:oMath>
-        <m:sSub>
-          <m:e>
-            <m:r>
-              <m:t>ϕ</m:t>
-            </m:r>
-          </m:e>
-          <m:sub>
-            <m:r>
-              <m:rPr>
-                <m:nor/>
-                <m:sty m:val="p"/>
-              </m:rPr>
-              <m:t>NR</m:t>
-            </m:r>
-          </m:sub>
-        </m:sSub>
-      </m:oMath>
-      <w:r>
-        <w:t xml:space="preserve"> </w:t>
-      </w:r>
-      <w:r>
-        <w:t xml:space="preserve">remain in the hierarchies of</w:t>
-      </w:r>
-      <w:r>
-        <w:t xml:space="preserve"> </w:t>
-      </w:r>
-      <w:hyperlink w:anchor="eq-hier">
-        <w:r>
-          <w:rPr>
-            <w:rStyle w:val="Hyperlink"/>
-          </w:rPr>
-          <w:t xml:space="preserve">Equation 6</w:t>
-        </w:r>
-      </w:hyperlink>
-      <w:r>
-        <w:t xml:space="preserve"> </w:t>
-      </w:r>
-      <w:r>
-        <w:t xml:space="preserve">and</w:t>
-      </w:r>
-      <w:r>
-        <w:t xml:space="preserve"> </w:t>
-      </w:r>
-      <w:hyperlink w:anchor="eq-hier-extra">
-        <w:r>
-          <w:rPr>
-            <w:rStyle w:val="Hyperlink"/>
-          </w:rPr>
-          <w:t xml:space="preserve">Equation 7</w:t>
-        </w:r>
-      </w:hyperlink>
-      <w:r>
-        <w:t xml:space="preserve">.</w:t>
-      </w:r>
-    </w:p>
-    <w:bookmarkEnd w:id="32"/>
-    <w:bookmarkStart w:id="35" w:name="sec-estimation"/>
-    <w:p>
-      <w:pPr>
-        <w:pStyle w:val="Heading2"/>
-      </w:pPr>
-      <w:r>
-        <w:t xml:space="preserve">Priors and Estimation</w:t>
-      </w:r>
-    </w:p>
-    <w:p>
-      <w:pPr>
-        <w:pStyle w:val="FirstParagraph"/>
-      </w:pPr>
-      <w:r>
-        <w:t xml:space="preserve">The model’s hyperparameters fall into three groups. The named-group</w:t>
-      </w:r>
-      <w:r>
-        <w:t xml:space="preserve"> </w:t>
-      </w:r>
-      <w:r>
-        <w:t xml:space="preserve">hierarchies on the within-group scale, skewness, and scale-growth rate</w:t>
-      </w:r>
-      <w:r>
-        <w:t xml:space="preserve"> </w:t>
-      </w:r>
-      <w:r>
-        <w:t xml:space="preserve">take weakly informative settings, with a Gaussian prior on each mean</w:t>
-      </w:r>
-      <w:r>
-        <w:t xml:space="preserve"> </w:t>
-      </w:r>
-      <w:r>
-        <w:t xml:space="preserve">and a half-normal prior on each spread:</w:t>
-      </w:r>
-    </w:p>
-    <w:p>
-      <w:pPr>
-        <w:pStyle w:val="BodyText"/>
-      </w:pPr>
-      <w:bookmarkStart w:id="33" w:name="eq-priors-core"/>
-      <m:oMathPara>
-        <m:oMathParaPr>
-          <m:jc m:val="center"/>
-        </m:oMathParaPr>
-        <m:oMath>
-          <m:eqArr>
-            <m:e>
-              <m:sSub>
-                <m:e>
-                  <m:r>
-                    <m:t>β</m:t>
-                  </m:r>
-                </m:e>
-                <m:sub>
-                  <m:r>
-                    <m:t>σ</m:t>
-                  </m:r>
-                </m:sub>
-              </m:sSub>
-              <m:r>
-                <m:t>&amp;</m:t>
-              </m:r>
-              <m:r>
-                <m:rPr>
-                  <m:sty m:val="p"/>
-                </m:rPr>
-                <m:t>∼</m:t>
-              </m:r>
-              <m:r>
-                <m:rPr>
-                  <m:scr m:val="script"/>
-                  <m:sty m:val="p"/>
-                </m:rPr>
-                <m:t>N</m:t>
-              </m:r>
-              <m:r>
-                <m:rPr>
-                  <m:sty m:val="p"/>
-                </m:rPr>
-                <m:t>(</m:t>
-              </m:r>
-              <m:r>
-                <m:rPr>
-                  <m:sty m:val="p"/>
-                </m:rPr>
-                <m:t>log</m:t>
-              </m:r>
-              <m:r>
-                <m:t>230</m:t>
-              </m:r>
-              <m:r>
-                <m:rPr>
-                  <m:sty m:val="p"/>
-                </m:rPr>
-                <m:t>,</m:t>
-              </m:r>
-              <m:r>
-                <m:t> </m:t>
-              </m:r>
-              <m:r>
-                <m:t>0.4</m:t>
-              </m:r>
-              <m:r>
-                <m:rPr>
-                  <m:sty m:val="p"/>
-                </m:rPr>
-                <m:t>)</m:t>
-              </m:r>
-              <m:r>
-                <m:rPr>
-                  <m:sty m:val="p"/>
-                </m:rPr>
-                <m:t>,</m:t>
-              </m:r>
-              <m:r>
-                <m:t>&amp;</m:t>
-              </m:r>
-              <m:r>
-                <m:t> </m:t>
-              </m:r>
-              <m:sSub>
-                <m:e>
-                  <m:r>
-                    <m:t>τ</m:t>
-                  </m:r>
-                </m:e>
-                <m:sub>
-                  <m:r>
-                    <m:t>σ</m:t>
-                  </m:r>
-                </m:sub>
-              </m:sSub>
-              <m:r>
-                <m:t>&amp;</m:t>
-              </m:r>
-              <m:r>
-                <m:rPr>
-                  <m:sty m:val="p"/>
-                </m:rPr>
-                <m:t>∼</m:t>
-              </m:r>
-              <m:sSup>
-                <m:e>
-                  <m:r>
-                    <m:rPr>
-                      <m:scr m:val="script"/>
-                      <m:sty m:val="p"/>
-                    </m:rPr>
-                    <m:t>N</m:t>
-                  </m:r>
-                </m:e>
-                <m:sup>
-                  <m:r>
-                    <m:rPr>
-                      <m:sty m:val="p"/>
-                    </m:rPr>
-                    <m:t>+</m:t>
-                  </m:r>
-                </m:sup>
-              </m:sSup>
-              <m:r>
-                <m:rPr>
-                  <m:sty m:val="p"/>
-                </m:rPr>
-                <m:t>(</m:t>
-              </m:r>
-              <m:r>
-                <m:t>0</m:t>
-              </m:r>
-              <m:r>
-                <m:rPr>
-                  <m:sty m:val="p"/>
-                </m:rPr>
-                <m:t>,</m:t>
-              </m:r>
-              <m:r>
-                <m:t> </m:t>
-              </m:r>
-              <m:r>
-                <m:t>0.35</m:t>
-              </m:r>
-              <m:r>
-                <m:rPr>
-                  <m:sty m:val="p"/>
-                </m:rPr>
-                <m:t>)</m:t>
-              </m:r>
-              <m:r>
-                <m:rPr>
-                  <m:sty m:val="p"/>
-                </m:rPr>
-                <m:t>,</m:t>
-              </m:r>
-            </m:e>
-            <m:e>
-              <m:sSub>
-                <m:e>
-                  <m:r>
-                    <m:t>β</m:t>
-                  </m:r>
-                </m:e>
-                <m:sub>
-                  <m:r>
-                    <m:t>ϵ</m:t>
-                  </m:r>
-                </m:sub>
-              </m:sSub>
-              <m:r>
-                <m:t>&amp;</m:t>
-              </m:r>
-              <m:r>
-                <m:rPr>
-                  <m:sty m:val="p"/>
-                </m:rPr>
-                <m:t>∼</m:t>
-              </m:r>
-              <m:r>
-                <m:rPr>
-                  <m:scr m:val="script"/>
-                  <m:sty m:val="p"/>
-                </m:rPr>
-                <m:t>N</m:t>
-              </m:r>
-              <m:r>
-                <m:rPr>
-                  <m:sty m:val="p"/>
-                </m:rPr>
-                <m:t>(</m:t>
-              </m:r>
-              <m:r>
-                <m:t>0</m:t>
-              </m:r>
-              <m:r>
-                <m:rPr>
-                  <m:sty m:val="p"/>
-                </m:rPr>
-                <m:t>,</m:t>
-              </m:r>
-              <m:r>
-                <m:t> </m:t>
-              </m:r>
-              <m:r>
-                <m:t>0.6</m:t>
-              </m:r>
-              <m:r>
-                <m:rPr>
-                  <m:sty m:val="p"/>
-                </m:rPr>
-                <m:t>)</m:t>
-              </m:r>
-              <m:r>
-                <m:rPr>
-                  <m:sty m:val="p"/>
-                </m:rPr>
-                <m:t>,</m:t>
-              </m:r>
-              <m:r>
-                <m:t>&amp;</m:t>
-              </m:r>
-              <m:r>
-                <m:t> </m:t>
-              </m:r>
-              <m:sSub>
-                <m:e>
-                  <m:r>
-                    <m:t>τ</m:t>
-                  </m:r>
-                </m:e>
-                <m:sub>
-                  <m:r>
-                    <m:t>ϵ</m:t>
-                  </m:r>
-                </m:sub>
-              </m:sSub>
-              <m:r>
-                <m:t>&amp;</m:t>
-              </m:r>
-              <m:r>
-                <m:rPr>
-                  <m:sty m:val="p"/>
-                </m:rPr>
-                <m:t>∼</m:t>
-              </m:r>
-              <m:sSup>
-                <m:e>
-                  <m:r>
-                    <m:rPr>
-                      <m:scr m:val="script"/>
-                      <m:sty m:val="p"/>
-                    </m:rPr>
-                    <m:t>N</m:t>
-                  </m:r>
-                </m:e>
-                <m:sup>
-                  <m:r>
-                    <m:rPr>
-                      <m:sty m:val="p"/>
-                    </m:rPr>
-                    <m:t>+</m:t>
-                  </m:r>
-                </m:sup>
-              </m:sSup>
-              <m:r>
-                <m:rPr>
-                  <m:sty m:val="p"/>
-                </m:rPr>
-                <m:t>(</m:t>
-              </m:r>
-              <m:r>
-                <m:t>0</m:t>
-              </m:r>
-              <m:r>
-                <m:rPr>
-                  <m:sty m:val="p"/>
-                </m:rPr>
-                <m:t>,</m:t>
-              </m:r>
-              <m:r>
-                <m:t> </m:t>
-              </m:r>
-              <m:r>
-                <m:t>0.8</m:t>
-              </m:r>
-              <m:r>
-                <m:rPr>
-                  <m:sty m:val="p"/>
-                </m:rPr>
-                <m:t>)</m:t>
-              </m:r>
-              <m:r>
-                <m:rPr>
-                  <m:sty m:val="p"/>
-                </m:rPr>
-                <m:t>,</m:t>
-              </m:r>
-            </m:e>
-            <m:e>
-              <m:sSub>
-                <m:e>
-                  <m:r>
-                    <m:t>β</m:t>
-                  </m:r>
-                </m:e>
-                <m:sub>
-                  <m:r>
-                    <m:t>λ</m:t>
-                  </m:r>
-                </m:sub>
-              </m:sSub>
-              <m:r>
-                <m:t>&amp;</m:t>
-              </m:r>
-              <m:r>
-                <m:rPr>
-                  <m:sty m:val="p"/>
-                </m:rPr>
-                <m:t>∼</m:t>
-              </m:r>
-              <m:r>
-                <m:rPr>
-                  <m:scr m:val="script"/>
-                  <m:sty m:val="p"/>
-                </m:rPr>
-                <m:t>N</m:t>
-              </m:r>
-              <m:r>
-                <m:rPr>
-                  <m:sty m:val="p"/>
-                </m:rPr>
-                <m:t>(</m:t>
-              </m:r>
-              <m:r>
-                <m:t>0</m:t>
-              </m:r>
-              <m:r>
-                <m:rPr>
-                  <m:sty m:val="p"/>
-                </m:rPr>
-                <m:t>,</m:t>
-              </m:r>
-              <m:r>
-                <m:t> </m:t>
-              </m:r>
-              <m:r>
-                <m:t>0.15</m:t>
-              </m:r>
-              <m:r>
-                <m:rPr>
-                  <m:sty m:val="p"/>
-                </m:rPr>
-                <m:t>)</m:t>
-              </m:r>
-              <m:r>
-                <m:rPr>
-                  <m:sty m:val="p"/>
-                </m:rPr>
-                <m:t>,</m:t>
-              </m:r>
-              <m:r>
-                <m:t>&amp;</m:t>
-              </m:r>
-              <m:r>
-                <m:t> </m:t>
-              </m:r>
-              <m:sSub>
-                <m:e>
-                  <m:r>
-                    <m:t>τ</m:t>
-                  </m:r>
-                </m:e>
-                <m:sub>
-                  <m:r>
-                    <m:t>λ</m:t>
-                  </m:r>
-                </m:sub>
-              </m:sSub>
-              <m:r>
-                <m:t>&amp;</m:t>
-              </m:r>
-              <m:r>
-                <m:rPr>
-                  <m:sty m:val="p"/>
-                </m:rPr>
-                <m:t>∼</m:t>
-              </m:r>
-              <m:sSup>
-                <m:e>
-                  <m:r>
-                    <m:rPr>
-                      <m:scr m:val="script"/>
-                      <m:sty m:val="p"/>
-                    </m:rPr>
-                    <m:t>N</m:t>
-                  </m:r>
-                </m:e>
-                <m:sup>
-                  <m:r>
-                    <m:rPr>
-                      <m:sty m:val="p"/>
-                    </m:rPr>
-                    <m:t>+</m:t>
-                  </m:r>
-                </m:sup>
-              </m:sSup>
-              <m:r>
-                <m:rPr>
-                  <m:sty m:val="p"/>
-                </m:rPr>
-                <m:t>(</m:t>
-              </m:r>
-              <m:r>
-                <m:t>0</m:t>
-              </m:r>
-              <m:r>
-                <m:rPr>
-                  <m:sty m:val="p"/>
-                </m:rPr>
-                <m:t>,</m:t>
-              </m:r>
-              <m:r>
-                <m:t> </m:t>
-              </m:r>
-              <m:r>
-                <m:t>0.06</m:t>
-              </m:r>
-              <m:r>
-                <m:rPr>
-                  <m:sty m:val="p"/>
-                </m:rPr>
-                <m:t>)</m:t>
-              </m:r>
-              <m:r>
-                <m:rPr>
-                  <m:sty m:val="p"/>
-                </m:rPr>
-                <m:t>.</m:t>
-              </m:r>
-            </m:e>
-          </m:eqArr>
-          <m:r>
-            <m:t>  </m:t>
-          </m:r>
-          <m:r>
-            <m:rPr>
-              <m:sty m:val="p"/>
-            </m:rPr>
-            <m:t>(</m:t>
-          </m:r>
-          <m:r>
-            <m:t>8</m:t>
-          </m:r>
-          <m:r>
-            <m:rPr>
-              <m:sty m:val="p"/>
-            </m:rPr>
-            <m:t>)</m:t>
-          </m:r>
-        </m:oMath>
-      </m:oMathPara>
-      <w:bookmarkEnd w:id="33"/>
-    </w:p>
-    <w:p>
-      <w:pPr>
-        <w:pStyle w:val="FirstParagraph"/>
-      </w:pPr>
-      <w:r>
-        <w:t xml:space="preserve">The hierarchies on the tail-weight, Dirichlet concentration, and</w:t>
-      </w:r>
-      <w:r>
-        <w:t xml:space="preserve"> </w:t>
-      </w:r>
-      <w:r>
-        <w:t xml:space="preserve">per-group scale-residual SD are likewise weakly informative, with the</w:t>
-      </w:r>
-      <w:r>
-        <w:t xml:space="preserve"> </w:t>
-      </w:r>
-      <m:oMath>
-        <m:sSub>
-          <m:e>
-            <m:r>
-              <m:t>β</m:t>
-            </m:r>
-          </m:e>
-          <m:sub>
-            <m:r>
-              <m:t>δ</m:t>
-            </m:r>
-          </m:sub>
-        </m:sSub>
-      </m:oMath>
-      <w:r>
-        <w:t xml:space="preserve"> </w:t>
-      </w:r>
-      <w:r>
-        <w:t xml:space="preserve">and</w:t>
-      </w:r>
-      <w:r>
-        <w:t xml:space="preserve"> </w:t>
-      </w:r>
-      <m:oMath>
-        <m:sSub>
-          <m:e>
-            <m:r>
-              <m:t>τ</m:t>
-            </m:r>
-          </m:e>
-          <m:sub>
-            <m:r>
-              <m:t>δ</m:t>
-            </m:r>
-          </m:sub>
-        </m:sSub>
-      </m:oMath>
-      <w:r>
-        <w:t xml:space="preserve"> </w:t>
-      </w:r>
-      <w:r>
-        <w:t xml:space="preserve">settings centering each</w:t>
-      </w:r>
-      <w:r>
-        <w:t xml:space="preserve"> </w:t>
-      </w:r>
-      <m:oMath>
-        <m:sSub>
-          <m:e>
-            <m:r>
-              <m:t>δ</m:t>
-            </m:r>
-          </m:e>
-          <m:sub>
-            <m:r>
-              <m:t>r</m:t>
-            </m:r>
-          </m:sub>
-        </m:sSub>
-      </m:oMath>
-      <w:r>
-        <w:t xml:space="preserve"> </w:t>
-      </w:r>
-      <w:r>
-        <w:t xml:space="preserve">near</w:t>
-      </w:r>
-      <w:r>
-        <w:t xml:space="preserve"> </w:t>
-      </w:r>
-      <m:oMath>
-        <m:r>
-          <m:t>1</m:t>
-        </m:r>
-      </m:oMath>
-      <w:r>
-        <w:t xml:space="preserve">:</w:t>
-      </w:r>
-    </w:p>
-    <w:p>
-      <w:pPr>
-        <w:pStyle w:val="BodyText"/>
-      </w:pPr>
-      <w:bookmarkStart w:id="34" w:name="eq-priors-aux"/>
-      <m:oMathPara>
-        <m:oMathParaPr>
-          <m:jc m:val="center"/>
-        </m:oMathParaPr>
-        <m:oMath>
-          <m:eqArr>
-            <m:e>
-              <m:sSub>
-                <m:e>
-                  <m:r>
-                    <m:t>β</m:t>
-                  </m:r>
-                </m:e>
-                <m:sub>
-                  <m:r>
-                    <m:t>δ</m:t>
-                  </m:r>
-                </m:sub>
-              </m:sSub>
-              <m:r>
-                <m:t>&amp;</m:t>
-              </m:r>
-              <m:r>
-                <m:rPr>
-                  <m:sty m:val="p"/>
-                </m:rPr>
-                <m:t>∼</m:t>
-              </m:r>
-              <m:r>
-                <m:rPr>
-                  <m:scr m:val="script"/>
-                  <m:sty m:val="p"/>
-                </m:rPr>
-                <m:t>N</m:t>
-              </m:r>
-              <m:r>
-                <m:rPr>
-                  <m:sty m:val="p"/>
-                </m:rPr>
-                <m:t>(</m:t>
-              </m:r>
-              <m:r>
-                <m:t>0</m:t>
-              </m:r>
-              <m:r>
-                <m:rPr>
-                  <m:sty m:val="p"/>
-                </m:rPr>
-                <m:t>,</m:t>
-              </m:r>
-              <m:r>
-                <m:t> </m:t>
-              </m:r>
-              <m:r>
-                <m:t>0.3</m:t>
-              </m:r>
-              <m:r>
-                <m:rPr>
-                  <m:sty m:val="p"/>
-                </m:rPr>
-                <m:t>)</m:t>
-              </m:r>
-              <m:r>
-                <m:rPr>
-                  <m:sty m:val="p"/>
-                </m:rPr>
-                <m:t>,</m:t>
-              </m:r>
-              <m:r>
-                <m:t>&amp;</m:t>
-              </m:r>
-              <m:r>
-                <m:t> </m:t>
-              </m:r>
-              <m:sSub>
-                <m:e>
-                  <m:r>
-                    <m:t>τ</m:t>
-                  </m:r>
-                </m:e>
-                <m:sub>
-                  <m:r>
-                    <m:t>δ</m:t>
-                  </m:r>
-                </m:sub>
-              </m:sSub>
-              <m:r>
-                <m:t>&amp;</m:t>
-              </m:r>
-              <m:r>
-                <m:rPr>
-                  <m:sty m:val="p"/>
-                </m:rPr>
-                <m:t>∼</m:t>
-              </m:r>
-              <m:sSup>
-                <m:e>
-                  <m:r>
-                    <m:rPr>
-                      <m:scr m:val="script"/>
-                      <m:sty m:val="p"/>
-                    </m:rPr>
-                    <m:t>N</m:t>
-                  </m:r>
-                </m:e>
-                <m:sup>
-                  <m:r>
-                    <m:rPr>
-                      <m:sty m:val="p"/>
-                    </m:rPr>
-                    <m:t>+</m:t>
-                  </m:r>
-                </m:sup>
-              </m:sSup>
-              <m:r>
-                <m:rPr>
-                  <m:sty m:val="p"/>
-                </m:rPr>
-                <m:t>(</m:t>
-              </m:r>
-              <m:r>
-                <m:t>0</m:t>
-              </m:r>
-              <m:r>
-                <m:rPr>
-                  <m:sty m:val="p"/>
-                </m:rPr>
-                <m:t>,</m:t>
-              </m:r>
-              <m:r>
-                <m:t> </m:t>
-              </m:r>
-              <m:r>
-                <m:t>0.2</m:t>
-              </m:r>
-              <m:r>
-                <m:rPr>
-                  <m:sty m:val="p"/>
-                </m:rPr>
-                <m:t>)</m:t>
-              </m:r>
-              <m:r>
-                <m:rPr>
-                  <m:sty m:val="p"/>
-                </m:rPr>
-                <m:t>,</m:t>
-              </m:r>
-            </m:e>
-            <m:e>
-              <m:sSub>
-                <m:e>
-                  <m:r>
-                    <m:t>β</m:t>
-                  </m:r>
-                </m:e>
-                <m:sub>
-                  <m:r>
-                    <m:t>ϕ</m:t>
-                  </m:r>
-                </m:sub>
-              </m:sSub>
-              <m:r>
-                <m:t>&amp;</m:t>
-              </m:r>
-              <m:r>
-                <m:rPr>
-                  <m:sty m:val="p"/>
-                </m:rPr>
-                <m:t>∼</m:t>
-              </m:r>
-              <m:r>
-                <m:rPr>
-                  <m:scr m:val="script"/>
-                  <m:sty m:val="p"/>
-                </m:rPr>
-                <m:t>N</m:t>
-              </m:r>
-              <m:r>
-                <m:rPr>
-                  <m:sty m:val="p"/>
-                </m:rPr>
-                <m:t>(</m:t>
-              </m:r>
-              <m:r>
-                <m:rPr>
-                  <m:sty m:val="p"/>
-                </m:rPr>
-                <m:t>log</m:t>
-              </m:r>
-              <m:r>
-                <m:t>300</m:t>
-              </m:r>
-              <m:r>
-                <m:rPr>
-                  <m:sty m:val="p"/>
-                </m:rPr>
-                <m:t>,</m:t>
-              </m:r>
-              <m:r>
-                <m:t> </m:t>
-              </m:r>
-              <m:r>
-                <m:t>1.5</m:t>
-              </m:r>
-              <m:r>
-                <m:rPr>
-                  <m:sty m:val="p"/>
-                </m:rPr>
-                <m:t>)</m:t>
-              </m:r>
-              <m:r>
-                <m:rPr>
-                  <m:sty m:val="p"/>
-                </m:rPr>
-                <m:t>,</m:t>
-              </m:r>
-              <m:r>
-                <m:t>&amp;</m:t>
-              </m:r>
-              <m:r>
-                <m:t> </m:t>
-              </m:r>
-              <m:sSub>
-                <m:e>
-                  <m:r>
-                    <m:t>τ</m:t>
-                  </m:r>
-                </m:e>
-                <m:sub>
-                  <m:r>
-                    <m:t>ϕ</m:t>
-                  </m:r>
-                </m:sub>
-              </m:sSub>
-              <m:r>
-                <m:t>&amp;</m:t>
-              </m:r>
-              <m:r>
-                <m:rPr>
-                  <m:sty m:val="p"/>
-                </m:rPr>
-                <m:t>∼</m:t>
-              </m:r>
-              <m:sSup>
-                <m:e>
-                  <m:r>
-                    <m:rPr>
-                      <m:scr m:val="script"/>
-                      <m:sty m:val="p"/>
-                    </m:rPr>
-                    <m:t>N</m:t>
-                  </m:r>
-                </m:e>
-                <m:sup>
-                  <m:r>
-                    <m:rPr>
-                      <m:sty m:val="p"/>
-                    </m:rPr>
-                    <m:t>+</m:t>
-                  </m:r>
-                </m:sup>
-              </m:sSup>
-              <m:r>
-                <m:rPr>
-                  <m:sty m:val="p"/>
-                </m:rPr>
-                <m:t>(</m:t>
-              </m:r>
-              <m:r>
-                <m:t>0</m:t>
-              </m:r>
-              <m:r>
-                <m:rPr>
-                  <m:sty m:val="p"/>
-                </m:rPr>
-                <m:t>,</m:t>
-              </m:r>
-              <m:r>
-                <m:t> </m:t>
-              </m:r>
-              <m:r>
-                <m:t>0.5</m:t>
-              </m:r>
-              <m:r>
-                <m:rPr>
-                  <m:sty m:val="p"/>
-                </m:rPr>
-                <m:t>)</m:t>
-              </m:r>
-              <m:r>
-                <m:rPr>
-                  <m:sty m:val="p"/>
-                </m:rPr>
-                <m:t>,</m:t>
-              </m:r>
-            </m:e>
+          <m:d>
+            <m:dPr>
+              <m:begChr m:val="("/>
+              <m:sepChr m:val=""/>
+              <m:endChr m:val=")"/>
+              <m:grow/>
+            </m:dPr>
             <m:e>
               <m:sSub>
                 <m:e>
@@ -8938,65 +7616,10 @@
                 </m:sub>
               </m:sSub>
               <m:r>
-                <m:t>&amp;</m:t>
-              </m:r>
-              <m:r>
-                <m:rPr>
-                  <m:sty m:val="p"/>
-                </m:rPr>
-                <m:t>∼</m:t>
-              </m:r>
-              <m:r>
-                <m:rPr>
-                  <m:scr m:val="script"/>
-                  <m:sty m:val="p"/>
-                </m:rPr>
-                <m:t>N</m:t>
-              </m:r>
-              <m:r>
-                <m:rPr>
-                  <m:sty m:val="p"/>
-                </m:rPr>
-                <m:t>(</m:t>
-              </m:r>
-              <m:r>
-                <m:rPr>
-                  <m:sty m:val="p"/>
-                </m:rPr>
-                <m:t>log</m:t>
-              </m:r>
-              <m:r>
-                <m:t>0.03</m:t>
-              </m:r>
-              <m:r>
                 <m:rPr>
                   <m:sty m:val="p"/>
                 </m:rPr>
                 <m:t>,</m:t>
-              </m:r>
-              <m:r>
-                <m:t> </m:t>
-              </m:r>
-              <m:r>
-                <m:t>0.6</m:t>
-              </m:r>
-              <m:r>
-                <m:rPr>
-                  <m:sty m:val="p"/>
-                </m:rPr>
-                <m:t>)</m:t>
-              </m:r>
-              <m:r>
-                <m:rPr>
-                  <m:sty m:val="p"/>
-                </m:rPr>
-                <m:t>,</m:t>
-              </m:r>
-              <m:r>
-                <m:t>&amp;</m:t>
-              </m:r>
-              <m:r>
-                <m:t> </m:t>
               </m:r>
               <m:sSub>
                 <m:e>
@@ -9019,90 +7642,1429 @@
                   </m:sSub>
                 </m:sub>
               </m:sSub>
-              <m:r>
-                <m:t>&amp;</m:t>
-              </m:r>
-              <m:r>
-                <m:rPr>
-                  <m:sty m:val="p"/>
-                </m:rPr>
-                <m:t>∼</m:t>
-              </m:r>
-              <m:sSup>
-                <m:e>
-                  <m:r>
-                    <m:rPr>
-                      <m:scr m:val="script"/>
-                      <m:sty m:val="p"/>
-                    </m:rPr>
-                    <m:t>N</m:t>
-                  </m:r>
-                </m:e>
-                <m:sup>
-                  <m:r>
-                    <m:rPr>
-                      <m:sty m:val="p"/>
-                    </m:rPr>
-                    <m:t>+</m:t>
-                  </m:r>
-                </m:sup>
-              </m:sSup>
-              <m:r>
-                <m:rPr>
-                  <m:sty m:val="p"/>
-                </m:rPr>
-                <m:t>(</m:t>
-              </m:r>
-              <m:r>
-                <m:t>0</m:t>
-              </m:r>
-              <m:r>
-                <m:rPr>
-                  <m:sty m:val="p"/>
-                </m:rPr>
-                <m:t>,</m:t>
-              </m:r>
-              <m:r>
-                <m:t> </m:t>
-              </m:r>
-              <m:r>
-                <m:t>0.3</m:t>
-              </m:r>
-              <m:r>
-                <m:rPr>
-                  <m:sty m:val="p"/>
-                </m:rPr>
-                <m:t>)</m:t>
-              </m:r>
-              <m:r>
-                <m:rPr>
-                  <m:sty m:val="p"/>
-                </m:rPr>
-                <m:t>.</m:t>
-              </m:r>
             </m:e>
-          </m:eqArr>
-          <m:r>
-            <m:t>  </m:t>
-          </m:r>
+          </m:d>
           <m:r>
             <m:rPr>
               <m:sty m:val="p"/>
             </m:rPr>
-            <m:t>(</m:t>
+            <m:t>.</m:t>
           </m:r>
           <m:r>
-            <m:t>9</m:t>
+            <m:t>  </m:t>
           </m:r>
-          <m:r>
-            <m:rPr>
-              <m:sty m:val="p"/>
-            </m:rPr>
-            <m:t>)</m:t>
-          </m:r>
+          <m:d>
+            <m:dPr>
+              <m:begChr m:val="("/>
+              <m:sepChr m:val=""/>
+              <m:endChr m:val=")"/>
+              <m:grow/>
+            </m:dPr>
+            <m:e>
+              <m:r>
+                <m:t>7</m:t>
+              </m:r>
+            </m:e>
+          </m:d>
         </m:oMath>
       </m:oMathPara>
-      <w:bookmarkEnd w:id="34"/>
+      <w:bookmarkEnd w:id="42"/>
+    </w:p>
+    <w:p>
+      <w:pPr>
+        <w:pStyle w:val="FirstParagraph"/>
+      </w:pPr>
+      <w:r>
+        <w:t xml:space="preserve">The per-group tail-weights are</w:t>
+      </w:r>
+      <w:r>
+        <w:t xml:space="preserve"> </w:t>
+      </w:r>
+      <w:r>
+        <w:rPr>
+          <w:i/>
+          <w:iCs/>
+        </w:rPr>
+        <w:t xml:space="preserve">a priori</w:t>
+      </w:r>
+      <w:r>
+        <w:t xml:space="preserve"> </w:t>
+      </w:r>
+      <w:r>
+        <w:t xml:space="preserve">the parameters most exposed</w:t>
+      </w:r>
+      <w:r>
+        <w:t xml:space="preserve"> </w:t>
+      </w:r>
+      <w:r>
+        <w:t xml:space="preserve">to the within-band identifiability concern, since the within-band</w:t>
+      </w:r>
+      <w:r>
+        <w:t xml:space="preserve"> </w:t>
+      </w:r>
+      <w:r>
+        <w:t xml:space="preserve">shape of the top band (1400–1600) they govern is exactly what six</w:t>
+      </w:r>
+      <w:r>
+        <w:t xml:space="preserve"> </w:t>
+      </w:r>
+      <w:r>
+        <w:t xml:space="preserve">band totals cannot directly recover (see Discussion). In the fitted</w:t>
+      </w:r>
+      <w:r>
+        <w:t xml:space="preserve"> </w:t>
+      </w:r>
+      <w:r>
+        <w:t xml:space="preserve">model, the per-group tail-weight posterior medians span a narrow</w:t>
+      </w:r>
+      <w:r>
+        <w:t xml:space="preserve"> </w:t>
+      </w:r>
+      <w:r>
+        <w:t xml:space="preserve">range of about 0.02, all sitting just above one. The</w:t>
+      </w:r>
+      <w:r>
+        <w:t xml:space="preserve"> </w:t>
+      </w:r>
+      <w:r>
+        <w:t xml:space="preserve">per-group-year scale residuals themselves are</w:t>
+      </w:r>
+      <w:r>
+        <w:t xml:space="preserve"> </w:t>
+      </w:r>
+      <m:oMath>
+        <m:sSub>
+          <m:e>
+            <m:r>
+              <m:t>η</m:t>
+            </m:r>
+          </m:e>
+          <m:sub>
+            <m:r>
+              <m:t>r</m:t>
+            </m:r>
+            <m:r>
+              <m:rPr>
+                <m:sty m:val="p"/>
+              </m:rPr>
+              <m:t>,</m:t>
+            </m:r>
+            <m:r>
+              <m:t>y</m:t>
+            </m:r>
+          </m:sub>
+        </m:sSub>
+        <m:r>
+          <m:rPr>
+            <m:sty m:val="p"/>
+          </m:rPr>
+          <m:t>∼</m:t>
+        </m:r>
+        <m:r>
+          <m:rPr>
+            <m:sty m:val="p"/>
+            <m:scr m:val="script"/>
+          </m:rPr>
+          <m:t>N</m:t>
+        </m:r>
+        <m:d>
+          <m:dPr>
+            <m:begChr m:val="("/>
+            <m:sepChr m:val=""/>
+            <m:endChr m:val=")"/>
+            <m:grow/>
+          </m:dPr>
+          <m:e>
+            <m:r>
+              <m:t>0</m:t>
+            </m:r>
+            <m:r>
+              <m:rPr>
+                <m:sty m:val="p"/>
+              </m:rPr>
+              <m:t>,</m:t>
+            </m:r>
+            <m:sSub>
+              <m:e>
+                <m:r>
+                  <m:t>τ</m:t>
+                </m:r>
+              </m:e>
+              <m:sub>
+                <m:r>
+                  <m:t>η</m:t>
+                </m:r>
+                <m:r>
+                  <m:rPr>
+                    <m:sty m:val="p"/>
+                  </m:rPr>
+                  <m:t>,</m:t>
+                </m:r>
+                <m:r>
+                  <m:t>r</m:t>
+                </m:r>
+              </m:sub>
+            </m:sSub>
+          </m:e>
+        </m:d>
+      </m:oMath>
+      <w:r>
+        <w:t xml:space="preserve">, year-level</w:t>
+      </w:r>
+      <w:r>
+        <w:t xml:space="preserve"> </w:t>
+      </w:r>
+      <w:r>
+        <w:t xml:space="preserve">departures from the log-linear scale trend rather than additional</w:t>
+      </w:r>
+      <w:r>
+        <w:t xml:space="preserve"> </w:t>
+      </w:r>
+      <w:r>
+        <w:t xml:space="preserve">structure. The</w:t>
+      </w:r>
+      <w:r>
+        <w:t xml:space="preserve"> </w:t>
+      </w:r>
+      <w:r>
+        <w:t xml:space="preserve">“No</w:t>
+      </w:r>
+      <w:r>
+        <w:t xml:space="preserve"> </w:t>
+      </w:r>
+      <w:r>
+        <w:t xml:space="preserve">response”</w:t>
+      </w:r>
+      <w:r>
+        <w:t xml:space="preserve"> </w:t>
+      </w:r>
+      <w:r>
+        <w:t xml:space="preserve">group’s scale is unpooled, as described above. Its skewness</w:t>
+      </w:r>
+      <w:r>
+        <w:t xml:space="preserve"> </w:t>
+      </w:r>
+      <m:oMath>
+        <m:sSub>
+          <m:e>
+            <m:r>
+              <m:t>ϵ</m:t>
+            </m:r>
+          </m:e>
+          <m:sub>
+            <m:r>
+              <m:rPr>
+                <m:nor/>
+                <m:sty m:val="p"/>
+              </m:rPr>
+              <m:t>NR</m:t>
+            </m:r>
+          </m:sub>
+        </m:sSub>
+      </m:oMath>
+      <w:r>
+        <w:t xml:space="preserve">, tail-weight</w:t>
+      </w:r>
+      <w:r>
+        <w:t xml:space="preserve"> </w:t>
+      </w:r>
+      <m:oMath>
+        <m:sSub>
+          <m:e>
+            <m:r>
+              <m:t>δ</m:t>
+            </m:r>
+          </m:e>
+          <m:sub>
+            <m:r>
+              <m:rPr>
+                <m:nor/>
+                <m:sty m:val="p"/>
+              </m:rPr>
+              <m:t>NR</m:t>
+            </m:r>
+          </m:sub>
+        </m:sSub>
+      </m:oMath>
+      <w:r>
+        <w:t xml:space="preserve">, and</w:t>
+      </w:r>
+      <w:r>
+        <w:t xml:space="preserve"> </w:t>
+      </w:r>
+      <w:r>
+        <w:t xml:space="preserve">concentration</w:t>
+      </w:r>
+      <w:r>
+        <w:t xml:space="preserve"> </w:t>
+      </w:r>
+      <m:oMath>
+        <m:sSub>
+          <m:e>
+            <m:r>
+              <m:t>ϕ</m:t>
+            </m:r>
+          </m:e>
+          <m:sub>
+            <m:r>
+              <m:rPr>
+                <m:nor/>
+                <m:sty m:val="p"/>
+              </m:rPr>
+              <m:t>NR</m:t>
+            </m:r>
+          </m:sub>
+        </m:sSub>
+      </m:oMath>
+      <w:r>
+        <w:t xml:space="preserve"> </w:t>
+      </w:r>
+      <w:r>
+        <w:t xml:space="preserve">remain in the hierarchies of</w:t>
+      </w:r>
+      <w:r>
+        <w:t xml:space="preserve"> </w:t>
+      </w:r>
+      <w:hyperlink w:anchor="eq-hier">
+        <w:r>
+          <w:rPr>
+            <w:rStyle w:val="Hyperlink"/>
+          </w:rPr>
+          <w:t xml:space="preserve">Equation 6</w:t>
+        </w:r>
+      </w:hyperlink>
+      <w:r>
+        <w:t xml:space="preserve"> </w:t>
+      </w:r>
+      <w:r>
+        <w:t xml:space="preserve">and</w:t>
+      </w:r>
+      <w:r>
+        <w:t xml:space="preserve"> </w:t>
+      </w:r>
+      <w:hyperlink w:anchor="eq-hier-extra">
+        <w:r>
+          <w:rPr>
+            <w:rStyle w:val="Hyperlink"/>
+          </w:rPr>
+          <w:t xml:space="preserve">Equation 7</w:t>
+        </w:r>
+      </w:hyperlink>
+      <w:r>
+        <w:t xml:space="preserve">.</w:t>
+      </w:r>
+    </w:p>
+    <w:bookmarkEnd w:id="43"/>
+    <w:bookmarkStart w:id="46" w:name="sec-estimation"/>
+    <w:p>
+      <w:pPr>
+        <w:pStyle w:val="Heading2"/>
+      </w:pPr>
+      <w:r>
+        <w:t xml:space="preserve">Priors and Estimation</w:t>
+      </w:r>
+    </w:p>
+    <w:p>
+      <w:pPr>
+        <w:pStyle w:val="FirstParagraph"/>
+      </w:pPr>
+      <w:r>
+        <w:t xml:space="preserve">The model’s hyperparameters fall into three groups. The named-group</w:t>
+      </w:r>
+      <w:r>
+        <w:t xml:space="preserve"> </w:t>
+      </w:r>
+      <w:r>
+        <w:t xml:space="preserve">hierarchies on the within-group scale, skewness, and scale-growth rate</w:t>
+      </w:r>
+      <w:r>
+        <w:t xml:space="preserve"> </w:t>
+      </w:r>
+      <w:r>
+        <w:t xml:space="preserve">take weakly informative settings, with a Gaussian prior on each mean</w:t>
+      </w:r>
+      <w:r>
+        <w:t xml:space="preserve"> </w:t>
+      </w:r>
+      <w:r>
+        <w:t xml:space="preserve">and a half-normal prior on each spread:</w:t>
+      </w:r>
+    </w:p>
+    <w:p>
+      <w:pPr>
+        <w:pStyle w:val="BodyText"/>
+      </w:pPr>
+      <w:bookmarkStart w:id="44" w:name="eq-priors-core"/>
+      <m:oMathPara>
+        <m:oMathParaPr>
+          <m:jc m:val="center"/>
+        </m:oMathParaPr>
+        <m:oMath>
+          <m:m>
+            <m:mPr>
+              <m:baseJc m:val="center"/>
+              <m:plcHide m:val="on"/>
+              <m:mcs>
+                <m:mc>
+                  <m:mcPr>
+                    <m:mcJc m:val="right"/>
+                    <m:count m:val="1"/>
+                  </m:mcPr>
+                </m:mc>
+                <m:mc>
+                  <m:mcPr>
+                    <m:mcJc m:val="left"/>
+                    <m:count m:val="1"/>
+                  </m:mcPr>
+                </m:mc>
+                <m:mc>
+                  <m:mcPr>
+                    <m:mcJc m:val="right"/>
+                    <m:count m:val="1"/>
+                  </m:mcPr>
+                </m:mc>
+                <m:mc>
+                  <m:mcPr>
+                    <m:mcJc m:val="left"/>
+                    <m:count m:val="1"/>
+                  </m:mcPr>
+                </m:mc>
+              </m:mcs>
+            </m:mPr>
+            <m:mr>
+              <m:e>
+                <m:sSub>
+                  <m:e>
+                    <m:r>
+                      <m:t>β</m:t>
+                    </m:r>
+                  </m:e>
+                  <m:sub>
+                    <m:r>
+                      <m:t>σ</m:t>
+                    </m:r>
+                  </m:sub>
+                </m:sSub>
+              </m:e>
+              <m:e>
+                <m:r>
+                  <m:rPr>
+                    <m:sty m:val="p"/>
+                  </m:rPr>
+                  <m:t>∼</m:t>
+                </m:r>
+                <m:r>
+                  <m:rPr>
+                    <m:sty m:val="p"/>
+                    <m:scr m:val="script"/>
+                  </m:rPr>
+                  <m:t>N</m:t>
+                </m:r>
+                <m:d>
+                  <m:dPr>
+                    <m:begChr m:val="("/>
+                    <m:sepChr m:val=""/>
+                    <m:endChr m:val=")"/>
+                    <m:grow/>
+                  </m:dPr>
+                  <m:e>
+                    <m:r>
+                      <m:rPr>
+                        <m:sty m:val="p"/>
+                      </m:rPr>
+                      <m:t>log</m:t>
+                    </m:r>
+                    <m:r>
+                      <m:t>230</m:t>
+                    </m:r>
+                    <m:r>
+                      <m:rPr>
+                        <m:sty m:val="p"/>
+                      </m:rPr>
+                      <m:t>,</m:t>
+                    </m:r>
+                    <m:r>
+                      <m:t> </m:t>
+                    </m:r>
+                    <m:r>
+                      <m:t>0.4</m:t>
+                    </m:r>
+                  </m:e>
+                </m:d>
+                <m:r>
+                  <m:rPr>
+                    <m:sty m:val="p"/>
+                  </m:rPr>
+                  <m:t>,</m:t>
+                </m:r>
+              </m:e>
+              <m:e>
+                <m:r>
+                  <m:t> </m:t>
+                </m:r>
+                <m:sSub>
+                  <m:e>
+                    <m:r>
+                      <m:t>τ</m:t>
+                    </m:r>
+                  </m:e>
+                  <m:sub>
+                    <m:r>
+                      <m:t>σ</m:t>
+                    </m:r>
+                  </m:sub>
+                </m:sSub>
+              </m:e>
+              <m:e>
+                <m:r>
+                  <m:rPr>
+                    <m:sty m:val="p"/>
+                  </m:rPr>
+                  <m:t>∼</m:t>
+                </m:r>
+                <m:sSup>
+                  <m:e>
+                    <m:r>
+                      <m:rPr>
+                        <m:sty m:val="p"/>
+                        <m:scr m:val="script"/>
+                      </m:rPr>
+                      <m:t>N</m:t>
+                    </m:r>
+                  </m:e>
+                  <m:sup>
+                    <m:r>
+                      <m:rPr>
+                        <m:sty m:val="p"/>
+                      </m:rPr>
+                      <m:t>+</m:t>
+                    </m:r>
+                  </m:sup>
+                </m:sSup>
+                <m:d>
+                  <m:dPr>
+                    <m:begChr m:val="("/>
+                    <m:sepChr m:val=""/>
+                    <m:endChr m:val=")"/>
+                    <m:grow/>
+                  </m:dPr>
+                  <m:e>
+                    <m:r>
+                      <m:t>0</m:t>
+                    </m:r>
+                    <m:r>
+                      <m:rPr>
+                        <m:sty m:val="p"/>
+                      </m:rPr>
+                      <m:t>,</m:t>
+                    </m:r>
+                    <m:r>
+                      <m:t> </m:t>
+                    </m:r>
+                    <m:r>
+                      <m:t>0.35</m:t>
+                    </m:r>
+                  </m:e>
+                </m:d>
+                <m:r>
+                  <m:rPr>
+                    <m:sty m:val="p"/>
+                  </m:rPr>
+                  <m:t>,</m:t>
+                </m:r>
+              </m:e>
+            </m:mr>
+            <m:mr>
+              <m:e>
+                <m:sSub>
+                  <m:e>
+                    <m:r>
+                      <m:t>β</m:t>
+                    </m:r>
+                  </m:e>
+                  <m:sub>
+                    <m:r>
+                      <m:t>ϵ</m:t>
+                    </m:r>
+                  </m:sub>
+                </m:sSub>
+              </m:e>
+              <m:e>
+                <m:r>
+                  <m:rPr>
+                    <m:sty m:val="p"/>
+                  </m:rPr>
+                  <m:t>∼</m:t>
+                </m:r>
+                <m:r>
+                  <m:rPr>
+                    <m:sty m:val="p"/>
+                    <m:scr m:val="script"/>
+                  </m:rPr>
+                  <m:t>N</m:t>
+                </m:r>
+                <m:d>
+                  <m:dPr>
+                    <m:begChr m:val="("/>
+                    <m:sepChr m:val=""/>
+                    <m:endChr m:val=")"/>
+                    <m:grow/>
+                  </m:dPr>
+                  <m:e>
+                    <m:r>
+                      <m:t>0</m:t>
+                    </m:r>
+                    <m:r>
+                      <m:rPr>
+                        <m:sty m:val="p"/>
+                      </m:rPr>
+                      <m:t>,</m:t>
+                    </m:r>
+                    <m:r>
+                      <m:t> </m:t>
+                    </m:r>
+                    <m:r>
+                      <m:t>0.6</m:t>
+                    </m:r>
+                  </m:e>
+                </m:d>
+                <m:r>
+                  <m:rPr>
+                    <m:sty m:val="p"/>
+                  </m:rPr>
+                  <m:t>,</m:t>
+                </m:r>
+              </m:e>
+              <m:e>
+                <m:r>
+                  <m:t> </m:t>
+                </m:r>
+                <m:sSub>
+                  <m:e>
+                    <m:r>
+                      <m:t>τ</m:t>
+                    </m:r>
+                  </m:e>
+                  <m:sub>
+                    <m:r>
+                      <m:t>ϵ</m:t>
+                    </m:r>
+                  </m:sub>
+                </m:sSub>
+              </m:e>
+              <m:e>
+                <m:r>
+                  <m:rPr>
+                    <m:sty m:val="p"/>
+                  </m:rPr>
+                  <m:t>∼</m:t>
+                </m:r>
+                <m:sSup>
+                  <m:e>
+                    <m:r>
+                      <m:rPr>
+                        <m:sty m:val="p"/>
+                        <m:scr m:val="script"/>
+                      </m:rPr>
+                      <m:t>N</m:t>
+                    </m:r>
+                  </m:e>
+                  <m:sup>
+                    <m:r>
+                      <m:rPr>
+                        <m:sty m:val="p"/>
+                      </m:rPr>
+                      <m:t>+</m:t>
+                    </m:r>
+                  </m:sup>
+                </m:sSup>
+                <m:d>
+                  <m:dPr>
+                    <m:begChr m:val="("/>
+                    <m:sepChr m:val=""/>
+                    <m:endChr m:val=")"/>
+                    <m:grow/>
+                  </m:dPr>
+                  <m:e>
+                    <m:r>
+                      <m:t>0</m:t>
+                    </m:r>
+                    <m:r>
+                      <m:rPr>
+                        <m:sty m:val="p"/>
+                      </m:rPr>
+                      <m:t>,</m:t>
+                    </m:r>
+                    <m:r>
+                      <m:t> </m:t>
+                    </m:r>
+                    <m:r>
+                      <m:t>0.8</m:t>
+                    </m:r>
+                  </m:e>
+                </m:d>
+                <m:r>
+                  <m:rPr>
+                    <m:sty m:val="p"/>
+                  </m:rPr>
+                  <m:t>,</m:t>
+                </m:r>
+              </m:e>
+            </m:mr>
+            <m:mr>
+              <m:e>
+                <m:sSub>
+                  <m:e>
+                    <m:r>
+                      <m:t>β</m:t>
+                    </m:r>
+                  </m:e>
+                  <m:sub>
+                    <m:r>
+                      <m:t>λ</m:t>
+                    </m:r>
+                  </m:sub>
+                </m:sSub>
+              </m:e>
+              <m:e>
+                <m:r>
+                  <m:rPr>
+                    <m:sty m:val="p"/>
+                  </m:rPr>
+                  <m:t>∼</m:t>
+                </m:r>
+                <m:r>
+                  <m:rPr>
+                    <m:sty m:val="p"/>
+                    <m:scr m:val="script"/>
+                  </m:rPr>
+                  <m:t>N</m:t>
+                </m:r>
+                <m:d>
+                  <m:dPr>
+                    <m:begChr m:val="("/>
+                    <m:sepChr m:val=""/>
+                    <m:endChr m:val=")"/>
+                    <m:grow/>
+                  </m:dPr>
+                  <m:e>
+                    <m:r>
+                      <m:t>0</m:t>
+                    </m:r>
+                    <m:r>
+                      <m:rPr>
+                        <m:sty m:val="p"/>
+                      </m:rPr>
+                      <m:t>,</m:t>
+                    </m:r>
+                    <m:r>
+                      <m:t> </m:t>
+                    </m:r>
+                    <m:r>
+                      <m:t>0.15</m:t>
+                    </m:r>
+                  </m:e>
+                </m:d>
+                <m:r>
+                  <m:rPr>
+                    <m:sty m:val="p"/>
+                  </m:rPr>
+                  <m:t>,</m:t>
+                </m:r>
+              </m:e>
+              <m:e>
+                <m:r>
+                  <m:t> </m:t>
+                </m:r>
+                <m:sSub>
+                  <m:e>
+                    <m:r>
+                      <m:t>τ</m:t>
+                    </m:r>
+                  </m:e>
+                  <m:sub>
+                    <m:r>
+                      <m:t>λ</m:t>
+                    </m:r>
+                  </m:sub>
+                </m:sSub>
+              </m:e>
+              <m:e>
+                <m:r>
+                  <m:rPr>
+                    <m:sty m:val="p"/>
+                  </m:rPr>
+                  <m:t>∼</m:t>
+                </m:r>
+                <m:sSup>
+                  <m:e>
+                    <m:r>
+                      <m:rPr>
+                        <m:sty m:val="p"/>
+                        <m:scr m:val="script"/>
+                      </m:rPr>
+                      <m:t>N</m:t>
+                    </m:r>
+                  </m:e>
+                  <m:sup>
+                    <m:r>
+                      <m:rPr>
+                        <m:sty m:val="p"/>
+                      </m:rPr>
+                      <m:t>+</m:t>
+                    </m:r>
+                  </m:sup>
+                </m:sSup>
+                <m:d>
+                  <m:dPr>
+                    <m:begChr m:val="("/>
+                    <m:sepChr m:val=""/>
+                    <m:endChr m:val=")"/>
+                    <m:grow/>
+                  </m:dPr>
+                  <m:e>
+                    <m:r>
+                      <m:t>0</m:t>
+                    </m:r>
+                    <m:r>
+                      <m:rPr>
+                        <m:sty m:val="p"/>
+                      </m:rPr>
+                      <m:t>,</m:t>
+                    </m:r>
+                    <m:r>
+                      <m:t> </m:t>
+                    </m:r>
+                    <m:r>
+                      <m:t>0.06</m:t>
+                    </m:r>
+                  </m:e>
+                </m:d>
+                <m:r>
+                  <m:rPr>
+                    <m:sty m:val="p"/>
+                  </m:rPr>
+                  <m:t>.</m:t>
+                </m:r>
+              </m:e>
+            </m:mr>
+          </m:m>
+          <m:r>
+            <m:t>  </m:t>
+          </m:r>
+          <m:d>
+            <m:dPr>
+              <m:begChr m:val="("/>
+              <m:sepChr m:val=""/>
+              <m:endChr m:val=")"/>
+              <m:grow/>
+            </m:dPr>
+            <m:e>
+              <m:r>
+                <m:t>8</m:t>
+              </m:r>
+            </m:e>
+          </m:d>
+        </m:oMath>
+      </m:oMathPara>
+      <w:bookmarkEnd w:id="44"/>
+    </w:p>
+    <w:p>
+      <w:pPr>
+        <w:pStyle w:val="FirstParagraph"/>
+      </w:pPr>
+      <w:r>
+        <w:t xml:space="preserve">The hierarchies on the tail-weight, Dirichlet concentration, and</w:t>
+      </w:r>
+      <w:r>
+        <w:t xml:space="preserve"> </w:t>
+      </w:r>
+      <w:r>
+        <w:t xml:space="preserve">per-group scale-residual SD are likewise weakly informative, with the</w:t>
+      </w:r>
+      <w:r>
+        <w:t xml:space="preserve"> </w:t>
+      </w:r>
+      <m:oMath>
+        <m:sSub>
+          <m:e>
+            <m:r>
+              <m:t>β</m:t>
+            </m:r>
+          </m:e>
+          <m:sub>
+            <m:r>
+              <m:t>δ</m:t>
+            </m:r>
+          </m:sub>
+        </m:sSub>
+      </m:oMath>
+      <w:r>
+        <w:t xml:space="preserve"> </w:t>
+      </w:r>
+      <w:r>
+        <w:t xml:space="preserve">and</w:t>
+      </w:r>
+      <w:r>
+        <w:t xml:space="preserve"> </w:t>
+      </w:r>
+      <m:oMath>
+        <m:sSub>
+          <m:e>
+            <m:r>
+              <m:t>τ</m:t>
+            </m:r>
+          </m:e>
+          <m:sub>
+            <m:r>
+              <m:t>δ</m:t>
+            </m:r>
+          </m:sub>
+        </m:sSub>
+      </m:oMath>
+      <w:r>
+        <w:t xml:space="preserve"> </w:t>
+      </w:r>
+      <w:r>
+        <w:t xml:space="preserve">settings centering each</w:t>
+      </w:r>
+      <w:r>
+        <w:t xml:space="preserve"> </w:t>
+      </w:r>
+      <m:oMath>
+        <m:sSub>
+          <m:e>
+            <m:r>
+              <m:t>δ</m:t>
+            </m:r>
+          </m:e>
+          <m:sub>
+            <m:r>
+              <m:t>r</m:t>
+            </m:r>
+          </m:sub>
+        </m:sSub>
+      </m:oMath>
+      <w:r>
+        <w:t xml:space="preserve"> </w:t>
+      </w:r>
+      <w:r>
+        <w:t xml:space="preserve">near</w:t>
+      </w:r>
+      <w:r>
+        <w:t xml:space="preserve"> </w:t>
+      </w:r>
+      <m:oMath>
+        <m:r>
+          <m:t>1</m:t>
+        </m:r>
+      </m:oMath>
+      <w:r>
+        <w:t xml:space="preserve">:</w:t>
+      </w:r>
+    </w:p>
+    <w:p>
+      <w:pPr>
+        <w:pStyle w:val="BodyText"/>
+      </w:pPr>
+      <w:bookmarkStart w:id="45" w:name="eq-priors-aux"/>
+      <m:oMathPara>
+        <m:oMathParaPr>
+          <m:jc m:val="center"/>
+        </m:oMathParaPr>
+        <m:oMath>
+          <m:m>
+            <m:mPr>
+              <m:baseJc m:val="center"/>
+              <m:plcHide m:val="on"/>
+              <m:mcs>
+                <m:mc>
+                  <m:mcPr>
+                    <m:mcJc m:val="right"/>
+                    <m:count m:val="1"/>
+                  </m:mcPr>
+                </m:mc>
+                <m:mc>
+                  <m:mcPr>
+                    <m:mcJc m:val="left"/>
+                    <m:count m:val="1"/>
+                  </m:mcPr>
+                </m:mc>
+                <m:mc>
+                  <m:mcPr>
+                    <m:mcJc m:val="right"/>
+                    <m:count m:val="1"/>
+                  </m:mcPr>
+                </m:mc>
+                <m:mc>
+                  <m:mcPr>
+                    <m:mcJc m:val="left"/>
+                    <m:count m:val="1"/>
+                  </m:mcPr>
+                </m:mc>
+              </m:mcs>
+            </m:mPr>
+            <m:mr>
+              <m:e>
+                <m:sSub>
+                  <m:e>
+                    <m:r>
+                      <m:t>β</m:t>
+                    </m:r>
+                  </m:e>
+                  <m:sub>
+                    <m:r>
+                      <m:t>δ</m:t>
+                    </m:r>
+                  </m:sub>
+                </m:sSub>
+              </m:e>
+              <m:e>
+                <m:r>
+                  <m:rPr>
+                    <m:sty m:val="p"/>
+                  </m:rPr>
+                  <m:t>∼</m:t>
+                </m:r>
+                <m:r>
+                  <m:rPr>
+                    <m:sty m:val="p"/>
+                    <m:scr m:val="script"/>
+                  </m:rPr>
+                  <m:t>N</m:t>
+                </m:r>
+                <m:d>
+                  <m:dPr>
+                    <m:begChr m:val="("/>
+                    <m:sepChr m:val=""/>
+                    <m:endChr m:val=")"/>
+                    <m:grow/>
+                  </m:dPr>
+                  <m:e>
+                    <m:r>
+                      <m:t>0</m:t>
+                    </m:r>
+                    <m:r>
+                      <m:rPr>
+                        <m:sty m:val="p"/>
+                      </m:rPr>
+                      <m:t>,</m:t>
+                    </m:r>
+                    <m:r>
+                      <m:t> </m:t>
+                    </m:r>
+                    <m:r>
+                      <m:t>0.3</m:t>
+                    </m:r>
+                  </m:e>
+                </m:d>
+                <m:r>
+                  <m:rPr>
+                    <m:sty m:val="p"/>
+                  </m:rPr>
+                  <m:t>,</m:t>
+                </m:r>
+              </m:e>
+              <m:e>
+                <m:r>
+                  <m:t> </m:t>
+                </m:r>
+                <m:sSub>
+                  <m:e>
+                    <m:r>
+                      <m:t>τ</m:t>
+                    </m:r>
+                  </m:e>
+                  <m:sub>
+                    <m:r>
+                      <m:t>δ</m:t>
+                    </m:r>
+                  </m:sub>
+                </m:sSub>
+              </m:e>
+              <m:e>
+                <m:r>
+                  <m:rPr>
+                    <m:sty m:val="p"/>
+                  </m:rPr>
+                  <m:t>∼</m:t>
+                </m:r>
+                <m:sSup>
+                  <m:e>
+                    <m:r>
+                      <m:rPr>
+                        <m:sty m:val="p"/>
+                        <m:scr m:val="script"/>
+                      </m:rPr>
+                      <m:t>N</m:t>
+                    </m:r>
+                  </m:e>
+                  <m:sup>
+                    <m:r>
+                      <m:rPr>
+                        <m:sty m:val="p"/>
+                      </m:rPr>
+                      <m:t>+</m:t>
+                    </m:r>
+                  </m:sup>
+                </m:sSup>
+                <m:d>
+                  <m:dPr>
+                    <m:begChr m:val="("/>
+                    <m:sepChr m:val=""/>
+                    <m:endChr m:val=")"/>
+                    <m:grow/>
+                  </m:dPr>
+                  <m:e>
+                    <m:r>
+                      <m:t>0</m:t>
+                    </m:r>
+                    <m:r>
+                      <m:rPr>
+                        <m:sty m:val="p"/>
+                      </m:rPr>
+                      <m:t>,</m:t>
+                    </m:r>
+                    <m:r>
+                      <m:t> </m:t>
+                    </m:r>
+                    <m:r>
+                      <m:t>0.2</m:t>
+                    </m:r>
+                  </m:e>
+                </m:d>
+                <m:r>
+                  <m:rPr>
+                    <m:sty m:val="p"/>
+                  </m:rPr>
+                  <m:t>,</m:t>
+                </m:r>
+              </m:e>
+            </m:mr>
+            <m:mr>
+              <m:e>
+                <m:sSub>
+                  <m:e>
+                    <m:r>
+                      <m:t>β</m:t>
+                    </m:r>
+                  </m:e>
+                  <m:sub>
+                    <m:r>
+                      <m:t>ϕ</m:t>
+                    </m:r>
+                  </m:sub>
+                </m:sSub>
+              </m:e>
+              <m:e>
+                <m:r>
+                  <m:rPr>
+                    <m:sty m:val="p"/>
+                  </m:rPr>
+                  <m:t>∼</m:t>
+                </m:r>
+                <m:r>
+                  <m:rPr>
+                    <m:sty m:val="p"/>
+                    <m:scr m:val="script"/>
+                  </m:rPr>
+                  <m:t>N</m:t>
+                </m:r>
+                <m:d>
+                  <m:dPr>
+                    <m:begChr m:val="("/>
+                    <m:sepChr m:val=""/>
+                    <m:endChr m:val=")"/>
+                    <m:grow/>
+                  </m:dPr>
+                  <m:e>
+                    <m:r>
+                      <m:rPr>
+                        <m:sty m:val="p"/>
+                      </m:rPr>
+                      <m:t>log</m:t>
+                    </m:r>
+                    <m:r>
+                      <m:t>300</m:t>
+                    </m:r>
+                    <m:r>
+                      <m:rPr>
+                        <m:sty m:val="p"/>
+                      </m:rPr>
+                      <m:t>,</m:t>
+                    </m:r>
+                    <m:r>
+                      <m:t> </m:t>
+                    </m:r>
+                    <m:r>
+                      <m:t>1.5</m:t>
+                    </m:r>
+                  </m:e>
+                </m:d>
+                <m:r>
+                  <m:rPr>
+                    <m:sty m:val="p"/>
+                  </m:rPr>
+                  <m:t>,</m:t>
+                </m:r>
+              </m:e>
+              <m:e>
+                <m:r>
+                  <m:t> </m:t>
+                </m:r>
+                <m:sSub>
+                  <m:e>
+                    <m:r>
+                      <m:t>τ</m:t>
+                    </m:r>
+                  </m:e>
+                  <m:sub>
+                    <m:r>
+                      <m:t>ϕ</m:t>
+                    </m:r>
+                  </m:sub>
+                </m:sSub>
+              </m:e>
+              <m:e>
+                <m:r>
+                  <m:rPr>
+                    <m:sty m:val="p"/>
+                  </m:rPr>
+                  <m:t>∼</m:t>
+                </m:r>
+                <m:sSup>
+                  <m:e>
+                    <m:r>
+                      <m:rPr>
+                        <m:sty m:val="p"/>
+                        <m:scr m:val="script"/>
+                      </m:rPr>
+                      <m:t>N</m:t>
+                    </m:r>
+                  </m:e>
+                  <m:sup>
+                    <m:r>
+                      <m:rPr>
+                        <m:sty m:val="p"/>
+                      </m:rPr>
+                      <m:t>+</m:t>
+                    </m:r>
+                  </m:sup>
+                </m:sSup>
+                <m:d>
+                  <m:dPr>
+                    <m:begChr m:val="("/>
+                    <m:sepChr m:val=""/>
+                    <m:endChr m:val=")"/>
+                    <m:grow/>
+                  </m:dPr>
+                  <m:e>
+                    <m:r>
+                      <m:t>0</m:t>
+                    </m:r>
+                    <m:r>
+                      <m:rPr>
+                        <m:sty m:val="p"/>
+                      </m:rPr>
+                      <m:t>,</m:t>
+                    </m:r>
+                    <m:r>
+                      <m:t> </m:t>
+                    </m:r>
+                    <m:r>
+                      <m:t>0.5</m:t>
+                    </m:r>
+                  </m:e>
+                </m:d>
+                <m:r>
+                  <m:rPr>
+                    <m:sty m:val="p"/>
+                  </m:rPr>
+                  <m:t>,</m:t>
+                </m:r>
+              </m:e>
+            </m:mr>
+            <m:mr>
+              <m:e>
+                <m:sSub>
+                  <m:e>
+                    <m:r>
+                      <m:t>β</m:t>
+                    </m:r>
+                  </m:e>
+                  <m:sub>
+                    <m:sSub>
+                      <m:e>
+                        <m:r>
+                          <m:t>τ</m:t>
+                        </m:r>
+                      </m:e>
+                      <m:sub>
+                        <m:r>
+                          <m:t>η</m:t>
+                        </m:r>
+                      </m:sub>
+                    </m:sSub>
+                  </m:sub>
+                </m:sSub>
+              </m:e>
+              <m:e>
+                <m:r>
+                  <m:rPr>
+                    <m:sty m:val="p"/>
+                  </m:rPr>
+                  <m:t>∼</m:t>
+                </m:r>
+                <m:r>
+                  <m:rPr>
+                    <m:sty m:val="p"/>
+                    <m:scr m:val="script"/>
+                  </m:rPr>
+                  <m:t>N</m:t>
+                </m:r>
+                <m:d>
+                  <m:dPr>
+                    <m:begChr m:val="("/>
+                    <m:sepChr m:val=""/>
+                    <m:endChr m:val=")"/>
+                    <m:grow/>
+                  </m:dPr>
+                  <m:e>
+                    <m:r>
+                      <m:rPr>
+                        <m:sty m:val="p"/>
+                      </m:rPr>
+                      <m:t>log</m:t>
+                    </m:r>
+                    <m:r>
+                      <m:t>0.03</m:t>
+                    </m:r>
+                    <m:r>
+                      <m:rPr>
+                        <m:sty m:val="p"/>
+                      </m:rPr>
+                      <m:t>,</m:t>
+                    </m:r>
+                    <m:r>
+                      <m:t> </m:t>
+                    </m:r>
+                    <m:r>
+                      <m:t>0.6</m:t>
+                    </m:r>
+                  </m:e>
+                </m:d>
+                <m:r>
+                  <m:rPr>
+                    <m:sty m:val="p"/>
+                  </m:rPr>
+                  <m:t>,</m:t>
+                </m:r>
+              </m:e>
+              <m:e>
+                <m:r>
+                  <m:t> </m:t>
+                </m:r>
+                <m:sSub>
+                  <m:e>
+                    <m:r>
+                      <m:t>τ</m:t>
+                    </m:r>
+                  </m:e>
+                  <m:sub>
+                    <m:sSub>
+                      <m:e>
+                        <m:r>
+                          <m:t>τ</m:t>
+                        </m:r>
+                      </m:e>
+                      <m:sub>
+                        <m:r>
+                          <m:t>η</m:t>
+                        </m:r>
+                      </m:sub>
+                    </m:sSub>
+                  </m:sub>
+                </m:sSub>
+              </m:e>
+              <m:e>
+                <m:r>
+                  <m:rPr>
+                    <m:sty m:val="p"/>
+                  </m:rPr>
+                  <m:t>∼</m:t>
+                </m:r>
+                <m:sSup>
+                  <m:e>
+                    <m:r>
+                      <m:rPr>
+                        <m:sty m:val="p"/>
+                        <m:scr m:val="script"/>
+                      </m:rPr>
+                      <m:t>N</m:t>
+                    </m:r>
+                  </m:e>
+                  <m:sup>
+                    <m:r>
+                      <m:rPr>
+                        <m:sty m:val="p"/>
+                      </m:rPr>
+                      <m:t>+</m:t>
+                    </m:r>
+                  </m:sup>
+                </m:sSup>
+                <m:d>
+                  <m:dPr>
+                    <m:begChr m:val="("/>
+                    <m:sepChr m:val=""/>
+                    <m:endChr m:val=")"/>
+                    <m:grow/>
+                  </m:dPr>
+                  <m:e>
+                    <m:r>
+                      <m:t>0</m:t>
+                    </m:r>
+                    <m:r>
+                      <m:rPr>
+                        <m:sty m:val="p"/>
+                      </m:rPr>
+                      <m:t>,</m:t>
+                    </m:r>
+                    <m:r>
+                      <m:t> </m:t>
+                    </m:r>
+                    <m:r>
+                      <m:t>0.3</m:t>
+                    </m:r>
+                  </m:e>
+                </m:d>
+                <m:r>
+                  <m:rPr>
+                    <m:sty m:val="p"/>
+                  </m:rPr>
+                  <m:t>.</m:t>
+                </m:r>
+              </m:e>
+            </m:mr>
+          </m:m>
+          <m:r>
+            <m:t>  </m:t>
+          </m:r>
+          <m:d>
+            <m:dPr>
+              <m:begChr m:val="("/>
+              <m:sepChr m:val=""/>
+              <m:endChr m:val=")"/>
+              <m:grow/>
+            </m:dPr>
+            <m:e>
+              <m:r>
+                <m:t>9</m:t>
+              </m:r>
+            </m:e>
+          </m:d>
+        </m:oMath>
+      </m:oMathPara>
+      <w:bookmarkEnd w:id="45"/>
     </w:p>
     <w:p>
       <w:pPr>
@@ -9192,44 +9154,42 @@
         </m:r>
         <m:r>
           <m:rPr>
+            <m:sty m:val="p"/>
             <m:scr m:val="double-struck"/>
-            <m:sty m:val="p"/>
           </m:rPr>
           <m:t>E</m:t>
         </m:r>
-        <m:r>
-          <m:rPr>
-            <m:sty m:val="p"/>
-          </m:rPr>
-          <m:t>[</m:t>
-        </m:r>
-        <m:sSub>
+        <m:d>
+          <m:dPr>
+            <m:begChr m:val="["/>
+            <m:sepChr m:val=""/>
+            <m:endChr m:val="]"/>
+            <m:grow/>
+          </m:dPr>
           <m:e>
-            <m:r>
-              <m:t>S</m:t>
-            </m:r>
+            <m:sSub>
+              <m:e>
+                <m:r>
+                  <m:t>S</m:t>
+                </m:r>
+              </m:e>
+              <m:sub>
+                <m:r>
+                  <m:t>r</m:t>
+                </m:r>
+                <m:r>
+                  <m:rPr>
+                    <m:sty m:val="p"/>
+                  </m:rPr>
+                  <m:t>,</m:t>
+                </m:r>
+                <m:r>
+                  <m:t>y</m:t>
+                </m:r>
+              </m:sub>
+            </m:sSub>
           </m:e>
-          <m:sub>
-            <m:r>
-              <m:t>r</m:t>
-            </m:r>
-            <m:r>
-              <m:rPr>
-                <m:sty m:val="p"/>
-              </m:rPr>
-              <m:t>,</m:t>
-            </m:r>
-            <m:r>
-              <m:t>y</m:t>
-            </m:r>
-          </m:sub>
-        </m:sSub>
-        <m:r>
-          <m:rPr>
-            <m:sty m:val="p"/>
-          </m:rPr>
-          <m:t>]</m:t>
-        </m:r>
+        </m:d>
       </m:oMath>
       <w:r>
         <w:t xml:space="preserve">,</w:t>
@@ -9273,35 +9233,33 @@
         </m:r>
         <m:r>
           <m:rPr>
+            <m:sty m:val="p"/>
             <m:scr m:val="script"/>
-            <m:sty m:val="p"/>
           </m:rPr>
           <m:t>N</m:t>
         </m:r>
-        <m:r>
-          <m:rPr>
-            <m:sty m:val="p"/>
-          </m:rPr>
-          <m:t>(</m:t>
-        </m:r>
-        <m:r>
-          <m:t>1050</m:t>
-        </m:r>
-        <m:r>
-          <m:rPr>
-            <m:sty m:val="p"/>
-          </m:rPr>
-          <m:t>,</m:t>
-        </m:r>
-        <m:r>
-          <m:t>300</m:t>
-        </m:r>
-        <m:r>
-          <m:rPr>
-            <m:sty m:val="p"/>
-          </m:rPr>
-          <m:t>)</m:t>
-        </m:r>
+        <m:d>
+          <m:dPr>
+            <m:begChr m:val="("/>
+            <m:sepChr m:val=""/>
+            <m:endChr m:val=")"/>
+            <m:grow/>
+          </m:dPr>
+          <m:e>
+            <m:r>
+              <m:t>1050</m:t>
+            </m:r>
+            <m:r>
+              <m:rPr>
+                <m:sty m:val="p"/>
+              </m:rPr>
+              <m:t>,</m:t>
+            </m:r>
+            <m:r>
+              <m:t>300</m:t>
+            </m:r>
+          </m:e>
+        </m:d>
       </m:oMath>
       <w:r>
         <w:t xml:space="preserve">.</w:t>
@@ -9473,48 +9431,46 @@
         <m:r>
           <m:t>m</m:t>
         </m:r>
-        <m:r>
-          <m:rPr>
-            <m:sty m:val="p"/>
-          </m:rPr>
-          <m:t>(</m:t>
-        </m:r>
-        <m:sSub>
+        <m:d>
+          <m:dPr>
+            <m:begChr m:val="("/>
+            <m:sepChr m:val=""/>
+            <m:endChr m:val=")"/>
+            <m:grow/>
+          </m:dPr>
           <m:e>
-            <m:r>
-              <m:t>ϵ</m:t>
-            </m:r>
+            <m:sSub>
+              <m:e>
+                <m:r>
+                  <m:t>ϵ</m:t>
+                </m:r>
+              </m:e>
+              <m:sub>
+                <m:r>
+                  <m:t>r</m:t>
+                </m:r>
+              </m:sub>
+            </m:sSub>
+            <m:r>
+              <m:rPr>
+                <m:sty m:val="p"/>
+              </m:rPr>
+              <m:t>,</m:t>
+            </m:r>
+            <m:sSub>
+              <m:e>
+                <m:r>
+                  <m:t>δ</m:t>
+                </m:r>
+              </m:e>
+              <m:sub>
+                <m:r>
+                  <m:t>r</m:t>
+                </m:r>
+              </m:sub>
+            </m:sSub>
           </m:e>
-          <m:sub>
-            <m:r>
-              <m:t>r</m:t>
-            </m:r>
-          </m:sub>
-        </m:sSub>
-        <m:r>
-          <m:rPr>
-            <m:sty m:val="p"/>
-          </m:rPr>
-          <m:t>,</m:t>
-        </m:r>
-        <m:sSub>
-          <m:e>
-            <m:r>
-              <m:t>δ</m:t>
-            </m:r>
-          </m:e>
-          <m:sub>
-            <m:r>
-              <m:t>r</m:t>
-            </m:r>
-          </m:sub>
-        </m:sSub>
-        <m:r>
-          <m:rPr>
-            <m:sty m:val="p"/>
-          </m:rPr>
-          <m:t>)</m:t>
-        </m:r>
+        </m:d>
       </m:oMath>
       <w:r>
         <w:t xml:space="preserve">,</w:t>
@@ -9532,30 +9488,28 @@
         <m:r>
           <m:t>m</m:t>
         </m:r>
-        <m:r>
-          <m:rPr>
-            <m:sty m:val="p"/>
-          </m:rPr>
-          <m:t>(</m:t>
-        </m:r>
-        <m:r>
-          <m:t>ϵ</m:t>
-        </m:r>
-        <m:r>
-          <m:rPr>
-            <m:sty m:val="p"/>
-          </m:rPr>
-          <m:t>,</m:t>
-        </m:r>
-        <m:r>
-          <m:t>δ</m:t>
-        </m:r>
-        <m:r>
-          <m:rPr>
-            <m:sty m:val="p"/>
-          </m:rPr>
-          <m:t>)</m:t>
-        </m:r>
+        <m:d>
+          <m:dPr>
+            <m:begChr m:val="("/>
+            <m:sepChr m:val=""/>
+            <m:endChr m:val=")"/>
+            <m:grow/>
+          </m:dPr>
+          <m:e>
+            <m:r>
+              <m:t>ϵ</m:t>
+            </m:r>
+            <m:r>
+              <m:rPr>
+                <m:sty m:val="p"/>
+              </m:rPr>
+              <m:t>,</m:t>
+            </m:r>
+            <m:r>
+              <m:t>δ</m:t>
+            </m:r>
+          </m:e>
+        </m:d>
         <m:r>
           <m:rPr>
             <m:sty m:val="p"/>
@@ -9564,26 +9518,24 @@
         </m:r>
         <m:r>
           <m:rPr>
+            <m:sty m:val="p"/>
             <m:scr m:val="double-struck"/>
-            <m:sty m:val="p"/>
           </m:rPr>
           <m:t>E</m:t>
         </m:r>
-        <m:r>
-          <m:rPr>
-            <m:sty m:val="p"/>
-          </m:rPr>
-          <m:t>[</m:t>
-        </m:r>
-        <m:r>
-          <m:t>X</m:t>
-        </m:r>
-        <m:r>
-          <m:rPr>
-            <m:sty m:val="p"/>
-          </m:rPr>
-          <m:t>]</m:t>
-        </m:r>
+        <m:d>
+          <m:dPr>
+            <m:begChr m:val="["/>
+            <m:sepChr m:val=""/>
+            <m:endChr m:val="]"/>
+            <m:grow/>
+          </m:dPr>
+          <m:e>
+            <m:r>
+              <m:t>X</m:t>
+            </m:r>
+          </m:e>
+        </m:d>
       </m:oMath>
       <w:r>
         <w:t xml:space="preserve"> </w:t>
@@ -9760,41 +9712,39 @@
         </m:r>
         <m:r>
           <m:rPr>
+            <m:sty m:val="p"/>
             <m:scr m:val="script"/>
-            <m:sty m:val="p"/>
           </m:rPr>
           <m:t>N</m:t>
         </m:r>
-        <m:r>
-          <m:rPr>
-            <m:sty m:val="p"/>
-          </m:rPr>
-          <m:t>(</m:t>
-        </m:r>
-        <m:r>
-          <m:rPr>
-            <m:sty m:val="p"/>
-          </m:rPr>
-          <m:t>log</m:t>
-        </m:r>
-        <m:r>
-          <m:t>230</m:t>
-        </m:r>
-        <m:r>
-          <m:rPr>
-            <m:sty m:val="p"/>
-          </m:rPr>
-          <m:t>,</m:t>
-        </m:r>
-        <m:r>
-          <m:t>0.4</m:t>
-        </m:r>
-        <m:r>
-          <m:rPr>
-            <m:sty m:val="p"/>
-          </m:rPr>
-          <m:t>)</m:t>
-        </m:r>
+        <m:d>
+          <m:dPr>
+            <m:begChr m:val="("/>
+            <m:sepChr m:val=""/>
+            <m:endChr m:val=")"/>
+            <m:grow/>
+          </m:dPr>
+          <m:e>
+            <m:r>
+              <m:rPr>
+                <m:sty m:val="p"/>
+              </m:rPr>
+              <m:t>log</m:t>
+            </m:r>
+            <m:r>
+              <m:t>230</m:t>
+            </m:r>
+            <m:r>
+              <m:rPr>
+                <m:sty m:val="p"/>
+              </m:rPr>
+              <m:t>,</m:t>
+            </m:r>
+            <m:r>
+              <m:t>0.4</m:t>
+            </m:r>
+          </m:e>
+        </m:d>
       </m:oMath>
       <w:r>
         <w:t xml:space="preserve">,</w:t>
@@ -10294,9 +10244,9 @@
         <w:t xml:space="preserve">All code and data are available (see the closing note).</w:t>
       </w:r>
     </w:p>
-    <w:bookmarkEnd w:id="35"/>
-    <w:bookmarkEnd w:id="36"/>
-    <w:bookmarkStart w:id="64" w:name="results"/>
+    <w:bookmarkEnd w:id="46"/>
+    <w:bookmarkEnd w:id="47"/>
+    <w:bookmarkStart w:id="75" w:name="results"/>
     <w:p>
       <w:pPr>
         <w:pStyle w:val="Heading1"/>
@@ -10305,7 +10255,7 @@
         <w:t xml:space="preserve">Results</w:t>
       </w:r>
     </w:p>
-    <w:bookmarkStart w:id="40" w:name="fit-and-identification"/>
+    <w:bookmarkStart w:id="51" w:name="fit-and-identification"/>
     <w:p>
       <w:pPr>
         <w:pStyle w:val="Heading2"/>
@@ -10559,7 +10509,7 @@
       <w:tr>
         <w:tc>
           <w:tcPr/>
-          <w:bookmarkStart w:id="37" w:name="tbl-diag"/>
+          <w:bookmarkStart w:id="48" w:name="tbl-diag"/>
           <w:p>
             <w:pPr>
               <w:jc w:val="center"/>
@@ -10779,7 +10729,7 @@
               </w:tc>
             </w:tr>
           </w:tbl>
-          <w:bookmarkEnd w:id="37"/>
+          <w:bookmarkEnd w:id="48"/>
           <w:p/>
         </w:tc>
       </w:tr>
@@ -10995,7 +10945,7 @@
       <w:tr>
         <w:tc>
           <w:tcPr/>
-          <w:bookmarkStart w:id="38" w:name="tbl-diag-shape"/>
+          <w:bookmarkStart w:id="49" w:name="tbl-diag-shape"/>
           <w:p>
             <w:pPr>
               <w:jc w:val="center"/>
@@ -12681,7 +12631,7 @@
               </w:tc>
             </w:tr>
           </w:tbl>
-          <w:bookmarkEnd w:id="38"/>
+          <w:bookmarkEnd w:id="49"/>
           <w:p/>
         </w:tc>
       </w:tr>
@@ -12890,7 +12840,7 @@
       <w:tr>
         <w:tc>
           <w:tcPr/>
-          <w:bookmarkStart w:id="39" w:name="tbl-params"/>
+          <w:bookmarkStart w:id="50" w:name="tbl-params"/>
           <w:p>
             <w:pPr>
               <w:jc w:val="center"/>
@@ -13060,69 +13010,67 @@
                 </m:rPr>
                 <m:t>exp</m:t>
               </m:r>
-              <m:r>
-                <m:rPr>
-                  <m:sty m:val="p"/>
-                </m:rPr>
-                <m:t>(</m:t>
-              </m:r>
-              <m:sSub>
+              <m:d>
+                <m:dPr>
+                  <m:begChr m:val="("/>
+                  <m:sepChr m:val=""/>
+                  <m:endChr m:val=")"/>
+                  <m:grow/>
+                </m:dPr>
                 <m:e>
-                  <m:r>
-                    <m:t>λ</m:t>
-                  </m:r>
-                </m:e>
-                <m:sub>
-                  <m:r>
-                    <m:t>r</m:t>
-                  </m:r>
-                </m:sub>
-              </m:sSub>
-              <m:sSub>
-                <m:e>
-                  <m:r>
-                    <m:t>z</m:t>
-                  </m:r>
-                </m:e>
-                <m:sub>
-                  <m:r>
-                    <m:t>y</m:t>
-                  </m:r>
-                </m:sub>
-              </m:sSub>
-              <m:r>
-                <m:rPr>
-                  <m:sty m:val="p"/>
-                </m:rPr>
-                <m:t>+</m:t>
-              </m:r>
-              <m:sSub>
-                <m:e>
-                  <m:r>
-                    <m:t>η</m:t>
-                  </m:r>
-                </m:e>
-                <m:sub>
-                  <m:r>
-                    <m:t>r</m:t>
-                  </m:r>
+                  <m:sSub>
+                    <m:e>
+                      <m:r>
+                        <m:t>λ</m:t>
+                      </m:r>
+                    </m:e>
+                    <m:sub>
+                      <m:r>
+                        <m:t>r</m:t>
+                      </m:r>
+                    </m:sub>
+                  </m:sSub>
+                  <m:sSub>
+                    <m:e>
+                      <m:r>
+                        <m:t>z</m:t>
+                      </m:r>
+                    </m:e>
+                    <m:sub>
+                      <m:r>
+                        <m:t>y</m:t>
+                      </m:r>
+                    </m:sub>
+                  </m:sSub>
                   <m:r>
                     <m:rPr>
                       <m:sty m:val="p"/>
                     </m:rPr>
-                    <m:t>,</m:t>
+                    <m:t>+</m:t>
                   </m:r>
-                  <m:r>
-                    <m:t>y</m:t>
-                  </m:r>
-                </m:sub>
-              </m:sSub>
-              <m:r>
-                <m:rPr>
-                  <m:sty m:val="p"/>
-                </m:rPr>
-                <m:t>)</m:t>
-              </m:r>
+                  <m:sSub>
+                    <m:e>
+                      <m:r>
+                        <m:t>η</m:t>
+                      </m:r>
+                    </m:e>
+                    <m:sub>
+                      <m:r>
+                        <m:t>r</m:t>
+                      </m:r>
+                      <m:r>
+                        <m:rPr>
+                          <m:sty m:val="p"/>
+                        </m:rPr>
+                        <m:t>,</m:t>
+                      </m:r>
+                      <m:r>
+                        <m:t>y</m:t>
+                      </m:r>
+                    </m:sub>
+                  </m:sSub>
+                </m:e>
+              </m:d>
             </m:oMath>
             <w:r>
               <w:t xml:space="preserve">. The No response group is in the same skewness, tail-weight, and concentration hierarchies as the named groups (with</w:t>
@@ -13164,48 +13112,46 @@
               <w:t xml:space="preserve"> </w:t>
             </w:r>
             <m:oMath>
-              <m:r>
-                <m:rPr>
-                  <m:sty m:val="p"/>
-                </m:rPr>
-                <m:t>(</m:t>
-              </m:r>
-              <m:sSub>
+              <m:d>
+                <m:dPr>
+                  <m:begChr m:val="("/>
+                  <m:sepChr m:val=""/>
+                  <m:endChr m:val=")"/>
+                  <m:grow/>
+                </m:dPr>
                 <m:e>
+                  <m:sSub>
+                    <m:e>
+                      <m:r>
+                        <m:t>σ</m:t>
+                      </m:r>
+                    </m:e>
+                    <m:sub>
+                      <m:r>
+                        <m:t>r</m:t>
+                      </m:r>
+                    </m:sub>
+                  </m:sSub>
                   <m:r>
-                    <m:t>σ</m:t>
+                    <m:rPr>
+                      <m:sty m:val="p"/>
+                    </m:rPr>
+                    <m:t>,</m:t>
                   </m:r>
+                  <m:sSub>
+                    <m:e>
+                      <m:r>
+                        <m:t>λ</m:t>
+                      </m:r>
+                    </m:e>
+                    <m:sub>
+                      <m:r>
+                        <m:t>r</m:t>
+                      </m:r>
+                    </m:sub>
+                  </m:sSub>
                 </m:e>
-                <m:sub>
-                  <m:r>
-                    <m:t>r</m:t>
-                  </m:r>
-                </m:sub>
-              </m:sSub>
-              <m:r>
-                <m:rPr>
-                  <m:sty m:val="p"/>
-                </m:rPr>
-                <m:t>,</m:t>
-              </m:r>
-              <m:sSub>
-                <m:e>
-                  <m:r>
-                    <m:t>λ</m:t>
-                  </m:r>
-                </m:e>
-                <m:sub>
-                  <m:r>
-                    <m:t>r</m:t>
-                  </m:r>
-                </m:sub>
-              </m:sSub>
-              <m:r>
-                <m:rPr>
-                  <m:sty m:val="p"/>
-                </m:rPr>
-                <m:t>)</m:t>
-              </m:r>
+              </m:d>
             </m:oMath>
             <w:r>
               <w:t xml:space="preserve"> </w:t>
@@ -13812,13 +13758,13 @@
               </w:tc>
             </w:tr>
           </w:tbl>
-          <w:bookmarkEnd w:id="39"/>
+          <w:bookmarkEnd w:id="50"/>
           <w:p/>
         </w:tc>
       </w:tr>
     </w:tbl>
-    <w:bookmarkEnd w:id="40"/>
-    <w:bookmarkStart w:id="45" w:name="posterior-predictive-check"/>
+    <w:bookmarkEnd w:id="51"/>
+    <w:bookmarkStart w:id="56" w:name="posterior-predictive-check"/>
     <w:p>
       <w:pPr>
         <w:pStyle w:val="Heading2"/>
@@ -13903,57 +13849,55 @@
           </m:rPr>
           <m:t>Dirichlet</m:t>
         </m:r>
-        <m:r>
-          <m:rPr>
-            <m:sty m:val="p"/>
-          </m:rPr>
-          <m:t>(</m:t>
-        </m:r>
-        <m:r>
-          <m:t>ϕ</m:t>
-        </m:r>
-        <m:r>
-          <m:t> </m:t>
-        </m:r>
-        <m:sSub>
+        <m:d>
+          <m:dPr>
+            <m:begChr m:val="("/>
+            <m:sepChr m:val=""/>
+            <m:endChr m:val=")"/>
+            <m:grow/>
+          </m:dPr>
           <m:e>
             <m:r>
-              <m:t>π</m:t>
-            </m:r>
+              <m:t>ϕ</m:t>
+            </m:r>
+            <m:r>
+              <m:t> </m:t>
+            </m:r>
+            <m:sSub>
+              <m:e>
+                <m:r>
+                  <m:t>π</m:t>
+                </m:r>
+              </m:e>
+              <m:sub>
+                <m:r>
+                  <m:t>r</m:t>
+                </m:r>
+                <m:r>
+                  <m:rPr>
+                    <m:sty m:val="p"/>
+                  </m:rPr>
+                  <m:t>,</m:t>
+                </m:r>
+                <m:r>
+                  <m:t>y</m:t>
+                </m:r>
+                <m:r>
+                  <m:rPr>
+                    <m:sty m:val="p"/>
+                  </m:rPr>
+                  <m:t>,</m:t>
+                </m:r>
+                <m:r>
+                  <m:rPr>
+                    <m:sty m:val="p"/>
+                  </m:rPr>
+                  <m:t>•</m:t>
+                </m:r>
+              </m:sub>
+            </m:sSub>
           </m:e>
-          <m:sub>
-            <m:r>
-              <m:t>r</m:t>
-            </m:r>
-            <m:r>
-              <m:rPr>
-                <m:sty m:val="p"/>
-              </m:rPr>
-              <m:t>,</m:t>
-            </m:r>
-            <m:r>
-              <m:t>y</m:t>
-            </m:r>
-            <m:r>
-              <m:rPr>
-                <m:sty m:val="p"/>
-              </m:rPr>
-              <m:t>,</m:t>
-            </m:r>
-            <m:r>
-              <m:rPr>
-                <m:sty m:val="p"/>
-              </m:rPr>
-              <m:t>•</m:t>
-            </m:r>
-          </m:sub>
-        </m:sSub>
-        <m:r>
-          <m:rPr>
-            <m:sty m:val="p"/>
-          </m:rPr>
-          <m:t>)</m:t>
-        </m:r>
+        </m:d>
       </m:oMath>
       <w:r>
         <w:t xml:space="preserve"> </w:t>
@@ -14298,7 +14242,7 @@
       <w:tr>
         <w:tc>
           <w:tcPr/>
-          <w:bookmarkStart w:id="44" w:name="fig-ppc-resid"/>
+          <w:bookmarkStart w:id="55" w:name="fig-ppc-resid"/>
           <w:p>
             <w:pPr>
               <w:pStyle w:val="Compact"/>
@@ -14309,18 +14253,18 @@
                 <wp:inline>
                   <wp:extent cx="5334000" cy="2823882"/>
                   <wp:effectExtent b="0" l="0" r="0" t="0"/>
-                  <wp:docPr descr="" title="" id="42" name="Picture"/>
+                  <wp:docPr descr="" title="" id="53" name="Picture"/>
                   <a:graphic>
                     <a:graphicData uri="http://schemas.openxmlformats.org/drawingml/2006/picture">
                       <pic:pic>
                         <pic:nvPicPr>
-                          <pic:cNvPr descr="sat_model_files/figure-docx/fig-ppc-resid-1.png" id="43" name="Picture"/>
+                          <pic:cNvPr descr="sat_model_files/figure-docx/fig-ppc-resid-1.png" id="54" name="Picture"/>
                           <pic:cNvPicPr>
                             <a:picLocks noChangeArrowheads="1" noChangeAspect="1"/>
                           </pic:cNvPicPr>
                         </pic:nvPicPr>
                         <pic:blipFill>
-                          <a:blip r:embed="rId41"/>
+                          <a:blip r:embed="rId52"/>
                           <a:stretch>
                             <a:fillRect/>
                           </a:stretch>
@@ -14393,12 +14337,12 @@
               <w:t xml:space="preserve">, the Gaussian 90% reference under a calibrated model; the asymmetric Dirichlet 90% predictive intervals reported as the coverage statistic in the text are not identical to this Gaussian cut, so the count of points outside the dashed lines need not equal the cell count outside the coverage intervals. Color encodes the score band.</w:t>
             </w:r>
           </w:p>
-          <w:bookmarkEnd w:id="44"/>
+          <w:bookmarkEnd w:id="55"/>
         </w:tc>
       </w:tr>
     </w:tbl>
-    <w:bookmarkEnd w:id="45"/>
-    <w:bookmarkStart w:id="58" w:name="sec-validation"/>
+    <w:bookmarkEnd w:id="56"/>
+    <w:bookmarkStart w:id="69" w:name="sec-validation"/>
     <w:p>
       <w:pPr>
         <w:pStyle w:val="Heading2"/>
@@ -15090,7 +15034,7 @@
       <w:tr>
         <w:tc>
           <w:tcPr/>
-          <w:bookmarkStart w:id="49" w:name="fig-cohort-mean-sd"/>
+          <w:bookmarkStart w:id="60" w:name="fig-cohort-mean-sd"/>
           <w:p>
             <w:pPr>
               <w:pStyle w:val="Compact"/>
@@ -15101,18 +15045,18 @@
                 <wp:inline>
                   <wp:extent cx="5334000" cy="2587625"/>
                   <wp:effectExtent b="0" l="0" r="0" t="0"/>
-                  <wp:docPr descr="" title="" id="47" name="Picture"/>
+                  <wp:docPr descr="" title="" id="58" name="Picture"/>
                   <a:graphic>
                     <a:graphicData uri="http://schemas.openxmlformats.org/drawingml/2006/picture">
                       <pic:pic>
                         <pic:nvPicPr>
-                          <pic:cNvPr descr="sat_model_files/figure-docx/fig-cohort-mean-sd-1.png" id="48" name="Picture"/>
+                          <pic:cNvPr descr="sat_model_files/figure-docx/fig-cohort-mean-sd-1.png" id="59" name="Picture"/>
                           <pic:cNvPicPr>
                             <a:picLocks noChangeArrowheads="1" noChangeAspect="1"/>
                           </pic:cNvPicPr>
                         </pic:nvPicPr>
                         <pic:blipFill>
-                          <a:blip r:embed="rId46"/>
+                          <a:blip r:embed="rId57"/>
                           <a:stretch>
                             <a:fillRect/>
                           </a:stretch>
@@ -15168,7 +15112,7 @@
               <w:t xml:space="preserve">By graduating-class year. Neither summary was used in fitting: the model was fit only to the six per-(race, year) banded percentages, and the implied cohort mean and SD are then computed as population-weighted moments of the fitted per-group score distributions. Blue line: posterior median of the model’s implied cohort value; shaded band: 95% credible interval. Black points: the College Board’s published cohort value. Y-axes differ between panels.</w:t>
             </w:r>
           </w:p>
-          <w:bookmarkEnd w:id="49"/>
+          <w:bookmarkEnd w:id="60"/>
         </w:tc>
       </w:tr>
     </w:tbl>
@@ -15185,7 +15129,7 @@
       <w:tr>
         <w:tc>
           <w:tcPr/>
-          <w:bookmarkStart w:id="53" w:name="fig-cohort-quartile-ranks"/>
+          <w:bookmarkStart w:id="64" w:name="fig-cohort-quartile-ranks"/>
           <w:p>
             <w:pPr>
               <w:pStyle w:val="Compact"/>
@@ -15196,18 +15140,18 @@
                 <wp:inline>
                   <wp:extent cx="5334000" cy="2587625"/>
                   <wp:effectExtent b="0" l="0" r="0" t="0"/>
-                  <wp:docPr descr="" title="" id="51" name="Picture"/>
+                  <wp:docPr descr="" title="" id="62" name="Picture"/>
                   <a:graphic>
                     <a:graphicData uri="http://schemas.openxmlformats.org/drawingml/2006/picture">
                       <pic:pic>
                         <pic:nvPicPr>
-                          <pic:cNvPr descr="sat_model_files/figure-docx/fig-cohort-quartile-ranks-1.png" id="52" name="Picture"/>
+                          <pic:cNvPr descr="sat_model_files/figure-docx/fig-cohort-quartile-ranks-1.png" id="63" name="Picture"/>
                           <pic:cNvPicPr>
                             <a:picLocks noChangeArrowheads="1" noChangeAspect="1"/>
                           </pic:cNvPicPr>
                         </pic:nvPicPr>
                         <pic:blipFill>
-                          <a:blip r:embed="rId50"/>
+                          <a:blip r:embed="rId61"/>
                           <a:stretch>
                             <a:fillRect/>
                           </a:stretch>
@@ -15272,7 +15216,7 @@
               <w:t xml:space="preserve">). A perfectly calibrated model places the published 25th-percentile score at percentile 25, the median score at 50, and the 75th-percentile score at 75. The vertical axis shows the model’s implied rank minus the nominal value; zero (dashed) is perfect agreement, identical across panels so the three checks line up visually. Blue line: posterior median; shaded band: 95% credible interval. None of the three published quartiles was used in fitting.</w:t>
             </w:r>
           </w:p>
-          <w:bookmarkEnd w:id="53"/>
+          <w:bookmarkEnd w:id="64"/>
         </w:tc>
       </w:tr>
     </w:tbl>
@@ -15533,34 +15477,32 @@
         <m:r>
           <m:t>P</m:t>
         </m:r>
-        <m:r>
-          <m:rPr>
-            <m:sty m:val="p"/>
-          </m:rPr>
-          <m:t>(</m:t>
-        </m:r>
-        <m:r>
-          <m:rPr>
-            <m:nor/>
-            <m:sty m:val="p"/>
-          </m:rPr>
-          <m:t>score</m:t>
-        </m:r>
-        <m:r>
-          <m:rPr>
-            <m:sty m:val="p"/>
-          </m:rPr>
-          <m:t>≥</m:t>
-        </m:r>
-        <m:r>
-          <m:t>t</m:t>
-        </m:r>
-        <m:r>
-          <m:rPr>
-            <m:sty m:val="p"/>
-          </m:rPr>
-          <m:t>)</m:t>
-        </m:r>
+        <m:d>
+          <m:dPr>
+            <m:begChr m:val="("/>
+            <m:sepChr m:val=""/>
+            <m:endChr m:val=")"/>
+            <m:grow/>
+          </m:dPr>
+          <m:e>
+            <m:r>
+              <m:rPr>
+                <m:nor/>
+                <m:sty m:val="p"/>
+              </m:rPr>
+              <m:t>score</m:t>
+            </m:r>
+            <m:r>
+              <m:rPr>
+                <m:sty m:val="p"/>
+              </m:rPr>
+              <m:t>≥</m:t>
+            </m:r>
+            <m:r>
+              <m:t>t</m:t>
+            </m:r>
+          </m:e>
+        </m:d>
       </m:oMath>
       <w:r>
         <w:t xml:space="preserve"> </w:t>
@@ -15788,7 +15730,7 @@
       <w:tr>
         <w:tc>
           <w:tcPr/>
-          <w:bookmarkStart w:id="57" w:name="fig-validate"/>
+          <w:bookmarkStart w:id="68" w:name="fig-validate"/>
           <w:p>
             <w:pPr>
               <w:pStyle w:val="Compact"/>
@@ -15799,18 +15741,18 @@
                 <wp:inline>
                   <wp:extent cx="5334000" cy="3282461"/>
                   <wp:effectExtent b="0" l="0" r="0" t="0"/>
-                  <wp:docPr descr="" title="" id="55" name="Picture"/>
+                  <wp:docPr descr="" title="" id="66" name="Picture"/>
                   <a:graphic>
                     <a:graphicData uri="http://schemas.openxmlformats.org/drawingml/2006/picture">
                       <pic:pic>
                         <pic:nvPicPr>
-                          <pic:cNvPr descr="sat_model_files/figure-docx/fig-validate-1.png" id="56" name="Picture"/>
+                          <pic:cNvPr descr="sat_model_files/figure-docx/fig-validate-1.png" id="67" name="Picture"/>
                           <pic:cNvPicPr>
                             <a:picLocks noChangeArrowheads="1" noChangeAspect="1"/>
                           </pic:cNvPicPr>
                         </pic:nvPicPr>
                         <pic:blipFill>
-                          <a:blip r:embed="rId54"/>
+                          <a:blip r:embed="rId65"/>
                           <a:stretch>
                             <a:fillRect/>
                           </a:stretch>
@@ -15872,34 +15814,32 @@
               <m:r>
                 <m:t>P</m:t>
               </m:r>
-              <m:r>
-                <m:rPr>
-                  <m:sty m:val="p"/>
-                </m:rPr>
-                <m:t>(</m:t>
-              </m:r>
-              <m:r>
-                <m:rPr>
-                  <m:nor/>
-                  <m:sty m:val="p"/>
-                </m:rPr>
-                <m:t>score</m:t>
-              </m:r>
-              <m:r>
-                <m:rPr>
-                  <m:sty m:val="p"/>
-                </m:rPr>
-                <m:t>≥</m:t>
-              </m:r>
-              <m:r>
-                <m:t>t</m:t>
-              </m:r>
-              <m:r>
-                <m:rPr>
-                  <m:sty m:val="p"/>
-                </m:rPr>
-                <m:t>)</m:t>
-              </m:r>
+              <m:d>
+                <m:dPr>
+                  <m:begChr m:val="("/>
+                  <m:sepChr m:val=""/>
+                  <m:endChr m:val=")"/>
+                  <m:grow/>
+                </m:dPr>
+                <m:e>
+                  <m:r>
+                    <m:rPr>
+                      <m:nor/>
+                      <m:sty m:val="p"/>
+                    </m:rPr>
+                    <m:t>score</m:t>
+                  </m:r>
+                  <m:r>
+                    <m:rPr>
+                      <m:sty m:val="p"/>
+                    </m:rPr>
+                    <m:t>≥</m:t>
+                  </m:r>
+                  <m:r>
+                    <m:t>t</m:t>
+                  </m:r>
+                </m:e>
+              </m:d>
             </m:oMath>
             <w:r>
               <w:t xml:space="preserve"> </w:t>
@@ -15934,39 +15874,37 @@
               <w:t xml:space="preserve"> </w:t>
             </w:r>
             <m:oMath>
-              <m:r>
-                <m:rPr>
-                  <m:sty m:val="p"/>
-                </m:rPr>
-                <m:t>[</m:t>
-              </m:r>
-              <m:r>
-                <m:t>0</m:t>
-              </m:r>
-              <m:r>
-                <m:rPr>
-                  <m:sty m:val="p"/>
-                </m:rPr>
-                <m:t>,</m:t>
-              </m:r>
-              <m:r>
-                <m:t> </m:t>
-              </m:r>
-              <m:r>
-                <m:t>0.5</m:t>
-              </m:r>
-              <m:r>
-                <m:rPr>
-                  <m:sty m:val="p"/>
-                </m:rPr>
-                <m:t>%</m:t>
-              </m:r>
-              <m:r>
-                <m:rPr>
-                  <m:sty m:val="p"/>
-                </m:rPr>
-                <m:t>]</m:t>
-              </m:r>
+              <m:d>
+                <m:dPr>
+                  <m:begChr m:val="["/>
+                  <m:sepChr m:val=""/>
+                  <m:endChr m:val="]"/>
+                  <m:grow/>
+                </m:dPr>
+                <m:e>
+                  <m:r>
+                    <m:t>0</m:t>
+                  </m:r>
+                  <m:r>
+                    <m:rPr>
+                      <m:sty m:val="p"/>
+                    </m:rPr>
+                    <m:t>,</m:t>
+                  </m:r>
+                  <m:r>
+                    <m:t> </m:t>
+                  </m:r>
+                  <m:r>
+                    <m:t>0.5</m:t>
+                  </m:r>
+                  <m:r>
+                    <m:rPr>
+                      <m:sty m:val="p"/>
+                    </m:rPr>
+                    <m:t>%</m:t>
+                  </m:r>
+                </m:e>
+              </m:d>
             </m:oMath>
             <w:r>
               <w:t xml:space="preserve"> </w:t>
@@ -15990,45 +15928,43 @@
               <m:r>
                 <m:t>P</m:t>
               </m:r>
-              <m:r>
-                <m:rPr>
-                  <m:sty m:val="p"/>
-                </m:rPr>
-                <m:t>(</m:t>
-              </m:r>
-              <m:r>
-                <m:rPr>
-                  <m:nor/>
-                  <m:sty m:val="p"/>
-                </m:rPr>
-                <m:t>score</m:t>
-              </m:r>
-              <m:r>
-                <m:rPr>
-                  <m:sty m:val="p"/>
-                </m:rPr>
-                <m:t>≥</m:t>
-              </m:r>
-              <m:r>
-                <m:t>t</m:t>
-              </m:r>
-              <m:r>
-                <m:rPr>
-                  <m:sty m:val="p"/>
-                </m:rPr>
-                <m:t>)</m:t>
-              </m:r>
+              <m:d>
+                <m:dPr>
+                  <m:begChr m:val="("/>
+                  <m:sepChr m:val=""/>
+                  <m:endChr m:val=")"/>
+                  <m:grow/>
+                </m:dPr>
+                <m:e>
+                  <m:r>
+                    <m:rPr>
+                      <m:nor/>
+                      <m:sty m:val="p"/>
+                    </m:rPr>
+                    <m:t>score</m:t>
+                  </m:r>
+                  <m:r>
+                    <m:rPr>
+                      <m:sty m:val="p"/>
+                    </m:rPr>
+                    <m:t>≥</m:t>
+                  </m:r>
+                  <m:r>
+                    <m:t>t</m:t>
+                  </m:r>
+                </m:e>
+              </m:d>
             </m:oMath>
             <w:r>
               <w:t xml:space="preserve">, posterior median of the population-weighted survival across 2023–2025. Black points: exact cohort survival at each reported band lower-boundary (600, 800, 1000, 1200, 1400). Plots for the four earlier pooled-cohort windows look similar and are omitted.</w:t>
             </w:r>
           </w:p>
-          <w:bookmarkEnd w:id="57"/>
+          <w:bookmarkEnd w:id="68"/>
         </w:tc>
       </w:tr>
     </w:tbl>
-    <w:bookmarkEnd w:id="58"/>
-    <w:bookmarkStart w:id="63" w:name="composition-of-the-high-scoring-pool"/>
+    <w:bookmarkEnd w:id="69"/>
+    <w:bookmarkStart w:id="74" w:name="composition-of-the-high-scoring-pool"/>
     <w:p>
       <w:pPr>
         <w:pStyle w:val="Heading2"/>
@@ -16177,34 +16113,32 @@
         <m:r>
           <m:t>P</m:t>
         </m:r>
-        <m:r>
-          <m:rPr>
-            <m:sty m:val="p"/>
-          </m:rPr>
-          <m:t>(</m:t>
-        </m:r>
-        <m:r>
-          <m:rPr>
-            <m:nor/>
-            <m:sty m:val="p"/>
-          </m:rPr>
-          <m:t>latent</m:t>
-        </m:r>
-        <m:r>
-          <m:rPr>
-            <m:sty m:val="p"/>
-          </m:rPr>
-          <m:t>≥</m:t>
-        </m:r>
-        <m:r>
-          <m:t>t</m:t>
-        </m:r>
-        <m:r>
-          <m:rPr>
-            <m:sty m:val="p"/>
-          </m:rPr>
-          <m:t>)</m:t>
-        </m:r>
+        <m:d>
+          <m:dPr>
+            <m:begChr m:val="("/>
+            <m:sepChr m:val=""/>
+            <m:endChr m:val=")"/>
+            <m:grow/>
+          </m:dPr>
+          <m:e>
+            <m:r>
+              <m:rPr>
+                <m:nor/>
+                <m:sty m:val="p"/>
+              </m:rPr>
+              <m:t>latent</m:t>
+            </m:r>
+            <m:r>
+              <m:rPr>
+                <m:sty m:val="p"/>
+              </m:rPr>
+              <m:t>≥</m:t>
+            </m:r>
+            <m:r>
+              <m:t>t</m:t>
+            </m:r>
+          </m:e>
+        </m:d>
       </m:oMath>
       <w:r>
         <w:t xml:space="preserve"> </w:t>
@@ -16276,7 +16210,7 @@
       <w:tr>
         <w:tc>
           <w:tcPr/>
-          <w:bookmarkStart w:id="62" w:name="fig-snapshot"/>
+          <w:bookmarkStart w:id="73" w:name="fig-snapshot"/>
           <w:p>
             <w:pPr>
               <w:pStyle w:val="Compact"/>
@@ -16287,18 +16221,18 @@
                 <wp:inline>
                   <wp:extent cx="5334000" cy="2696633"/>
                   <wp:effectExtent b="0" l="0" r="0" t="0"/>
-                  <wp:docPr descr="" title="" id="60" name="Picture"/>
+                  <wp:docPr descr="" title="" id="71" name="Picture"/>
                   <a:graphic>
                     <a:graphicData uri="http://schemas.openxmlformats.org/drawingml/2006/picture">
                       <pic:pic>
                         <pic:nvPicPr>
-                          <pic:cNvPr descr="sat_model_files/figure-docx/fig-snapshot-1.png" id="61" name="Picture"/>
+                          <pic:cNvPr descr="sat_model_files/figure-docx/fig-snapshot-1.png" id="72" name="Picture"/>
                           <pic:cNvPicPr>
                             <a:picLocks noChangeArrowheads="1" noChangeAspect="1"/>
                           </pic:cNvPicPr>
                         </pic:nvPicPr>
                         <pic:blipFill>
-                          <a:blip r:embed="rId59"/>
+                          <a:blip r:embed="rId70"/>
                           <a:stretch>
                             <a:fillRect/>
                           </a:stretch>
@@ -16397,13 +16331,13 @@
               <w:t xml:space="preserve">percentage-point integer-rounding noise on each per-race share in the 1400–1600 band, which is a deterministic bound (not a credible interval) and is discussed in the text. The three higher thresholds fall inside the top band where the model interpolates: points show posterior medians and bars show 95% credible intervals.</w:t>
             </w:r>
           </w:p>
-          <w:bookmarkEnd w:id="62"/>
+          <w:bookmarkEnd w:id="73"/>
         </w:tc>
       </w:tr>
     </w:tbl>
-    <w:bookmarkEnd w:id="63"/>
-    <w:bookmarkEnd w:id="64"/>
-    <w:bookmarkStart w:id="65" w:name="discussion"/>
+    <w:bookmarkEnd w:id="74"/>
+    <w:bookmarkEnd w:id="75"/>
+    <w:bookmarkStart w:id="76" w:name="discussion"/>
     <w:p>
       <w:pPr>
         <w:pStyle w:val="Heading1"/>
@@ -16665,7 +16599,32 @@
         <w:t xml:space="preserve"> </w:t>
       </w:r>
       <w:r>
-        <w:t xml:space="preserve">(e.g.</w:t>
+        <w:t xml:space="preserve">(</w:t>
+      </w:r>
+      <w:hyperlink w:anchor="ref-kobrinpatterson2011">
+        <w:r>
+          <w:rPr>
+            <w:rStyle w:val="Hyperlink"/>
+          </w:rPr>
+          <w:t xml:space="preserve">Kobrin &amp; Patterson, 2011</w:t>
+        </w:r>
+      </w:hyperlink>
+      <w:r>
+        <w:t xml:space="preserve">;</w:t>
+      </w:r>
+      <w:r>
+        <w:t xml:space="preserve"> </w:t>
+      </w:r>
+      <w:hyperlink w:anchor="ref-kuncelhezlett2010">
+        <w:r>
+          <w:rPr>
+            <w:rStyle w:val="Hyperlink"/>
+          </w:rPr>
+          <w:t xml:space="preserve">Kuncel &amp; Hezlett, 2010</w:t>
+        </w:r>
+      </w:hyperlink>
+      <w:r>
+        <w:t xml:space="preserve">; e.g.</w:t>
       </w:r>
       <w:r>
         <w:t xml:space="preserve"> </w:t>
@@ -16679,53 +16638,36 @@
         </w:r>
       </w:hyperlink>
       <w:r>
-        <w:t xml:space="preserve">;</w:t>
-      </w:r>
-      <w:r>
-        <w:t xml:space="preserve"> </w:t>
-      </w:r>
-      <w:hyperlink w:anchor="ref-kobrinpatterson2011">
+        <w:t xml:space="preserve">)</w:t>
+      </w:r>
+      <w:r>
+        <w:t xml:space="preserve"> </w:t>
+      </w:r>
+      <w:r>
+        <w:t xml:space="preserve">or has stayed at the level of published</w:t>
+      </w:r>
+      <w:r>
+        <w:t xml:space="preserve"> </w:t>
+      </w:r>
+      <w:r>
+        <w:t xml:space="preserve">moments and aggregate gap estimates</w:t>
+      </w:r>
+      <w:r>
+        <w:t xml:space="preserve"> </w:t>
+      </w:r>
+      <w:r>
+        <w:t xml:space="preserve">(</w:t>
+      </w:r>
+      <w:hyperlink w:anchor="ref-hauser2002">
         <w:r>
           <w:rPr>
             <w:rStyle w:val="Hyperlink"/>
           </w:rPr>
-          <w:t xml:space="preserve">Kobrin &amp; Patterson, 2011</w:t>
+          <w:t xml:space="preserve">Hauser, 2002</w:t>
         </w:r>
       </w:hyperlink>
       <w:r>
-        <w:t xml:space="preserve">;</w:t>
-      </w:r>
-      <w:r>
-        <w:t xml:space="preserve"> </w:t>
-      </w:r>
-      <w:hyperlink w:anchor="ref-kuncelhezlett2010">
-        <w:r>
-          <w:rPr>
-            <w:rStyle w:val="Hyperlink"/>
-          </w:rPr>
-          <w:t xml:space="preserve">Kuncel &amp; Hezlett, 2010</w:t>
-        </w:r>
-      </w:hyperlink>
-      <w:r>
-        <w:t xml:space="preserve">)</w:t>
-      </w:r>
-      <w:r>
-        <w:t xml:space="preserve"> </w:t>
-      </w:r>
-      <w:r>
-        <w:t xml:space="preserve">or has stayed at the level of published</w:t>
-      </w:r>
-      <w:r>
-        <w:t xml:space="preserve"> </w:t>
-      </w:r>
-      <w:r>
-        <w:t xml:space="preserve">moments and aggregate gap estimates</w:t>
-      </w:r>
-      <w:r>
-        <w:t xml:space="preserve"> </w:t>
-      </w:r>
-      <w:r>
-        <w:t xml:space="preserve">(e.g.</w:t>
+        <w:t xml:space="preserve">; e.g.</w:t>
       </w:r>
       <w:r>
         <w:t xml:space="preserve"> </w:t>
@@ -16736,20 +16678,6 @@
             <w:rStyle w:val="Hyperlink"/>
           </w:rPr>
           <w:t xml:space="preserve">Roth et al., 2001</w:t>
-        </w:r>
-      </w:hyperlink>
-      <w:r>
-        <w:t xml:space="preserve">;</w:t>
-      </w:r>
-      <w:r>
-        <w:t xml:space="preserve"> </w:t>
-      </w:r>
-      <w:hyperlink w:anchor="ref-hauser2002">
-        <w:r>
-          <w:rPr>
-            <w:rStyle w:val="Hyperlink"/>
-          </w:rPr>
-          <w:t xml:space="preserve">Hauser, 2002</w:t>
         </w:r>
       </w:hyperlink>
       <w:r>
@@ -17197,8 +17125,8 @@
         <w:t xml:space="preserve">population would require a model of who choses to take the SAT. We do not attempt that mapping here.</w:t>
       </w:r>
     </w:p>
-    <w:bookmarkEnd w:id="65"/>
-    <w:bookmarkStart w:id="66" w:name="data-and-code-availability"/>
+    <w:bookmarkEnd w:id="76"/>
+    <w:bookmarkStart w:id="77" w:name="data-and-code-availability"/>
     <w:p>
       <w:pPr>
         <w:pStyle w:val="Heading1"/>
@@ -17267,8 +17195,8 @@
         <w:t xml:space="preserve">peer review is complete].</w:t>
       </w:r>
     </w:p>
-    <w:bookmarkEnd w:id="66"/>
-    <w:bookmarkStart w:id="134" w:name="references"/>
+    <w:bookmarkEnd w:id="77"/>
+    <w:bookmarkStart w:id="145" w:name="references"/>
     <w:p>
       <w:pPr>
         <w:pStyle w:val="Heading1"/>
@@ -17277,8 +17205,8 @@
         <w:t xml:space="preserve">References</w:t>
       </w:r>
     </w:p>
-    <w:bookmarkStart w:id="133" w:name="refs"/>
-    <w:bookmarkStart w:id="67" w:name="ref-azzalini1985"/>
+    <w:bookmarkStart w:id="144" w:name="refs"/>
+    <w:bookmarkStart w:id="78" w:name="ref-azzalini1985"/>
     <w:p>
       <w:pPr>
         <w:pStyle w:val="Bibliography"/>
@@ -17313,8 +17241,8 @@
         <w:t xml:space="preserve">(2), 171–178.</w:t>
       </w:r>
     </w:p>
-    <w:bookmarkEnd w:id="67"/>
-    <w:bookmarkStart w:id="69" w:name="ref-azzalini2014"/>
+    <w:bookmarkEnd w:id="78"/>
+    <w:bookmarkStart w:id="80" w:name="ref-azzalini2014"/>
     <w:p>
       <w:pPr>
         <w:pStyle w:val="Bibliography"/>
@@ -17338,7 +17266,7 @@
       <w:r>
         <w:t xml:space="preserve"> </w:t>
       </w:r>
-      <w:hyperlink r:id="rId68">
+      <w:hyperlink r:id="rId79">
         <w:r>
           <w:rPr>
             <w:rStyle w:val="Hyperlink"/>
@@ -17347,8 +17275,8 @@
         </w:r>
       </w:hyperlink>
     </w:p>
-    <w:bookmarkEnd w:id="69"/>
-    <w:bookmarkStart w:id="71" w:name="ref-betancourt2017hmc"/>
+    <w:bookmarkEnd w:id="80"/>
+    <w:bookmarkStart w:id="82" w:name="ref-betancourt2017hmc"/>
     <w:p>
       <w:pPr>
         <w:pStyle w:val="Bibliography"/>
@@ -17393,7 +17321,7 @@
       <w:r>
         <w:t xml:space="preserve"> </w:t>
       </w:r>
-      <w:hyperlink r:id="rId70">
+      <w:hyperlink r:id="rId81">
         <w:r>
           <w:rPr>
             <w:rStyle w:val="Hyperlink"/>
@@ -17402,8 +17330,8 @@
         </w:r>
       </w:hyperlink>
     </w:p>
-    <w:bookmarkEnd w:id="71"/>
-    <w:bookmarkStart w:id="72" w:name="ref-burkner2025posterior"/>
+    <w:bookmarkEnd w:id="82"/>
+    <w:bookmarkStart w:id="83" w:name="ref-burkner2025posterior"/>
     <w:p>
       <w:pPr>
         <w:pStyle w:val="Bibliography"/>
@@ -17432,8 +17360,8 @@
         <w:t xml:space="preserve">.</w:t>
       </w:r>
     </w:p>
-    <w:bookmarkEnd w:id="72"/>
-    <w:bookmarkStart w:id="74" w:name="ref-carpenter2017stan"/>
+    <w:bookmarkEnd w:id="83"/>
+    <w:bookmarkStart w:id="85" w:name="ref-carpenter2017stan"/>
     <w:p>
       <w:pPr>
         <w:pStyle w:val="Bibliography"/>
@@ -17470,7 +17398,7 @@
       <w:r>
         <w:t xml:space="preserve"> </w:t>
       </w:r>
-      <w:hyperlink r:id="rId73">
+      <w:hyperlink r:id="rId84">
         <w:r>
           <w:rPr>
             <w:rStyle w:val="Hyperlink"/>
@@ -17479,8 +17407,8 @@
         </w:r>
       </w:hyperlink>
     </w:p>
-    <w:bookmarkEnd w:id="74"/>
-    <w:bookmarkStart w:id="75" w:name="ref-collegeboard_annual"/>
+    <w:bookmarkEnd w:id="85"/>
+    <w:bookmarkStart w:id="86" w:name="ref-collegeboard_annual"/>
     <w:p>
       <w:pPr>
         <w:pStyle w:val="Bibliography"/>
@@ -17516,8 +17444,8 @@
         <w:t xml:space="preserve">. Annual reports for the graduating classes of 2018–2025. College Board, New York.</w:t>
       </w:r>
     </w:p>
-    <w:bookmarkEnd w:id="75"/>
-    <w:bookmarkStart w:id="76" w:name="ref-collegeboard_techmanual"/>
+    <w:bookmarkEnd w:id="86"/>
+    <w:bookmarkStart w:id="87" w:name="ref-collegeboard_techmanual"/>
     <w:p>
       <w:pPr>
         <w:pStyle w:val="Bibliography"/>
@@ -17553,8 +17481,8 @@
         <w:t xml:space="preserve">. College Board, New York.</w:t>
       </w:r>
     </w:p>
-    <w:bookmarkEnd w:id="76"/>
-    <w:bookmarkStart w:id="77" w:name="ref-collegeboard_percentiles"/>
+    <w:bookmarkEnd w:id="87"/>
+    <w:bookmarkStart w:id="88" w:name="ref-collegeboard_percentiles"/>
     <w:p>
       <w:pPr>
         <w:pStyle w:val="Bibliography"/>
@@ -17632,8 +17560,8 @@
         <w:t xml:space="preserve">. College Board, New York.</w:t>
       </w:r>
     </w:p>
-    <w:bookmarkEnd w:id="77"/>
-    <w:bookmarkStart w:id="79" w:name="ref-fayherriot1979"/>
+    <w:bookmarkEnd w:id="88"/>
+    <w:bookmarkStart w:id="90" w:name="ref-fayherriot1979"/>
     <w:p>
       <w:pPr>
         <w:pStyle w:val="Bibliography"/>
@@ -17682,7 +17610,7 @@
       <w:r>
         <w:t xml:space="preserve"> </w:t>
       </w:r>
-      <w:hyperlink r:id="rId78">
+      <w:hyperlink r:id="rId89">
         <w:r>
           <w:rPr>
             <w:rStyle w:val="Hyperlink"/>
@@ -17691,8 +17619,8 @@
         </w:r>
       </w:hyperlink>
     </w:p>
-    <w:bookmarkEnd w:id="79"/>
-    <w:bookmarkStart w:id="81" w:name="ref-freydetterman2004"/>
+    <w:bookmarkEnd w:id="90"/>
+    <w:bookmarkStart w:id="92" w:name="ref-freydetterman2004"/>
     <w:p>
       <w:pPr>
         <w:pStyle w:val="Bibliography"/>
@@ -17740,7 +17668,7 @@
       <w:r>
         <w:t xml:space="preserve"> </w:t>
       </w:r>
-      <w:hyperlink r:id="rId80">
+      <w:hyperlink r:id="rId91">
         <w:r>
           <w:rPr>
             <w:rStyle w:val="Hyperlink"/>
@@ -17749,8 +17677,8 @@
         </w:r>
       </w:hyperlink>
     </w:p>
-    <w:bookmarkEnd w:id="81"/>
-    <w:bookmarkStart w:id="82" w:name="ref-cmdstanr2024"/>
+    <w:bookmarkEnd w:id="92"/>
+    <w:bookmarkStart w:id="93" w:name="ref-cmdstanr2024"/>
     <w:p>
       <w:pPr>
         <w:pStyle w:val="Bibliography"/>
@@ -17821,8 +17749,8 @@
         <w:t xml:space="preserve">.</w:t>
       </w:r>
     </w:p>
-    <w:bookmarkEnd w:id="82"/>
-    <w:bookmarkStart w:id="84" w:name="ref-gabryworkflow2019"/>
+    <w:bookmarkEnd w:id="93"/>
+    <w:bookmarkStart w:id="95" w:name="ref-gabryworkflow2019"/>
     <w:p>
       <w:pPr>
         <w:pStyle w:val="Bibliography"/>
@@ -17871,7 +17799,7 @@
       <w:r>
         <w:t xml:space="preserve"> </w:t>
       </w:r>
-      <w:hyperlink r:id="rId83">
+      <w:hyperlink r:id="rId94">
         <w:r>
           <w:rPr>
             <w:rStyle w:val="Hyperlink"/>
@@ -17880,8 +17808,8 @@
         </w:r>
       </w:hyperlink>
     </w:p>
-    <w:bookmarkEnd w:id="84"/>
-    <w:bookmarkStart w:id="86" w:name="ref-gelman2013bda"/>
+    <w:bookmarkEnd w:id="95"/>
+    <w:bookmarkStart w:id="97" w:name="ref-gelman2013bda"/>
     <w:p>
       <w:pPr>
         <w:pStyle w:val="Bibliography"/>
@@ -17917,7 +17845,7 @@
       <w:r>
         <w:t xml:space="preserve"> </w:t>
       </w:r>
-      <w:hyperlink r:id="rId85">
+      <w:hyperlink r:id="rId96">
         <w:r>
           <w:rPr>
             <w:rStyle w:val="Hyperlink"/>
@@ -17926,8 +17854,8 @@
         </w:r>
       </w:hyperlink>
     </w:p>
-    <w:bookmarkEnd w:id="86"/>
-    <w:bookmarkStart w:id="87" w:name="ref-gelman1996ppc"/>
+    <w:bookmarkEnd w:id="97"/>
+    <w:bookmarkStart w:id="98" w:name="ref-gelman1996ppc"/>
     <w:p>
       <w:pPr>
         <w:pStyle w:val="Bibliography"/>
@@ -17962,8 +17890,8 @@
         <w:t xml:space="preserve">(4), 733–760.</w:t>
       </w:r>
     </w:p>
-    <w:bookmarkEnd w:id="87"/>
-    <w:bookmarkStart w:id="88" w:name="ref-hauser2002"/>
+    <w:bookmarkEnd w:id="98"/>
+    <w:bookmarkStart w:id="99" w:name="ref-hauser2002"/>
     <w:p>
       <w:pPr>
         <w:pStyle w:val="Bibliography"/>
@@ -17997,8 +17925,8 @@
         <w:t xml:space="preserve">.</w:t>
       </w:r>
     </w:p>
-    <w:bookmarkEnd w:id="88"/>
-    <w:bookmarkStart w:id="90" w:name="ref-heitjan1989"/>
+    <w:bookmarkEnd w:id="99"/>
+    <w:bookmarkStart w:id="101" w:name="ref-heitjan1989"/>
     <w:p>
       <w:pPr>
         <w:pStyle w:val="Bibliography"/>
@@ -18035,7 +17963,7 @@
       <w:r>
         <w:t xml:space="preserve"> </w:t>
       </w:r>
-      <w:hyperlink r:id="rId89">
+      <w:hyperlink r:id="rId100">
         <w:r>
           <w:rPr>
             <w:rStyle w:val="Hyperlink"/>
@@ -18044,8 +17972,8 @@
         </w:r>
       </w:hyperlink>
     </w:p>
-    <w:bookmarkEnd w:id="90"/>
-    <w:bookmarkStart w:id="92" w:name="ref-heitjan1994"/>
+    <w:bookmarkEnd w:id="101"/>
+    <w:bookmarkStart w:id="103" w:name="ref-heitjan1994"/>
     <w:p>
       <w:pPr>
         <w:pStyle w:val="Bibliography"/>
@@ -18082,7 +18010,7 @@
       <w:r>
         <w:t xml:space="preserve"> </w:t>
       </w:r>
-      <w:hyperlink r:id="rId91">
+      <w:hyperlink r:id="rId102">
         <w:r>
           <w:rPr>
             <w:rStyle w:val="Hyperlink"/>
@@ -18091,8 +18019,8 @@
         </w:r>
       </w:hyperlink>
     </w:p>
-    <w:bookmarkEnd w:id="92"/>
-    <w:bookmarkStart w:id="94" w:name="ref-heitjanrubin1991"/>
+    <w:bookmarkEnd w:id="103"/>
+    <w:bookmarkStart w:id="105" w:name="ref-heitjanrubin1991"/>
     <w:p>
       <w:pPr>
         <w:pStyle w:val="Bibliography"/>
@@ -18129,7 +18057,7 @@
       <w:r>
         <w:t xml:space="preserve"> </w:t>
       </w:r>
-      <w:hyperlink r:id="rId93">
+      <w:hyperlink r:id="rId104">
         <w:r>
           <w:rPr>
             <w:rStyle w:val="Hyperlink"/>
@@ -18138,8 +18066,8 @@
         </w:r>
       </w:hyperlink>
     </w:p>
-    <w:bookmarkEnd w:id="94"/>
-    <w:bookmarkStart w:id="96" w:name="ref-jonespewsey2009"/>
+    <w:bookmarkEnd w:id="105"/>
+    <w:bookmarkStart w:id="107" w:name="ref-jonespewsey2009"/>
     <w:p>
       <w:pPr>
         <w:pStyle w:val="Bibliography"/>
@@ -18176,7 +18104,7 @@
       <w:r>
         <w:t xml:space="preserve"> </w:t>
       </w:r>
-      <w:hyperlink r:id="rId95">
+      <w:hyperlink r:id="rId106">
         <w:r>
           <w:rPr>
             <w:rStyle w:val="Hyperlink"/>
@@ -18185,8 +18113,8 @@
         </w:r>
       </w:hyperlink>
     </w:p>
-    <w:bookmarkEnd w:id="96"/>
-    <w:bookmarkStart w:id="98" w:name="ref-kobrinpatterson2011"/>
+    <w:bookmarkEnd w:id="107"/>
+    <w:bookmarkStart w:id="109" w:name="ref-kobrinpatterson2011"/>
     <w:p>
       <w:pPr>
         <w:pStyle w:val="Bibliography"/>
@@ -18247,7 +18175,7 @@
       <w:r>
         <w:t xml:space="preserve"> </w:t>
       </w:r>
-      <w:hyperlink r:id="rId97">
+      <w:hyperlink r:id="rId108">
         <w:r>
           <w:rPr>
             <w:rStyle w:val="Hyperlink"/>
@@ -18256,8 +18184,8 @@
         </w:r>
       </w:hyperlink>
     </w:p>
-    <w:bookmarkEnd w:id="98"/>
-    <w:bookmarkStart w:id="100" w:name="ref-kruschke2014"/>
+    <w:bookmarkEnd w:id="109"/>
+    <w:bookmarkStart w:id="111" w:name="ref-kruschke2014"/>
     <w:p>
       <w:pPr>
         <w:pStyle w:val="Bibliography"/>
@@ -18396,7 +18324,7 @@
       <w:r>
         <w:t xml:space="preserve"> </w:t>
       </w:r>
-      <w:hyperlink r:id="rId99">
+      <w:hyperlink r:id="rId110">
         <w:r>
           <w:rPr>
             <w:rStyle w:val="Hyperlink"/>
@@ -18405,8 +18333,8 @@
         </w:r>
       </w:hyperlink>
     </w:p>
-    <w:bookmarkEnd w:id="100"/>
-    <w:bookmarkStart w:id="102" w:name="ref-kuncelhezlett2010"/>
+    <w:bookmarkEnd w:id="111"/>
+    <w:bookmarkStart w:id="113" w:name="ref-kuncelhezlett2010"/>
     <w:p>
       <w:pPr>
         <w:pStyle w:val="Bibliography"/>
@@ -18443,7 +18371,7 @@
       <w:r>
         <w:t xml:space="preserve"> </w:t>
       </w:r>
-      <w:hyperlink r:id="rId101">
+      <w:hyperlink r:id="rId112">
         <w:r>
           <w:rPr>
             <w:rStyle w:val="Hyperlink"/>
@@ -18452,8 +18380,8 @@
         </w:r>
       </w:hyperlink>
     </w:p>
-    <w:bookmarkEnd w:id="102"/>
-    <w:bookmarkStart w:id="103" w:name="ref-lemann1999bigtest"/>
+    <w:bookmarkEnd w:id="113"/>
+    <w:bookmarkStart w:id="114" w:name="ref-lemann1999bigtest"/>
     <w:p>
       <w:pPr>
         <w:pStyle w:val="Bibliography"/>
@@ -18498,8 +18426,8 @@
         <w:t xml:space="preserve">.</w:t>
       </w:r>
     </w:p>
-    <w:bookmarkEnd w:id="103"/>
-    <w:bookmarkStart w:id="105" w:name="ref-meng1994posterior"/>
+    <w:bookmarkEnd w:id="114"/>
+    <w:bookmarkStart w:id="116" w:name="ref-meng1994posterior"/>
     <w:p>
       <w:pPr>
         <w:pStyle w:val="Bibliography"/>
@@ -18545,7 +18473,7 @@
       <w:r>
         <w:t xml:space="preserve"> </w:t>
       </w:r>
-      <w:hyperlink r:id="rId104">
+      <w:hyperlink r:id="rId115">
         <w:r>
           <w:rPr>
             <w:rStyle w:val="Hyperlink"/>
@@ -18554,8 +18482,8 @@
         </w:r>
       </w:hyperlink>
     </w:p>
-    <w:bookmarkEnd w:id="105"/>
-    <w:bookmarkStart w:id="107" w:name="ref-pfeffermann2013"/>
+    <w:bookmarkEnd w:id="116"/>
+    <w:bookmarkStart w:id="118" w:name="ref-pfeffermann2013"/>
     <w:p>
       <w:pPr>
         <w:pStyle w:val="Bibliography"/>
@@ -18592,7 +18520,7 @@
       <w:r>
         <w:t xml:space="preserve"> </w:t>
       </w:r>
-      <w:hyperlink r:id="rId106">
+      <w:hyperlink r:id="rId117">
         <w:r>
           <w:rPr>
             <w:rStyle w:val="Hyperlink"/>
@@ -18601,8 +18529,8 @@
         </w:r>
       </w:hyperlink>
     </w:p>
-    <w:bookmarkEnd w:id="107"/>
-    <w:bookmarkStart w:id="108" w:name="ref-rcore2024"/>
+    <w:bookmarkEnd w:id="118"/>
+    <w:bookmarkStart w:id="119" w:name="ref-rcore2024"/>
     <w:p>
       <w:pPr>
         <w:pStyle w:val="Bibliography"/>
@@ -18624,8 +18552,8 @@
         <w:t xml:space="preserve">. R Foundation for Statistical Computing.</w:t>
       </w:r>
     </w:p>
-    <w:bookmarkEnd w:id="108"/>
-    <w:bookmarkStart w:id="110" w:name="ref-raomolina2015"/>
+    <w:bookmarkEnd w:id="119"/>
+    <w:bookmarkStart w:id="121" w:name="ref-raomolina2015"/>
     <w:p>
       <w:pPr>
         <w:pStyle w:val="Bibliography"/>
@@ -18652,7 +18580,7 @@
       <w:r>
         <w:t xml:space="preserve"> </w:t>
       </w:r>
-      <w:hyperlink r:id="rId109">
+      <w:hyperlink r:id="rId120">
         <w:r>
           <w:rPr>
             <w:rStyle w:val="Hyperlink"/>
@@ -18661,8 +18589,8 @@
         </w:r>
       </w:hyperlink>
     </w:p>
-    <w:bookmarkEnd w:id="110"/>
-    <w:bookmarkStart w:id="111" w:name="ref-reardon2011"/>
+    <w:bookmarkEnd w:id="121"/>
+    <w:bookmarkStart w:id="122" w:name="ref-reardon2011"/>
     <w:p>
       <w:pPr>
         <w:pStyle w:val="Bibliography"/>
@@ -18687,8 +18615,8 @@
         <w:t xml:space="preserve">(pp. 91–116). Russell Sage Foundation.</w:t>
       </w:r>
     </w:p>
-    <w:bookmarkEnd w:id="111"/>
-    <w:bookmarkStart w:id="113" w:name="ref-reardonkalogridesshores2019"/>
+    <w:bookmarkEnd w:id="122"/>
+    <w:bookmarkStart w:id="124" w:name="ref-reardonkalogridesshores2019"/>
     <w:p>
       <w:pPr>
         <w:pStyle w:val="Bibliography"/>
@@ -18725,7 +18653,7 @@
       <w:r>
         <w:t xml:space="preserve"> </w:t>
       </w:r>
-      <w:hyperlink r:id="rId112">
+      <w:hyperlink r:id="rId123">
         <w:r>
           <w:rPr>
             <w:rStyle w:val="Hyperlink"/>
@@ -18734,8 +18662,8 @@
         </w:r>
       </w:hyperlink>
     </w:p>
-    <w:bookmarkEnd w:id="113"/>
-    <w:bookmarkStart w:id="115" w:name="ref-rigbystasinopoulos2005"/>
+    <w:bookmarkEnd w:id="124"/>
+    <w:bookmarkStart w:id="126" w:name="ref-rigbystasinopoulos2005"/>
     <w:p>
       <w:pPr>
         <w:pStyle w:val="Bibliography"/>
@@ -18772,7 +18700,7 @@
       <w:r>
         <w:t xml:space="preserve"> </w:t>
       </w:r>
-      <w:hyperlink r:id="rId114">
+      <w:hyperlink r:id="rId125">
         <w:r>
           <w:rPr>
             <w:rStyle w:val="Hyperlink"/>
@@ -18781,8 +18709,8 @@
         </w:r>
       </w:hyperlink>
     </w:p>
-    <w:bookmarkEnd w:id="115"/>
-    <w:bookmarkStart w:id="117" w:name="ref-roth2001ethnic"/>
+    <w:bookmarkEnd w:id="126"/>
+    <w:bookmarkStart w:id="128" w:name="ref-roth2001ethnic"/>
     <w:p>
       <w:pPr>
         <w:pStyle w:val="Bibliography"/>
@@ -18819,7 +18747,7 @@
       <w:r>
         <w:t xml:space="preserve"> </w:t>
       </w:r>
-      <w:hyperlink r:id="rId116">
+      <w:hyperlink r:id="rId127">
         <w:r>
           <w:rPr>
             <w:rStyle w:val="Hyperlink"/>
@@ -18828,8 +18756,8 @@
         </w:r>
       </w:hyperlink>
     </w:p>
-    <w:bookmarkEnd w:id="117"/>
-    <w:bookmarkStart w:id="119" w:name="ref-rubin1984bayesianly"/>
+    <w:bookmarkEnd w:id="128"/>
+    <w:bookmarkStart w:id="130" w:name="ref-rubin1984bayesianly"/>
     <w:p>
       <w:pPr>
         <w:pStyle w:val="Bibliography"/>
@@ -18866,7 +18794,7 @@
       <w:r>
         <w:t xml:space="preserve"> </w:t>
       </w:r>
-      <w:hyperlink r:id="rId118">
+      <w:hyperlink r:id="rId129">
         <w:r>
           <w:rPr>
             <w:rStyle w:val="Hyperlink"/>
@@ -18875,8 +18803,8 @@
         </w:r>
       </w:hyperlink>
     </w:p>
-    <w:bookmarkEnd w:id="119"/>
-    <w:bookmarkStart w:id="121" w:name="ref-rubin1987mi"/>
+    <w:bookmarkEnd w:id="130"/>
+    <w:bookmarkStart w:id="132" w:name="ref-rubin1987mi"/>
     <w:p>
       <w:pPr>
         <w:pStyle w:val="Bibliography"/>
@@ -18900,7 +18828,7 @@
       <w:r>
         <w:t xml:space="preserve"> </w:t>
       </w:r>
-      <w:hyperlink r:id="rId120">
+      <w:hyperlink r:id="rId131">
         <w:r>
           <w:rPr>
             <w:rStyle w:val="Hyperlink"/>
@@ -18909,8 +18837,8 @@
         </w:r>
       </w:hyperlink>
     </w:p>
-    <w:bookmarkEnd w:id="121"/>
-    <w:bookmarkStart w:id="123" w:name="ref-sackettkuncelhezlett2009"/>
+    <w:bookmarkEnd w:id="132"/>
+    <w:bookmarkStart w:id="134" w:name="ref-sackettkuncelhezlett2009"/>
     <w:p>
       <w:pPr>
         <w:pStyle w:val="Bibliography"/>
@@ -18947,7 +18875,7 @@
       <w:r>
         <w:t xml:space="preserve"> </w:t>
       </w:r>
-      <w:hyperlink r:id="rId122">
+      <w:hyperlink r:id="rId133">
         <w:r>
           <w:rPr>
             <w:rStyle w:val="Hyperlink"/>
@@ -18956,8 +18884,8 @@
         </w:r>
       </w:hyperlink>
     </w:p>
-    <w:bookmarkEnd w:id="123"/>
-    <w:bookmarkStart w:id="125" w:name="ref-stasinopoulosrigby2007"/>
+    <w:bookmarkEnd w:id="134"/>
+    <w:bookmarkStart w:id="136" w:name="ref-stasinopoulosrigby2007"/>
     <w:p>
       <w:pPr>
         <w:pStyle w:val="Bibliography"/>
@@ -19009,7 +18937,7 @@
       <w:r>
         <w:t xml:space="preserve"> </w:t>
       </w:r>
-      <w:hyperlink r:id="rId124">
+      <w:hyperlink r:id="rId135">
         <w:r>
           <w:rPr>
             <w:rStyle w:val="Hyperlink"/>
@@ -19018,8 +18946,8 @@
         </w:r>
       </w:hyperlink>
     </w:p>
-    <w:bookmarkEnd w:id="125"/>
-    <w:bookmarkStart w:id="127" w:name="ref-vehtari2021rhat"/>
+    <w:bookmarkEnd w:id="136"/>
+    <w:bookmarkStart w:id="138" w:name="ref-vehtari2021rhat"/>
     <w:p>
       <w:pPr>
         <w:pStyle w:val="Bibliography"/>
@@ -19086,7 +19014,7 @@
       <w:r>
         <w:t xml:space="preserve"> </w:t>
       </w:r>
-      <w:hyperlink r:id="rId126">
+      <w:hyperlink r:id="rId137">
         <w:r>
           <w:rPr>
             <w:rStyle w:val="Hyperlink"/>
@@ -19095,8 +19023,8 @@
         </w:r>
       </w:hyperlink>
     </w:p>
-    <w:bookmarkEnd w:id="127"/>
-    <w:bookmarkStart w:id="129" w:name="ref-wangheitjan2008"/>
+    <w:bookmarkEnd w:id="138"/>
+    <w:bookmarkStart w:id="140" w:name="ref-wangheitjan2008"/>
     <w:p>
       <w:pPr>
         <w:pStyle w:val="Bibliography"/>
@@ -19133,7 +19061,7 @@
       <w:r>
         <w:t xml:space="preserve"> </w:t>
       </w:r>
-      <w:hyperlink r:id="rId128">
+      <w:hyperlink r:id="rId139">
         <w:r>
           <w:rPr>
             <w:rStyle w:val="Hyperlink"/>
@@ -19142,8 +19070,8 @@
         </w:r>
       </w:hyperlink>
     </w:p>
-    <w:bookmarkEnd w:id="129"/>
-    <w:bookmarkStart w:id="131" w:name="ref-wickham2016ggplot2"/>
+    <w:bookmarkEnd w:id="140"/>
+    <w:bookmarkStart w:id="142" w:name="ref-wickham2016ggplot2"/>
     <w:p>
       <w:pPr>
         <w:pStyle w:val="Bibliography"/>
@@ -19177,7 +19105,7 @@
       <w:r>
         <w:t xml:space="preserve"> </w:t>
       </w:r>
-      <w:hyperlink r:id="rId130">
+      <w:hyperlink r:id="rId141">
         <w:r>
           <w:rPr>
             <w:rStyle w:val="Hyperlink"/>
@@ -19186,8 +19114,8 @@
         </w:r>
       </w:hyperlink>
     </w:p>
-    <w:bookmarkEnd w:id="131"/>
-    <w:bookmarkStart w:id="132" w:name="ref-wickham2023dplyr"/>
+    <w:bookmarkEnd w:id="142"/>
+    <w:bookmarkStart w:id="143" w:name="ref-wickham2023dplyr"/>
     <w:p>
       <w:pPr>
         <w:pStyle w:val="Bibliography"/>
@@ -19216,9 +19144,9 @@
         <w:t xml:space="preserve">.</w:t>
       </w:r>
     </w:p>
-    <w:bookmarkEnd w:id="132"/>
-    <w:bookmarkEnd w:id="133"/>
-    <w:bookmarkEnd w:id="134"/>
+    <w:bookmarkEnd w:id="143"/>
+    <w:bookmarkEnd w:id="144"/>
+    <w:bookmarkEnd w:id="145"/>
     <w:sectPr>
       <w:footnotePr>
         <w:numRestart w:val="eachSect"/>
@@ -19248,7 +19176,7 @@
       </w:r>
     </w:p>
   </w:footnote>
-  <w:footnote w:id="11">
+  <w:footnote w:id="22">
     <w:p>
       <w:pPr>
         <w:pStyle w:val="FootnoteText"/>
@@ -19357,7 +19285,7 @@
       </w:r>
     </w:p>
   </w:footnote>
-  <w:footnote w:id="26">
+  <w:footnote w:id="37">
     <w:p>
       <w:pPr>
         <w:pStyle w:val="FootnoteText"/>
